--- a/report/Малов. Практика №2 ДЗ.docx
+++ b/report/Малов. Практика №2 ДЗ.docx
@@ -4,7 +4,7 @@
   <w:body>
     <w:p>
       <w:pPr>
-        <w:pStyle w:val="678"/>
+        <w:pStyle w:val="895"/>
         <w:pBdr/>
         <w:spacing w:before="74" w:line="388" w:lineRule="auto"/>
         <w:ind w:right="971" w:left="1113"/>
@@ -87,10 +87,15 @@
           <w:rFonts w:ascii="Calibri" w:hAnsi="Calibri"/>
         </w:rPr>
       </w:r>
+      <w:r>
+        <w:rPr>
+          <w:rFonts w:ascii="Calibri" w:hAnsi="Calibri"/>
+        </w:rPr>
+      </w:r>
     </w:p>
     <w:p>
       <w:pPr>
-        <w:pStyle w:val="678"/>
+        <w:pStyle w:val="895"/>
         <w:pBdr/>
         <w:spacing w:before="7" w:line="398" w:lineRule="auto"/>
         <w:ind w:right="59" w:left="205"/>
@@ -140,7 +145,7 @@
     </w:p>
     <w:p>
       <w:pPr>
-        <w:pStyle w:val="678"/>
+        <w:pStyle w:val="895"/>
         <w:pBdr/>
         <w:spacing w:line="398" w:lineRule="auto"/>
         <w:ind w:right="69" w:left="205"/>
@@ -205,7 +210,7 @@
     </w:p>
     <w:p>
       <w:pPr>
-        <w:pStyle w:val="678"/>
+        <w:pStyle w:val="895"/>
         <w:pBdr/>
         <w:spacing w:line="396" w:lineRule="auto"/>
         <w:ind w:right="971" w:left="1120"/>
@@ -255,7 +260,7 @@
     </w:p>
     <w:p>
       <w:pPr>
-        <w:pStyle w:val="678"/>
+        <w:pStyle w:val="895"/>
         <w:pBdr/>
         <w:spacing w:before="209"/>
         <w:ind/>
@@ -266,7 +271,7 @@
     </w:p>
     <w:p>
       <w:pPr>
-        <w:pStyle w:val="679"/>
+        <w:pStyle w:val="896"/>
         <w:pBdr/>
         <w:spacing/>
         <w:ind/>
@@ -306,7 +311,7 @@
     </w:p>
     <w:p>
       <w:pPr>
-        <w:pStyle w:val="678"/>
+        <w:pStyle w:val="895"/>
         <w:pBdr/>
         <w:spacing w:before="214"/>
         <w:ind w:right="61" w:left="205"/>
@@ -338,10 +343,16 @@
           <w:bCs/>
         </w:rPr>
       </w:r>
+      <w:r>
+        <w:rPr>
+          <w:b/>
+          <w:bCs/>
+        </w:rPr>
+      </w:r>
     </w:p>
     <w:p>
       <w:pPr>
-        <w:pStyle w:val="678"/>
+        <w:pStyle w:val="895"/>
         <w:pBdr/>
         <w:spacing/>
         <w:ind/>
@@ -352,7 +363,7 @@
     </w:p>
     <w:p>
       <w:pPr>
-        <w:pStyle w:val="678"/>
+        <w:pStyle w:val="895"/>
         <w:pBdr/>
         <w:spacing/>
         <w:ind/>
@@ -363,7 +374,7 @@
     </w:p>
     <w:p>
       <w:pPr>
-        <w:pStyle w:val="678"/>
+        <w:pStyle w:val="895"/>
         <w:pBdr/>
         <w:spacing/>
         <w:ind/>
@@ -374,7 +385,7 @@
     </w:p>
     <w:p>
       <w:pPr>
-        <w:pStyle w:val="678"/>
+        <w:pStyle w:val="895"/>
         <w:pBdr/>
         <w:spacing/>
         <w:ind/>
@@ -385,7 +396,7 @@
     </w:p>
     <w:p>
       <w:pPr>
-        <w:pStyle w:val="678"/>
+        <w:pStyle w:val="895"/>
         <w:pBdr/>
         <w:spacing/>
         <w:ind/>
@@ -396,7 +407,7 @@
     </w:p>
     <w:p>
       <w:pPr>
-        <w:pStyle w:val="678"/>
+        <w:pStyle w:val="895"/>
         <w:pBdr/>
         <w:spacing/>
         <w:ind/>
@@ -407,7 +418,7 @@
     </w:p>
     <w:p>
       <w:pPr>
-        <w:pStyle w:val="678"/>
+        <w:pStyle w:val="895"/>
         <w:pBdr/>
         <w:spacing/>
         <w:ind/>
@@ -418,7 +429,7 @@
     </w:p>
     <w:p>
       <w:pPr>
-        <w:pStyle w:val="678"/>
+        <w:pStyle w:val="895"/>
         <w:pBdr/>
         <w:spacing w:before="298"/>
         <w:ind/>
@@ -429,7 +440,7 @@
     </w:p>
     <w:p>
       <w:pPr>
-        <w:pStyle w:val="678"/>
+        <w:pStyle w:val="895"/>
         <w:pBdr/>
         <w:tabs>
           <w:tab w:val="left" w:leader="none" w:pos="8032"/>
@@ -460,7 +471,7 @@
     </w:p>
     <w:p>
       <w:pPr>
-        <w:pStyle w:val="678"/>
+        <w:pStyle w:val="895"/>
         <w:pBdr/>
         <w:tabs>
           <w:tab w:val="left" w:leader="none" w:pos="4729"/>
@@ -539,7 +550,7 @@
     </w:p>
     <w:p>
       <w:pPr>
-        <w:pStyle w:val="678"/>
+        <w:pStyle w:val="895"/>
         <w:pBdr/>
         <w:spacing w:before="213"/>
         <w:ind w:left="5995"/>
@@ -556,7 +567,7 @@
     </w:p>
     <w:p>
       <w:pPr>
-        <w:pStyle w:val="678"/>
+        <w:pStyle w:val="895"/>
         <w:pBdr/>
         <w:spacing/>
         <w:ind/>
@@ -567,7 +578,7 @@
     </w:p>
     <w:p>
       <w:pPr>
-        <w:pStyle w:val="678"/>
+        <w:pStyle w:val="895"/>
         <w:pBdr/>
         <w:spacing/>
         <w:ind/>
@@ -578,7 +589,7 @@
     </w:p>
     <w:p>
       <w:pPr>
-        <w:pStyle w:val="678"/>
+        <w:pStyle w:val="895"/>
         <w:pBdr/>
         <w:spacing/>
         <w:ind/>
@@ -589,7 +600,7 @@
     </w:p>
     <w:p>
       <w:pPr>
-        <w:pStyle w:val="678"/>
+        <w:pStyle w:val="895"/>
         <w:pBdr/>
         <w:spacing/>
         <w:ind/>
@@ -600,7 +611,7 @@
     </w:p>
     <w:p>
       <w:pPr>
-        <w:pStyle w:val="678"/>
+        <w:pStyle w:val="895"/>
         <w:pBdr/>
         <w:spacing/>
         <w:ind/>
@@ -611,7 +622,7 @@
     </w:p>
     <w:p>
       <w:pPr>
-        <w:pStyle w:val="678"/>
+        <w:pStyle w:val="895"/>
         <w:pBdr/>
         <w:spacing/>
         <w:ind/>
@@ -622,7 +633,7 @@
     </w:p>
     <w:p>
       <w:pPr>
-        <w:pStyle w:val="678"/>
+        <w:pStyle w:val="895"/>
         <w:pBdr/>
         <w:spacing/>
         <w:ind/>
@@ -633,7 +644,7 @@
     </w:p>
     <w:p>
       <w:pPr>
-        <w:pStyle w:val="678"/>
+        <w:pStyle w:val="895"/>
         <w:pBdr/>
         <w:spacing/>
         <w:ind/>
@@ -644,7 +655,7 @@
     </w:p>
     <w:p>
       <w:pPr>
-        <w:pStyle w:val="678"/>
+        <w:pStyle w:val="895"/>
         <w:pBdr/>
         <w:spacing/>
         <w:ind/>
@@ -655,7 +666,7 @@
     </w:p>
     <w:p>
       <w:pPr>
-        <w:pStyle w:val="678"/>
+        <w:pStyle w:val="895"/>
         <w:pBdr/>
         <w:spacing/>
         <w:ind/>
@@ -666,7 +677,7 @@
     </w:p>
     <w:p>
       <w:pPr>
-        <w:pStyle w:val="678"/>
+        <w:pStyle w:val="895"/>
         <w:pBdr/>
         <w:spacing/>
         <w:ind/>
@@ -677,7 +688,7 @@
     </w:p>
     <w:p>
       <w:pPr>
-        <w:pStyle w:val="678"/>
+        <w:pStyle w:val="895"/>
         <w:pBdr/>
         <w:spacing/>
         <w:ind/>
@@ -688,7 +699,7 @@
     </w:p>
     <w:p>
       <w:pPr>
-        <w:pStyle w:val="678"/>
+        <w:pStyle w:val="895"/>
         <w:pBdr/>
         <w:spacing w:before="19"/>
         <w:ind/>
@@ -699,7 +710,7 @@
     </w:p>
     <w:p>
       <w:pPr>
-        <w:pStyle w:val="678"/>
+        <w:pStyle w:val="895"/>
         <w:pBdr/>
         <w:spacing/>
         <w:ind w:right="973" w:left="1113"/>
@@ -731,7 +742,7 @@
     </w:p>
     <w:p>
       <w:pPr>
-        <w:pStyle w:val="678"/>
+        <w:pStyle w:val="895"/>
         <w:pBdr/>
         <w:spacing/>
         <w:ind/>
@@ -751,7 +762,7 @@
     </w:p>
     <w:p>
       <w:pPr>
-        <w:pStyle w:val="678"/>
+        <w:pStyle w:val="895"/>
         <w:pBdr/>
         <w:spacing w:before="59"/>
         <w:ind w:right="971" w:left="1117"/>
@@ -779,14 +790,13 @@
     </w:p>
     <w:p>
       <w:pPr>
-        <w:pStyle w:val="678"/>
+        <w:pStyle w:val="895"/>
         <w:pBdr/>
         <w:spacing w:before="59"/>
         <w:ind w:right="971" w:left="1117"/>
         <w:jc w:val="center"/>
         <w:rPr/>
       </w:pPr>
-      <w:r/>
       <w:r>
         <mc:AlternateContent>
           <mc:Choice Requires="wpg">
@@ -857,11 +867,10 @@
         </mc:AlternateContent>
       </w:r>
       <w:r/>
-      <w:r/>
     </w:p>
     <w:p>
       <w:pPr>
-        <w:pStyle w:val="678"/>
+        <w:pStyle w:val="895"/>
         <w:pBdr/>
         <w:spacing w:before="59"/>
         <w:ind w:right="971" w:left="1117"/>
@@ -875,7 +884,7 @@
     </w:p>
     <w:p>
       <w:pPr>
-        <w:pStyle w:val="678"/>
+        <w:pStyle w:val="895"/>
         <w:pBdr/>
         <w:spacing w:before="165"/>
         <w:ind w:left="283"/>
@@ -891,7 +900,7 @@
     </w:p>
     <w:p>
       <w:pPr>
-        <w:pStyle w:val="678"/>
+        <w:pStyle w:val="895"/>
         <w:pBdr/>
         <w:spacing w:before="208" w:line="278" w:lineRule="auto"/>
         <w:ind w:left="283"/>
@@ -925,10 +934,15 @@
           <w:spacing w:val="-2"/>
         </w:rPr>
       </w:r>
+      <w:r>
+        <w:rPr>
+          <w:spacing w:val="-2"/>
+        </w:rPr>
+      </w:r>
     </w:p>
     <w:p>
       <w:pPr>
-        <w:pStyle w:val="678"/>
+        <w:pStyle w:val="895"/>
         <w:pBdr/>
         <w:spacing w:line="398" w:lineRule="auto"/>
         <w:ind w:right="1988" w:firstLine="1843" w:left="4253"/>
@@ -965,7 +979,7 @@
     </w:p>
     <w:p>
       <w:pPr>
-        <w:pStyle w:val="678"/>
+        <w:pStyle w:val="895"/>
         <w:pBdr/>
         <w:spacing/>
         <w:ind w:left="-1134"/>
@@ -974,7 +988,6 @@
           <w:sz w:val="20"/>
         </w:rPr>
       </w:pPr>
-      <w:r/>
       <w:r>
         <mc:AlternateContent>
           <mc:Choice Requires="wpg">
@@ -1044,23 +1057,6 @@
           </mc:Fallback>
         </mc:AlternateContent>
       </w:r>
-      <w:r/>
-      <w:r>
-        <w:rPr>
-          <w:sz w:val="20"/>
-        </w:rPr>
-      </w:r>
-    </w:p>
-    <w:p>
-      <w:pPr>
-        <w:pStyle w:val="678"/>
-        <w:pBdr/>
-        <w:spacing/>
-        <w:ind/>
-        <w:rPr>
-          <w:sz w:val="20"/>
-        </w:rPr>
-      </w:pPr>
       <w:r>
         <w:rPr>
           <w:sz w:val="20"/>
@@ -1074,7 +1070,33 @@
     </w:p>
     <w:p>
       <w:pPr>
-        <w:pStyle w:val="678"/>
+        <w:pStyle w:val="895"/>
+        <w:pBdr/>
+        <w:spacing/>
+        <w:ind/>
+        <w:rPr>
+          <w:sz w:val="20"/>
+        </w:rPr>
+      </w:pPr>
+      <w:r>
+        <w:rPr>
+          <w:sz w:val="20"/>
+        </w:rPr>
+      </w:r>
+      <w:r>
+        <w:rPr>
+          <w:sz w:val="20"/>
+        </w:rPr>
+      </w:r>
+      <w:r>
+        <w:rPr>
+          <w:sz w:val="20"/>
+        </w:rPr>
+      </w:r>
+    </w:p>
+    <w:p>
+      <w:pPr>
+        <w:pStyle w:val="895"/>
         <w:pBdr/>
         <w:spacing/>
         <w:ind w:left="-1134"/>
@@ -1083,7 +1105,6 @@
           <w:sz w:val="20"/>
         </w:rPr>
       </w:pPr>
-      <w:r/>
       <w:r>
         <mc:AlternateContent>
           <mc:Choice Requires="wpg">
@@ -1112,7 +1133,7 @@
                       <pic:spPr bwMode="auto">
                         <a:xfrm flipH="0" flipV="0">
                           <a:off x="0" y="0"/>
-                          <a:ext cx="4866299" cy="1966663"/>
+                          <a:ext cx="4866298" cy="1966663"/>
                         </a:xfrm>
                         <a:prstGeom prst="rect">
                           <a:avLst/>
@@ -1153,7 +1174,11 @@
           </mc:Fallback>
         </mc:AlternateContent>
       </w:r>
-      <w:r/>
+      <w:r>
+        <w:rPr>
+          <w:sz w:val="20"/>
+        </w:rPr>
+      </w:r>
       <w:r>
         <w:rPr>
           <w:sz w:val="20"/>
@@ -1162,7 +1187,7 @@
     </w:p>
     <w:p>
       <w:pPr>
-        <w:pStyle w:val="678"/>
+        <w:pStyle w:val="895"/>
         <w:pBdr/>
         <w:spacing/>
         <w:ind w:left="-1134"/>
@@ -1179,7 +1204,6 @@
           <w:cols w:num="1" w:sep="0" w:space="720" w:equalWidth="1"/>
         </w:sectPr>
       </w:pPr>
-      <w:r/>
       <w:r>
         <mc:AlternateContent>
           <mc:Choice Requires="wpg">
@@ -1249,23 +1273,6 @@
           </mc:Fallback>
         </mc:AlternateContent>
       </w:r>
-      <w:r/>
-      <w:r>
-        <w:rPr>
-          <w:sz w:val="20"/>
-        </w:rPr>
-      </w:r>
-    </w:p>
-    <w:p>
-      <w:pPr>
-        <w:pStyle w:val="678"/>
-        <w:pBdr/>
-        <w:spacing/>
-        <w:ind w:left="709"/>
-        <w:rPr>
-          <w:sz w:val="20"/>
-        </w:rPr>
-      </w:pPr>
       <w:r>
         <w:rPr>
           <w:sz w:val="20"/>
@@ -1279,7 +1286,33 @@
     </w:p>
     <w:p>
       <w:pPr>
-        <w:pStyle w:val="678"/>
+        <w:pStyle w:val="895"/>
+        <w:pBdr/>
+        <w:spacing/>
+        <w:ind w:left="709"/>
+        <w:rPr>
+          <w:sz w:val="20"/>
+        </w:rPr>
+      </w:pPr>
+      <w:r>
+        <w:rPr>
+          <w:sz w:val="20"/>
+        </w:rPr>
+      </w:r>
+      <w:r>
+        <w:rPr>
+          <w:sz w:val="20"/>
+        </w:rPr>
+      </w:r>
+      <w:r>
+        <w:rPr>
+          <w:sz w:val="20"/>
+        </w:rPr>
+      </w:r>
+    </w:p>
+    <w:p>
+      <w:pPr>
+        <w:pStyle w:val="895"/>
         <w:pBdr/>
         <w:spacing/>
         <w:ind w:left="709"/>
@@ -1288,6 +1321,12 @@
           <w:lang w:val="en-US"/>
         </w:rPr>
       </w:pPr>
+      <w:r>
+        <w:rPr>
+          <w:sz w:val="20"/>
+          <w:lang w:val="en-US"/>
+        </w:rPr>
+      </w:r>
       <w:r>
         <w:rPr>
           <w:sz w:val="20"/>
@@ -1303,7 +1342,7 @@
     </w:p>
     <w:p>
       <w:pPr>
-        <w:pStyle w:val="678"/>
+        <w:pStyle w:val="895"/>
         <w:pBdr/>
         <w:spacing/>
         <w:ind w:left="709"/>
@@ -1312,6 +1351,12 @@
           <w:lang w:val="en-US"/>
         </w:rPr>
       </w:pPr>
+      <w:r>
+        <w:rPr>
+          <w:sz w:val="20"/>
+          <w:lang w:val="en-US"/>
+        </w:rPr>
+      </w:r>
       <w:r>
         <w:rPr>
           <w:sz w:val="20"/>
@@ -1327,7 +1372,7 @@
     </w:p>
     <w:p>
       <w:pPr>
-        <w:pStyle w:val="678"/>
+        <w:pStyle w:val="895"/>
         <w:pBdr/>
         <w:spacing/>
         <w:ind w:left="709"/>
@@ -1356,10 +1401,16 @@
           <w:szCs w:val="30"/>
         </w:rPr>
       </w:r>
+      <w:r>
+        <w:rPr>
+          <w:sz w:val="30"/>
+          <w:szCs w:val="30"/>
+        </w:rPr>
+      </w:r>
     </w:p>
     <w:p>
       <w:pPr>
-        <w:pStyle w:val="678"/>
+        <w:pStyle w:val="895"/>
         <w:pBdr/>
         <w:spacing/>
         <w:ind/>
@@ -1367,6 +1418,11 @@
           <w:sz w:val="20"/>
         </w:rPr>
       </w:pPr>
+      <w:r>
+        <w:rPr>
+          <w:sz w:val="20"/>
+        </w:rPr>
+      </w:r>
       <w:r>
         <w:rPr>
           <w:sz w:val="20"/>
@@ -1380,7 +1436,7 @@
     </w:p>
     <w:p>
       <w:pPr>
-        <w:pStyle w:val="678"/>
+        <w:pStyle w:val="895"/>
         <w:pBdr/>
         <w:spacing/>
         <w:ind w:left="1080"/>
@@ -1501,10 +1557,17 @@
           <w:lang w:val="en-US"/>
         </w:rPr>
       </w:r>
+      <w:r>
+        <w:rPr>
+          <w:sz w:val="30"/>
+          <w:szCs w:val="30"/>
+          <w:lang w:val="en-US"/>
+        </w:rPr>
+      </w:r>
     </w:p>
     <w:p>
       <w:pPr>
-        <w:pStyle w:val="678"/>
+        <w:pStyle w:val="895"/>
         <w:pBdr/>
         <w:spacing/>
         <w:ind w:left="1080"/>
@@ -1529,10 +1592,17 @@
           <w:lang w:val="en-US"/>
         </w:rPr>
       </w:r>
+      <w:r>
+        <w:rPr>
+          <w:sz w:val="30"/>
+          <w:szCs w:val="30"/>
+          <w:lang w:val="en-US"/>
+        </w:rPr>
+      </w:r>
     </w:p>
     <w:p>
       <w:pPr>
-        <w:pStyle w:val="678"/>
+        <w:pStyle w:val="895"/>
         <w:pBdr/>
         <w:spacing/>
         <w:ind w:left="1080"/>
@@ -1656,13 +1726,6 @@
         </w:rPr>
         <w:t xml:space="preserve">4</w:t>
       </w:r>
-      <w:r/>
-      <w:r>
-        <w:rPr>
-          <w:sz w:val="30"/>
-          <w:szCs w:val="30"/>
-        </w:rPr>
-      </w:r>
       <w:r>
         <w:rPr>
           <w:sz w:val="30"/>
@@ -1727,10 +1790,16 @@
           <w:szCs w:val="30"/>
         </w:rPr>
       </w:r>
+      <w:r>
+        <w:rPr>
+          <w:sz w:val="30"/>
+          <w:szCs w:val="30"/>
+        </w:rPr>
+      </w:r>
     </w:p>
     <w:p>
       <w:pPr>
-        <w:pStyle w:val="678"/>
+        <w:pStyle w:val="895"/>
         <w:pBdr/>
         <w:spacing/>
         <w:ind w:left="1080"/>
@@ -1739,6 +1808,12 @@
           <w:szCs w:val="30"/>
         </w:rPr>
       </w:pPr>
+      <w:r>
+        <w:rPr>
+          <w:sz w:val="30"/>
+          <w:szCs w:val="30"/>
+        </w:rPr>
+      </w:r>
       <w:r>
         <w:rPr>
           <w:sz w:val="30"/>
@@ -1754,7 +1829,7 @@
     </w:p>
     <w:p>
       <w:pPr>
-        <w:pStyle w:val="678"/>
+        <w:pStyle w:val="895"/>
         <w:pBdr/>
         <w:spacing/>
         <w:ind w:left="1080"/>
@@ -1784,15 +1859,8 @@
           <w:sz w:val="30"/>
           <w:szCs w:val="30"/>
         </w:rPr>
-      </w:r>
-      <w:r>
-        <w:rPr>
-          <w:sz w:val="30"/>
-          <w:szCs w:val="30"/>
-        </w:rPr>
         <w:t xml:space="preserve">∫</w:t>
       </w:r>
-      <w:r/>
       <w:r>
         <w:rPr>
           <w:sz w:val="30"/>
@@ -1816,14 +1884,6 @@
           <w:lang w:val="en-US"/>
         </w:rPr>
         <w:t xml:space="preserve"> </w:t>
-      </w:r>
-      <w:r/>
-      <w:r>
-        <w:rPr>
-          <w:sz w:val="30"/>
-          <w:szCs w:val="30"/>
-          <w:lang w:val="en-US"/>
-        </w:rPr>
       </w:r>
       <w:r>
         <w:rPr>
@@ -1849,7 +1909,6 @@
         </w:rPr>
         <w:t xml:space="preserve"> </w:t>
       </w:r>
-      <w:r/>
       <w:r>
         <w:rPr>
           <w:sz w:val="30"/>
@@ -1857,14 +1916,6 @@
           <w:lang w:val="en-US"/>
         </w:rPr>
         <w:t xml:space="preserve"> 4</w:t>
-      </w:r>
-      <w:r/>
-      <w:r>
-        <w:rPr>
-          <w:sz w:val="30"/>
-          <w:szCs w:val="30"/>
-          <w:lang w:val="en-US"/>
-        </w:rPr>
       </w:r>
       <w:r>
         <w:rPr>
@@ -1918,10 +1969,17 @@
           <w:lang w:val="en-US"/>
         </w:rPr>
       </w:r>
+      <w:r>
+        <w:rPr>
+          <w:sz w:val="30"/>
+          <w:szCs w:val="30"/>
+          <w:lang w:val="en-US"/>
+        </w:rPr>
+      </w:r>
     </w:p>
     <w:p>
       <w:pPr>
-        <w:pStyle w:val="678"/>
+        <w:pStyle w:val="895"/>
         <w:pBdr/>
         <w:spacing/>
         <w:ind w:left="1080"/>
@@ -1930,6 +1988,12 @@
           <w:szCs w:val="30"/>
         </w:rPr>
       </w:pPr>
+      <w:r>
+        <w:rPr>
+          <w:sz w:val="30"/>
+          <w:szCs w:val="30"/>
+        </w:rPr>
+      </w:r>
       <w:r>
         <w:rPr>
           <w:sz w:val="30"/>
@@ -1945,7 +2009,7 @@
     </w:p>
     <w:p>
       <w:pPr>
-        <w:pStyle w:val="678"/>
+        <w:pStyle w:val="895"/>
         <w:pBdr/>
         <w:spacing/>
         <w:ind w:left="1080"/>
@@ -1977,7 +2041,7 @@
     </w:p>
     <w:p>
       <w:pPr>
-        <w:pStyle w:val="678"/>
+        <w:pStyle w:val="895"/>
         <w:pBdr/>
         <w:spacing/>
         <w:ind w:left="1080"/>
@@ -1986,6 +2050,12 @@
           <w:szCs w:val="30"/>
         </w:rPr>
       </w:pPr>
+      <w:r>
+        <w:rPr>
+          <w:sz w:val="30"/>
+          <w:szCs w:val="30"/>
+        </w:rPr>
+      </w:r>
       <w:r>
         <w:rPr>
           <w:sz w:val="30"/>
@@ -2001,7 +2071,7 @@
     </w:p>
     <w:tbl>
       <w:tblPr>
-        <w:tblStyle w:val="687"/>
+        <w:tblStyle w:val="904"/>
         <w:tblInd w:w="1080" w:type="dxa"/>
         <w:tblW w:w="0" w:type="auto"/>
         <w:tblBorders/>
@@ -2051,6 +2121,14 @@
                 <w:lang w:val="en-US"/>
               </w:rPr>
             </w:r>
+            <w:r>
+              <w:rPr>
+                <w:color w:val="000000" w:themeColor="text1"/>
+                <w:sz w:val="30"/>
+                <w:szCs w:val="30"/>
+                <w:lang w:val="en-US"/>
+              </w:rPr>
+            </w:r>
           </w:p>
         </w:tc>
         <w:tc>
@@ -2062,7 +2140,7 @@
           </w:tcPr>
           <w:p>
             <w:pPr>
-              <w:pStyle w:val="678"/>
+              <w:pStyle w:val="895"/>
               <w:pBdr/>
               <w:spacing/>
               <w:ind/>
@@ -2085,6 +2163,12 @@
                 <w:szCs w:val="30"/>
               </w:rPr>
             </w:r>
+            <w:r>
+              <w:rPr>
+                <w:sz w:val="30"/>
+                <w:szCs w:val="30"/>
+              </w:rPr>
+            </w:r>
           </w:p>
         </w:tc>
         <w:tc>
@@ -2096,7 +2180,7 @@
           </w:tcPr>
           <w:p>
             <w:pPr>
-              <w:pStyle w:val="678"/>
+              <w:pStyle w:val="895"/>
               <w:pBdr/>
               <w:spacing/>
               <w:ind/>
@@ -2120,6 +2204,12 @@
                 <w:szCs w:val="30"/>
               </w:rPr>
             </w:r>
+            <w:r>
+              <w:rPr>
+                <w:sz w:val="30"/>
+                <w:szCs w:val="30"/>
+              </w:rPr>
+            </w:r>
           </w:p>
         </w:tc>
       </w:tr>
@@ -2134,7 +2224,7 @@
           </w:tcPr>
           <w:p>
             <w:pPr>
-              <w:pStyle w:val="678"/>
+              <w:pStyle w:val="895"/>
               <w:pBdr/>
               <w:spacing/>
               <w:ind/>
@@ -2158,6 +2248,12 @@
                 <w:szCs w:val="30"/>
               </w:rPr>
             </w:r>
+            <w:r>
+              <w:rPr>
+                <w:sz w:val="30"/>
+                <w:szCs w:val="30"/>
+              </w:rPr>
+            </w:r>
           </w:p>
         </w:tc>
         <w:tc>
@@ -2169,7 +2265,7 @@
           </w:tcPr>
           <w:p>
             <w:pPr>
-              <w:pStyle w:val="678"/>
+              <w:pStyle w:val="895"/>
               <w:pBdr/>
               <w:spacing/>
               <w:ind/>
@@ -2197,6 +2293,7 @@
               <w:rPr>
                 <w:sz w:val="30"/>
                 <w:szCs w:val="30"/>
+                <w:lang w:val="en-US"/>
               </w:rPr>
             </w:r>
             <w:r>
@@ -2217,7 +2314,7 @@
           </w:tcPr>
           <w:p>
             <w:pPr>
-              <w:pStyle w:val="678"/>
+              <w:pStyle w:val="895"/>
               <w:pBdr/>
               <w:spacing/>
               <w:ind/>
@@ -2266,7 +2363,7 @@
           </w:tcPr>
           <w:p>
             <w:pPr>
-              <w:pStyle w:val="678"/>
+              <w:pStyle w:val="895"/>
               <w:pBdr/>
               <w:spacing/>
               <w:ind/>
@@ -2296,18 +2393,6 @@
                 <w:szCs w:val="30"/>
               </w:rPr>
             </w:r>
-            <w:r>
-              <w:rPr>
-                <w:sz w:val="30"/>
-                <w:szCs w:val="30"/>
-              </w:rPr>
-            </w:r>
-            <w:r>
-              <w:rPr>
-                <w:sz w:val="30"/>
-                <w:szCs w:val="30"/>
-              </w:rPr>
-            </w:r>
           </w:p>
         </w:tc>
         <w:tc>
@@ -2319,7 +2404,7 @@
           </w:tcPr>
           <w:p>
             <w:pPr>
-              <w:pStyle w:val="678"/>
+              <w:pStyle w:val="895"/>
               <w:pBdr/>
               <w:spacing/>
               <w:ind/>
@@ -2347,6 +2432,7 @@
               <w:rPr>
                 <w:sz w:val="30"/>
                 <w:szCs w:val="30"/>
+                <w:lang w:val="en-US"/>
               </w:rPr>
             </w:r>
             <w:r>
@@ -2367,7 +2453,7 @@
           </w:tcPr>
           <w:p>
             <w:pPr>
-              <w:pStyle w:val="678"/>
+              <w:pStyle w:val="895"/>
               <w:pBdr/>
               <w:spacing/>
               <w:ind/>
@@ -2418,7 +2504,7 @@
           </w:tcPr>
           <w:p>
             <w:pPr>
-              <w:pStyle w:val="678"/>
+              <w:pStyle w:val="895"/>
               <w:pBdr/>
               <w:spacing/>
               <w:ind/>
@@ -2448,18 +2534,6 @@
                 <w:szCs w:val="30"/>
               </w:rPr>
             </w:r>
-            <w:r>
-              <w:rPr>
-                <w:sz w:val="30"/>
-                <w:szCs w:val="30"/>
-              </w:rPr>
-            </w:r>
-            <w:r>
-              <w:rPr>
-                <w:sz w:val="30"/>
-                <w:szCs w:val="30"/>
-              </w:rPr>
-            </w:r>
           </w:p>
         </w:tc>
         <w:tc>
@@ -2471,7 +2545,7 @@
           </w:tcPr>
           <w:p>
             <w:pPr>
-              <w:pStyle w:val="678"/>
+              <w:pStyle w:val="895"/>
               <w:pBdr/>
               <w:spacing/>
               <w:ind/>
@@ -2517,7 +2591,7 @@
           </w:tcPr>
           <w:p>
             <w:pPr>
-              <w:pStyle w:val="678"/>
+              <w:pStyle w:val="895"/>
               <w:pBdr/>
               <w:spacing/>
               <w:ind/>
@@ -2566,7 +2640,7 @@
           </w:tcPr>
           <w:p>
             <w:pPr>
-              <w:pStyle w:val="678"/>
+              <w:pStyle w:val="895"/>
               <w:pBdr/>
               <w:spacing/>
               <w:ind/>
@@ -2596,18 +2670,6 @@
                 <w:szCs w:val="30"/>
               </w:rPr>
             </w:r>
-            <w:r>
-              <w:rPr>
-                <w:sz w:val="30"/>
-                <w:szCs w:val="30"/>
-              </w:rPr>
-            </w:r>
-            <w:r>
-              <w:rPr>
-                <w:sz w:val="30"/>
-                <w:szCs w:val="30"/>
-              </w:rPr>
-            </w:r>
           </w:p>
         </w:tc>
         <w:tc>
@@ -2619,7 +2681,7 @@
           </w:tcPr>
           <w:p>
             <w:pPr>
-              <w:pStyle w:val="678"/>
+              <w:pStyle w:val="895"/>
               <w:pBdr/>
               <w:spacing/>
               <w:ind/>
@@ -2665,7 +2727,7 @@
           </w:tcPr>
           <w:p>
             <w:pPr>
-              <w:pStyle w:val="678"/>
+              <w:pStyle w:val="895"/>
               <w:pBdr/>
               <w:spacing/>
               <w:ind/>
@@ -2714,7 +2776,7 @@
           </w:tcPr>
           <w:p>
             <w:pPr>
-              <w:pStyle w:val="678"/>
+              <w:pStyle w:val="895"/>
               <w:pBdr/>
               <w:spacing/>
               <w:ind/>
@@ -2744,18 +2806,6 @@
                 <w:szCs w:val="30"/>
               </w:rPr>
             </w:r>
-            <w:r>
-              <w:rPr>
-                <w:sz w:val="30"/>
-                <w:szCs w:val="30"/>
-              </w:rPr>
-            </w:r>
-            <w:r>
-              <w:rPr>
-                <w:sz w:val="30"/>
-                <w:szCs w:val="30"/>
-              </w:rPr>
-            </w:r>
           </w:p>
         </w:tc>
         <w:tc>
@@ -2767,7 +2817,7 @@
           </w:tcPr>
           <w:p>
             <w:pPr>
-              <w:pStyle w:val="678"/>
+              <w:pStyle w:val="895"/>
               <w:pBdr/>
               <w:spacing/>
               <w:ind/>
@@ -2795,6 +2845,7 @@
               <w:rPr>
                 <w:sz w:val="30"/>
                 <w:szCs w:val="30"/>
+                <w:lang w:val="en-US"/>
               </w:rPr>
             </w:r>
             <w:r>
@@ -2815,7 +2866,7 @@
           </w:tcPr>
           <w:p>
             <w:pPr>
-              <w:pStyle w:val="678"/>
+              <w:pStyle w:val="895"/>
               <w:pBdr/>
               <w:spacing/>
               <w:ind/>
@@ -2866,7 +2917,7 @@
           </w:tcPr>
           <w:p>
             <w:pPr>
-              <w:pStyle w:val="678"/>
+              <w:pStyle w:val="895"/>
               <w:pBdr/>
               <w:spacing/>
               <w:ind/>
@@ -2896,18 +2947,6 @@
                 <w:szCs w:val="30"/>
               </w:rPr>
             </w:r>
-            <w:r>
-              <w:rPr>
-                <w:sz w:val="30"/>
-                <w:szCs w:val="30"/>
-              </w:rPr>
-            </w:r>
-            <w:r>
-              <w:rPr>
-                <w:sz w:val="30"/>
-                <w:szCs w:val="30"/>
-              </w:rPr>
-            </w:r>
           </w:p>
         </w:tc>
         <w:tc>
@@ -2919,7 +2958,7 @@
           </w:tcPr>
           <w:p>
             <w:pPr>
-              <w:pStyle w:val="678"/>
+              <w:pStyle w:val="895"/>
               <w:pBdr/>
               <w:spacing/>
               <w:ind/>
@@ -2947,6 +2986,7 @@
               <w:rPr>
                 <w:sz w:val="30"/>
                 <w:szCs w:val="30"/>
+                <w:lang w:val="en-US"/>
               </w:rPr>
             </w:r>
             <w:r>
@@ -2967,7 +3007,7 @@
           </w:tcPr>
           <w:p>
             <w:pPr>
-              <w:pStyle w:val="678"/>
+              <w:pStyle w:val="895"/>
               <w:pBdr/>
               <w:spacing/>
               <w:ind/>
@@ -3019,7 +3059,7 @@
           </w:tcPr>
           <w:p>
             <w:pPr>
-              <w:pStyle w:val="678"/>
+              <w:pStyle w:val="895"/>
               <w:pBdr/>
               <w:spacing/>
               <w:ind/>
@@ -3049,26 +3089,6 @@
                 <w:szCs w:val="30"/>
               </w:rPr>
             </w:r>
-            <w:r>
-              <w:rPr>
-                <w:sz w:val="30"/>
-                <w:szCs w:val="30"/>
-                <w:lang w:val="en-US"/>
-              </w:rPr>
-            </w:r>
-            <w:r>
-              <w:rPr>
-                <w:sz w:val="30"/>
-                <w:szCs w:val="30"/>
-                <w:lang w:val="en-US"/>
-              </w:rPr>
-            </w:r>
-            <w:r>
-              <w:rPr>
-                <w:sz w:val="30"/>
-                <w:szCs w:val="30"/>
-              </w:rPr>
-            </w:r>
           </w:p>
         </w:tc>
         <w:tc>
@@ -3081,7 +3101,7 @@
           </w:tcPr>
           <w:p>
             <w:pPr>
-              <w:pStyle w:val="678"/>
+              <w:pStyle w:val="895"/>
               <w:pBdr/>
               <w:spacing/>
               <w:ind/>
@@ -3127,7 +3147,7 @@
           </w:tcPr>
           <w:p>
             <w:pPr>
-              <w:pStyle w:val="678"/>
+              <w:pStyle w:val="895"/>
               <w:pBdr/>
               <w:spacing/>
               <w:ind/>
@@ -3168,7 +3188,7 @@
     </w:tbl>
     <w:p>
       <w:pPr>
-        <w:pStyle w:val="678"/>
+        <w:pStyle w:val="895"/>
         <w:pBdr/>
         <w:spacing/>
         <w:ind w:left="1080"/>
@@ -3179,6 +3199,13 @@
           <w:lang w:val="en-US"/>
         </w:rPr>
       </w:pPr>
+      <w:r>
+        <w:rPr>
+          <w:sz w:val="30"/>
+          <w:szCs w:val="30"/>
+          <w:lang w:val="en-US"/>
+        </w:rPr>
+      </w:r>
       <w:r>
         <w:rPr>
           <w:sz w:val="30"/>
@@ -3196,7 +3223,7 @@
     </w:p>
     <w:p>
       <w:pPr>
-        <w:pStyle w:val="678"/>
+        <w:pStyle w:val="895"/>
         <w:pBdr/>
         <w:spacing/>
         <w:ind w:left="1080"/>
@@ -3248,10 +3275,16 @@
           <w:szCs w:val="30"/>
         </w:rPr>
       </w:r>
+      <w:r>
+        <w:rPr>
+          <w:sz w:val="30"/>
+          <w:szCs w:val="30"/>
+        </w:rPr>
+      </w:r>
     </w:p>
     <w:p>
       <w:pPr>
-        <w:pStyle w:val="678"/>
+        <w:pStyle w:val="895"/>
         <w:pBdr/>
         <w:spacing/>
         <w:ind w:left="1080"/>
@@ -3262,7 +3295,7 @@
     </w:p>
     <w:p>
       <w:pPr>
-        <w:pStyle w:val="678"/>
+        <w:pStyle w:val="895"/>
         <w:pBdr/>
         <w:spacing/>
         <w:ind w:left="1080"/>
@@ -3291,10 +3324,16 @@
           <w:szCs w:val="30"/>
         </w:rPr>
       </w:r>
+      <w:r>
+        <w:rPr>
+          <w:sz w:val="30"/>
+          <w:szCs w:val="30"/>
+        </w:rPr>
+      </w:r>
     </w:p>
     <w:p>
       <w:pPr>
-        <w:pStyle w:val="678"/>
+        <w:pStyle w:val="895"/>
         <w:pBdr/>
         <w:spacing/>
         <w:ind w:left="1080"/>
@@ -3305,132 +3344,16 @@
     </w:p>
     <w:p>
       <w:pPr>
-        <w:pStyle w:val="678"/>
+        <w:pStyle w:val="895"/>
         <w:pBdr/>
         <w:spacing/>
         <w:ind w:left="1080"/>
         <w:rPr/>
       </w:pPr>
       <w:r/>
-      <w:hyperlink r:id="rId13" w:tooltip="https://github.com/slayver112/informatika/tree/main/alg/lab1" w:history="1">
-        <w:r>
-          <w:rPr>
-            <w:rStyle w:val="683"/>
-            <w:lang w:val="en-US"/>
-          </w:rPr>
-          <w:t xml:space="preserve">https</w:t>
-        </w:r>
-        <w:r>
-          <w:rPr>
-            <w:rStyle w:val="683"/>
-          </w:rPr>
-          <w:t xml:space="preserve">://</w:t>
-        </w:r>
-        <w:r>
-          <w:rPr>
-            <w:rStyle w:val="683"/>
-            <w:lang w:val="en-US"/>
-          </w:rPr>
-          <w:t xml:space="preserve">github</w:t>
-        </w:r>
-        <w:r>
-          <w:rPr>
-            <w:rStyle w:val="683"/>
-          </w:rPr>
-          <w:t xml:space="preserve">.</w:t>
-        </w:r>
-        <w:r>
-          <w:rPr>
-            <w:rStyle w:val="683"/>
-            <w:lang w:val="en-US"/>
-          </w:rPr>
-          <w:t xml:space="preserve">com</w:t>
-        </w:r>
-        <w:r>
-          <w:rPr>
-            <w:rStyle w:val="683"/>
-          </w:rPr>
-          <w:t xml:space="preserve">/</w:t>
-        </w:r>
-        <w:r>
-          <w:rPr>
-            <w:rStyle w:val="683"/>
-            <w:lang w:val="en-US"/>
-          </w:rPr>
-          <w:t xml:space="preserve">slayver</w:t>
-        </w:r>
-        <w:r>
-          <w:rPr>
-            <w:rStyle w:val="683"/>
-          </w:rPr>
-          <w:t xml:space="preserve">112/</w:t>
-        </w:r>
-        <w:r>
-          <w:rPr>
-            <w:rStyle w:val="683"/>
-            <w:lang w:val="en-US"/>
-          </w:rPr>
-          <w:t xml:space="preserve">informatika</w:t>
-        </w:r>
-        <w:r>
-          <w:rPr>
-            <w:rStyle w:val="683"/>
-          </w:rPr>
-          <w:t xml:space="preserve">/</w:t>
-        </w:r>
-        <w:r>
-          <w:rPr>
-            <w:rStyle w:val="683"/>
-            <w:lang w:val="en-US"/>
-          </w:rPr>
-          <w:t xml:space="preserve">tree</w:t>
-        </w:r>
-        <w:r>
-          <w:rPr>
-            <w:rStyle w:val="683"/>
-          </w:rPr>
-          <w:t xml:space="preserve">/</w:t>
-        </w:r>
-        <w:r>
-          <w:rPr>
-            <w:rStyle w:val="683"/>
-            <w:lang w:val="en-US"/>
-          </w:rPr>
-          <w:t xml:space="preserve">main</w:t>
-        </w:r>
-        <w:r>
-          <w:rPr>
-            <w:rStyle w:val="683"/>
-          </w:rPr>
-          <w:t xml:space="preserve">/</w:t>
-        </w:r>
-        <w:r>
-          <w:rPr>
-            <w:rStyle w:val="683"/>
-            <w:lang w:val="en-US"/>
-          </w:rPr>
-          <w:t xml:space="preserve">alg</w:t>
-        </w:r>
-        <w:r>
-          <w:rPr>
-            <w:rStyle w:val="683"/>
-          </w:rPr>
-          <w:t xml:space="preserve">/</w:t>
-        </w:r>
-        <w:r>
-          <w:rPr>
-            <w:rStyle w:val="683"/>
-            <w:lang w:val="en-US"/>
-          </w:rPr>
-          <w:t xml:space="preserve">lab</w:t>
-        </w:r>
-        <w:r>
-          <w:rPr>
-            <w:rStyle w:val="683"/>
-          </w:rPr>
-          <w:t xml:space="preserve">2</w:t>
-        </w:r>
-      </w:hyperlink>
+      <w:r>
+        <w:t xml:space="preserve">https://github.com/IGMA-IGMA/algRAT/tree/main/practice2</w:t>
+      </w:r>
       <w:r/>
       <w:r/>
     </w:p>
@@ -3456,7 +3379,6 @@
         <w:ind/>
         <w:rPr/>
       </w:pPr>
-      <w:r/>
       <w:r>
         <w:separator/>
       </w:r>
@@ -3471,7 +3393,6 @@
         <w:ind/>
         <w:rPr/>
       </w:pPr>
-      <w:r/>
       <w:r>
         <w:continuationSeparator/>
       </w:r>
@@ -3491,7 +3412,6 @@
         <w:ind/>
         <w:rPr/>
       </w:pPr>
-      <w:r/>
       <w:r>
         <w:separator/>
       </w:r>
@@ -3506,7 +3426,6 @@
         <w:ind/>
         <w:rPr/>
       </w:pPr>
-      <w:r/>
       <w:r>
         <w:continuationSeparator/>
       </w:r>
@@ -4346,9 +4265,9 @@
     <w:lsdException w:name="Bibliography" w:uiPriority="37"/>
     <w:lsdException w:name="TOC Heading" w:uiPriority="39" w:qFormat="1"/>
   </w:latentStyles>
-  <w:style w:type="table" w:styleId="13">
+  <w:style w:type="table" w:styleId="709">
     <w:name w:val="Table Grid Light"/>
-    <w:basedOn w:val="675"/>
+    <w:basedOn w:val="892"/>
     <w:uiPriority w:val="59"/>
     <w:pPr>
       <w:pBdr/>
@@ -4545,9 +4464,9 @@
       </w:tcPr>
     </w:tblStylePr>
   </w:style>
-  <w:style w:type="table" w:styleId="14">
+  <w:style w:type="table" w:styleId="710">
     <w:name w:val="Plain Table 1"/>
-    <w:basedOn w:val="675"/>
+    <w:basedOn w:val="892"/>
     <w:uiPriority w:val="59"/>
     <w:pPr>
       <w:pBdr/>
@@ -4770,9 +4689,9 @@
       </w:tcPr>
     </w:tblStylePr>
   </w:style>
-  <w:style w:type="table" w:styleId="15">
+  <w:style w:type="table" w:styleId="711">
     <w:name w:val="Plain Table 2"/>
-    <w:basedOn w:val="675"/>
+    <w:basedOn w:val="892"/>
     <w:uiPriority w:val="59"/>
     <w:pPr>
       <w:pBdr/>
@@ -5003,9 +4922,9 @@
       </w:tcPr>
     </w:tblStylePr>
   </w:style>
-  <w:style w:type="table" w:styleId="16">
+  <w:style w:type="table" w:styleId="712">
     <w:name w:val="Plain Table 3"/>
-    <w:basedOn w:val="675"/>
+    <w:basedOn w:val="892"/>
     <w:uiPriority w:val="99"/>
     <w:pPr>
       <w:pBdr/>
@@ -5233,9 +5152,9 @@
       </w:tcPr>
     </w:tblStylePr>
   </w:style>
-  <w:style w:type="table" w:styleId="17">
+  <w:style w:type="table" w:styleId="713">
     <w:name w:val="Plain Table 4"/>
-    <w:basedOn w:val="675"/>
+    <w:basedOn w:val="892"/>
     <w:uiPriority w:val="99"/>
     <w:pPr>
       <w:pBdr/>
@@ -5449,9 +5368,9 @@
       </w:tcPr>
     </w:tblStylePr>
   </w:style>
-  <w:style w:type="table" w:styleId="18">
+  <w:style w:type="table" w:styleId="714">
     <w:name w:val="Plain Table 5"/>
-    <w:basedOn w:val="675"/>
+    <w:basedOn w:val="892"/>
     <w:uiPriority w:val="99"/>
     <w:pPr>
       <w:pBdr/>
@@ -5682,9 +5601,9 @@
       </w:tcPr>
     </w:tblStylePr>
   </w:style>
-  <w:style w:type="table" w:styleId="19">
+  <w:style w:type="table" w:styleId="715">
     <w:name w:val="Grid Table 1 Light"/>
-    <w:basedOn w:val="675"/>
+    <w:basedOn w:val="892"/>
     <w:uiPriority w:val="99"/>
     <w:pPr>
       <w:pBdr/>
@@ -5905,9 +5824,9 @@
       </w:tcPr>
     </w:tblStylePr>
   </w:style>
-  <w:style w:type="table" w:styleId="20">
+  <w:style w:type="table" w:styleId="716">
     <w:name w:val="Grid Table 1 Light - Accent 1"/>
-    <w:basedOn w:val="675"/>
+    <w:basedOn w:val="892"/>
     <w:uiPriority w:val="99"/>
     <w:pPr>
       <w:pBdr/>
@@ -6128,9 +6047,9 @@
       </w:tcPr>
     </w:tblStylePr>
   </w:style>
-  <w:style w:type="table" w:styleId="21">
+  <w:style w:type="table" w:styleId="717">
     <w:name w:val="Grid Table 1 Light - Accent 2"/>
-    <w:basedOn w:val="675"/>
+    <w:basedOn w:val="892"/>
     <w:uiPriority w:val="99"/>
     <w:pPr>
       <w:pBdr/>
@@ -6351,9 +6270,9 @@
       </w:tcPr>
     </w:tblStylePr>
   </w:style>
-  <w:style w:type="table" w:styleId="22">
+  <w:style w:type="table" w:styleId="718">
     <w:name w:val="Grid Table 1 Light - Accent 3"/>
-    <w:basedOn w:val="675"/>
+    <w:basedOn w:val="892"/>
     <w:uiPriority w:val="99"/>
     <w:pPr>
       <w:pBdr/>
@@ -6574,9 +6493,9 @@
       </w:tcPr>
     </w:tblStylePr>
   </w:style>
-  <w:style w:type="table" w:styleId="23">
+  <w:style w:type="table" w:styleId="719">
     <w:name w:val="Grid Table 1 Light - Accent 4"/>
-    <w:basedOn w:val="675"/>
+    <w:basedOn w:val="892"/>
     <w:uiPriority w:val="99"/>
     <w:pPr>
       <w:pBdr/>
@@ -6797,9 +6716,9 @@
       </w:tcPr>
     </w:tblStylePr>
   </w:style>
-  <w:style w:type="table" w:styleId="24">
+  <w:style w:type="table" w:styleId="720">
     <w:name w:val="Grid Table 1 Light - Accent 5"/>
-    <w:basedOn w:val="675"/>
+    <w:basedOn w:val="892"/>
     <w:uiPriority w:val="99"/>
     <w:pPr>
       <w:pBdr/>
@@ -7020,9 +6939,9 @@
       </w:tcPr>
     </w:tblStylePr>
   </w:style>
-  <w:style w:type="table" w:styleId="25">
+  <w:style w:type="table" w:styleId="721">
     <w:name w:val="Grid Table 1 Light - Accent 6"/>
-    <w:basedOn w:val="675"/>
+    <w:basedOn w:val="892"/>
     <w:uiPriority w:val="99"/>
     <w:pPr>
       <w:pBdr/>
@@ -7243,9 +7162,9 @@
       </w:tcPr>
     </w:tblStylePr>
   </w:style>
-  <w:style w:type="table" w:styleId="26">
+  <w:style w:type="table" w:styleId="722">
     <w:name w:val="Grid Table 2"/>
-    <w:basedOn w:val="675"/>
+    <w:basedOn w:val="892"/>
     <w:uiPriority w:val="99"/>
     <w:pPr>
       <w:pBdr/>
@@ -7475,9 +7394,9 @@
       </w:tcPr>
     </w:tblStylePr>
   </w:style>
-  <w:style w:type="table" w:styleId="27">
+  <w:style w:type="table" w:styleId="723">
     <w:name w:val="Grid Table 2 - Accent 1"/>
-    <w:basedOn w:val="675"/>
+    <w:basedOn w:val="892"/>
     <w:uiPriority w:val="99"/>
     <w:pPr>
       <w:pBdr/>
@@ -7707,9 +7626,9 @@
       </w:tcPr>
     </w:tblStylePr>
   </w:style>
-  <w:style w:type="table" w:styleId="28">
+  <w:style w:type="table" w:styleId="724">
     <w:name w:val="Grid Table 2 - Accent 2"/>
-    <w:basedOn w:val="675"/>
+    <w:basedOn w:val="892"/>
     <w:uiPriority w:val="99"/>
     <w:pPr>
       <w:pBdr/>
@@ -7939,9 +7858,9 @@
       </w:tcPr>
     </w:tblStylePr>
   </w:style>
-  <w:style w:type="table" w:styleId="29">
+  <w:style w:type="table" w:styleId="725">
     <w:name w:val="Grid Table 2 - Accent 3"/>
-    <w:basedOn w:val="675"/>
+    <w:basedOn w:val="892"/>
     <w:uiPriority w:val="99"/>
     <w:pPr>
       <w:pBdr/>
@@ -8171,9 +8090,9 @@
       </w:tcPr>
     </w:tblStylePr>
   </w:style>
-  <w:style w:type="table" w:styleId="30">
+  <w:style w:type="table" w:styleId="726">
     <w:name w:val="Grid Table 2 - Accent 4"/>
-    <w:basedOn w:val="675"/>
+    <w:basedOn w:val="892"/>
     <w:uiPriority w:val="99"/>
     <w:pPr>
       <w:pBdr/>
@@ -8403,9 +8322,9 @@
       </w:tcPr>
     </w:tblStylePr>
   </w:style>
-  <w:style w:type="table" w:styleId="31">
+  <w:style w:type="table" w:styleId="727">
     <w:name w:val="Grid Table 2 - Accent 5"/>
-    <w:basedOn w:val="675"/>
+    <w:basedOn w:val="892"/>
     <w:uiPriority w:val="99"/>
     <w:pPr>
       <w:pBdr/>
@@ -8635,9 +8554,9 @@
       </w:tcPr>
     </w:tblStylePr>
   </w:style>
-  <w:style w:type="table" w:styleId="32">
+  <w:style w:type="table" w:styleId="728">
     <w:name w:val="Grid Table 2 - Accent 6"/>
-    <w:basedOn w:val="675"/>
+    <w:basedOn w:val="892"/>
     <w:uiPriority w:val="99"/>
     <w:pPr>
       <w:pBdr/>
@@ -8867,9 +8786,9 @@
       </w:tcPr>
     </w:tblStylePr>
   </w:style>
-  <w:style w:type="table" w:styleId="33">
+  <w:style w:type="table" w:styleId="729">
     <w:name w:val="Grid Table 3"/>
-    <w:basedOn w:val="675"/>
+    <w:basedOn w:val="892"/>
     <w:uiPriority w:val="99"/>
     <w:pPr>
       <w:pBdr/>
@@ -8968,29 +8887,6 @@
         <w:tblBorders/>
       </w:tblPr>
       <w:tcPr>
-        <w:shd w:color="ffffff"/>
-        <w:tcBorders>
-          <w:top w:val="none" w:color="000000" w:sz="4" w:space="0"/>
-          <w:left w:val="none" w:color="000000" w:sz="4" w:space="0"/>
-          <w:bottom w:val="none" w:color="000000" w:sz="4" w:space="0"/>
-          <w:right w:val="none" w:color="000000" w:sz="4" w:space="0"/>
-        </w:tcBorders>
-      </w:tcPr>
-    </w:tblStylePr>
-    <w:tblStylePr w:type="firstRow">
-      <w:rPr>
-        <w:b/>
-        <w:color w:val="404040"/>
-      </w:rPr>
-      <w:pPr>
-        <w:pBdr/>
-        <w:spacing/>
-        <w:ind/>
-      </w:pPr>
-      <w:tblPr>
-        <w:tblBorders/>
-      </w:tblPr>
-      <w:tcPr>
         <w:shd w:val="clear" w:color="ffffff"/>
         <w:tcBorders>
           <w:top w:val="none" w:color="000000" w:sz="4" w:space="0"/>
@@ -9000,30 +8896,7 @@
         </w:tcBorders>
       </w:tcPr>
     </w:tblStylePr>
-    <w:tblStylePr w:type="lastCol">
-      <w:rPr>
-        <w:i/>
-        <w:color w:val="404040"/>
-      </w:rPr>
-      <w:pPr>
-        <w:pBdr/>
-        <w:spacing/>
-        <w:ind/>
-      </w:pPr>
-      <w:tblPr>
-        <w:tblBorders/>
-      </w:tblPr>
-      <w:tcPr>
-        <w:shd w:color="ffffff"/>
-        <w:tcBorders>
-          <w:top w:val="none" w:color="000000" w:sz="4" w:space="0"/>
-          <w:left w:val="none" w:color="000000" w:sz="4" w:space="0"/>
-          <w:bottom w:val="none" w:color="000000" w:sz="4" w:space="0"/>
-          <w:right w:val="none" w:color="000000" w:sz="4" w:space="0"/>
-        </w:tcBorders>
-      </w:tcPr>
-    </w:tblStylePr>
-    <w:tblStylePr w:type="lastRow">
+    <w:tblStylePr w:type="firstRow">
       <w:rPr>
         <w:b/>
         <w:color w:val="404040"/>
@@ -9046,6 +8919,52 @@
         </w:tcBorders>
       </w:tcPr>
     </w:tblStylePr>
+    <w:tblStylePr w:type="lastCol">
+      <w:rPr>
+        <w:i/>
+        <w:color w:val="404040"/>
+      </w:rPr>
+      <w:pPr>
+        <w:pBdr/>
+        <w:spacing/>
+        <w:ind/>
+      </w:pPr>
+      <w:tblPr>
+        <w:tblBorders/>
+      </w:tblPr>
+      <w:tcPr>
+        <w:shd w:val="clear" w:color="ffffff"/>
+        <w:tcBorders>
+          <w:top w:val="none" w:color="000000" w:sz="4" w:space="0"/>
+          <w:left w:val="none" w:color="000000" w:sz="4" w:space="0"/>
+          <w:bottom w:val="none" w:color="000000" w:sz="4" w:space="0"/>
+          <w:right w:val="none" w:color="000000" w:sz="4" w:space="0"/>
+        </w:tcBorders>
+      </w:tcPr>
+    </w:tblStylePr>
+    <w:tblStylePr w:type="lastRow">
+      <w:rPr>
+        <w:b/>
+        <w:color w:val="404040"/>
+      </w:rPr>
+      <w:pPr>
+        <w:pBdr/>
+        <w:spacing/>
+        <w:ind/>
+      </w:pPr>
+      <w:tblPr>
+        <w:tblBorders/>
+      </w:tblPr>
+      <w:tcPr>
+        <w:shd w:val="clear" w:color="ffffff"/>
+        <w:tcBorders>
+          <w:top w:val="none" w:color="000000" w:sz="4" w:space="0"/>
+          <w:left w:val="none" w:color="000000" w:sz="4" w:space="0"/>
+          <w:bottom w:val="none" w:color="000000" w:sz="4" w:space="0"/>
+          <w:right w:val="none" w:color="000000" w:sz="4" w:space="0"/>
+        </w:tcBorders>
+      </w:tcPr>
+    </w:tblStylePr>
     <w:tblStylePr w:type="nwCell">
       <w:pPr>
         <w:pBdr/>
@@ -9112,9 +9031,9 @@
       </w:tcPr>
     </w:tblStylePr>
   </w:style>
-  <w:style w:type="table" w:styleId="34">
+  <w:style w:type="table" w:styleId="730">
     <w:name w:val="Grid Table 3 - Accent 1"/>
-    <w:basedOn w:val="675"/>
+    <w:basedOn w:val="892"/>
     <w:uiPriority w:val="99"/>
     <w:pPr>
       <w:pBdr/>
@@ -9213,29 +9132,6 @@
         <w:tblBorders/>
       </w:tblPr>
       <w:tcPr>
-        <w:shd w:color="ffffff"/>
-        <w:tcBorders>
-          <w:top w:val="none" w:color="000000" w:sz="4" w:space="0"/>
-          <w:left w:val="none" w:color="000000" w:sz="4" w:space="0"/>
-          <w:bottom w:val="none" w:color="000000" w:sz="4" w:space="0"/>
-          <w:right w:val="none" w:color="000000" w:sz="4" w:space="0"/>
-        </w:tcBorders>
-      </w:tcPr>
-    </w:tblStylePr>
-    <w:tblStylePr w:type="firstRow">
-      <w:rPr>
-        <w:b/>
-        <w:color w:val="404040"/>
-      </w:rPr>
-      <w:pPr>
-        <w:pBdr/>
-        <w:spacing/>
-        <w:ind/>
-      </w:pPr>
-      <w:tblPr>
-        <w:tblBorders/>
-      </w:tblPr>
-      <w:tcPr>
         <w:shd w:val="clear" w:color="ffffff"/>
         <w:tcBorders>
           <w:top w:val="none" w:color="000000" w:sz="4" w:space="0"/>
@@ -9245,30 +9141,7 @@
         </w:tcBorders>
       </w:tcPr>
     </w:tblStylePr>
-    <w:tblStylePr w:type="lastCol">
-      <w:rPr>
-        <w:i/>
-        <w:color w:val="404040"/>
-      </w:rPr>
-      <w:pPr>
-        <w:pBdr/>
-        <w:spacing/>
-        <w:ind/>
-      </w:pPr>
-      <w:tblPr>
-        <w:tblBorders/>
-      </w:tblPr>
-      <w:tcPr>
-        <w:shd w:color="ffffff"/>
-        <w:tcBorders>
-          <w:top w:val="none" w:color="000000" w:sz="4" w:space="0"/>
-          <w:left w:val="none" w:color="000000" w:sz="4" w:space="0"/>
-          <w:bottom w:val="none" w:color="000000" w:sz="4" w:space="0"/>
-          <w:right w:val="none" w:color="000000" w:sz="4" w:space="0"/>
-        </w:tcBorders>
-      </w:tcPr>
-    </w:tblStylePr>
-    <w:tblStylePr w:type="lastRow">
+    <w:tblStylePr w:type="firstRow">
       <w:rPr>
         <w:b/>
         <w:color w:val="404040"/>
@@ -9291,6 +9164,52 @@
         </w:tcBorders>
       </w:tcPr>
     </w:tblStylePr>
+    <w:tblStylePr w:type="lastCol">
+      <w:rPr>
+        <w:i/>
+        <w:color w:val="404040"/>
+      </w:rPr>
+      <w:pPr>
+        <w:pBdr/>
+        <w:spacing/>
+        <w:ind/>
+      </w:pPr>
+      <w:tblPr>
+        <w:tblBorders/>
+      </w:tblPr>
+      <w:tcPr>
+        <w:shd w:val="clear" w:color="ffffff"/>
+        <w:tcBorders>
+          <w:top w:val="none" w:color="000000" w:sz="4" w:space="0"/>
+          <w:left w:val="none" w:color="000000" w:sz="4" w:space="0"/>
+          <w:bottom w:val="none" w:color="000000" w:sz="4" w:space="0"/>
+          <w:right w:val="none" w:color="000000" w:sz="4" w:space="0"/>
+        </w:tcBorders>
+      </w:tcPr>
+    </w:tblStylePr>
+    <w:tblStylePr w:type="lastRow">
+      <w:rPr>
+        <w:b/>
+        <w:color w:val="404040"/>
+      </w:rPr>
+      <w:pPr>
+        <w:pBdr/>
+        <w:spacing/>
+        <w:ind/>
+      </w:pPr>
+      <w:tblPr>
+        <w:tblBorders/>
+      </w:tblPr>
+      <w:tcPr>
+        <w:shd w:val="clear" w:color="ffffff"/>
+        <w:tcBorders>
+          <w:top w:val="none" w:color="000000" w:sz="4" w:space="0"/>
+          <w:left w:val="none" w:color="000000" w:sz="4" w:space="0"/>
+          <w:bottom w:val="none" w:color="000000" w:sz="4" w:space="0"/>
+          <w:right w:val="none" w:color="000000" w:sz="4" w:space="0"/>
+        </w:tcBorders>
+      </w:tcPr>
+    </w:tblStylePr>
     <w:tblStylePr w:type="nwCell">
       <w:pPr>
         <w:pBdr/>
@@ -9357,9 +9276,9 @@
       </w:tcPr>
     </w:tblStylePr>
   </w:style>
-  <w:style w:type="table" w:styleId="35">
+  <w:style w:type="table" w:styleId="731">
     <w:name w:val="Grid Table 3 - Accent 2"/>
-    <w:basedOn w:val="675"/>
+    <w:basedOn w:val="892"/>
     <w:uiPriority w:val="99"/>
     <w:pPr>
       <w:pBdr/>
@@ -9458,29 +9377,6 @@
         <w:tblBorders/>
       </w:tblPr>
       <w:tcPr>
-        <w:shd w:color="ffffff"/>
-        <w:tcBorders>
-          <w:top w:val="none" w:color="000000" w:sz="4" w:space="0"/>
-          <w:left w:val="none" w:color="000000" w:sz="4" w:space="0"/>
-          <w:bottom w:val="none" w:color="000000" w:sz="4" w:space="0"/>
-          <w:right w:val="none" w:color="000000" w:sz="4" w:space="0"/>
-        </w:tcBorders>
-      </w:tcPr>
-    </w:tblStylePr>
-    <w:tblStylePr w:type="firstRow">
-      <w:rPr>
-        <w:b/>
-        <w:color w:val="404040"/>
-      </w:rPr>
-      <w:pPr>
-        <w:pBdr/>
-        <w:spacing/>
-        <w:ind/>
-      </w:pPr>
-      <w:tblPr>
-        <w:tblBorders/>
-      </w:tblPr>
-      <w:tcPr>
         <w:shd w:val="clear" w:color="ffffff"/>
         <w:tcBorders>
           <w:top w:val="none" w:color="000000" w:sz="4" w:space="0"/>
@@ -9490,30 +9386,7 @@
         </w:tcBorders>
       </w:tcPr>
     </w:tblStylePr>
-    <w:tblStylePr w:type="lastCol">
-      <w:rPr>
-        <w:i/>
-        <w:color w:val="404040"/>
-      </w:rPr>
-      <w:pPr>
-        <w:pBdr/>
-        <w:spacing/>
-        <w:ind/>
-      </w:pPr>
-      <w:tblPr>
-        <w:tblBorders/>
-      </w:tblPr>
-      <w:tcPr>
-        <w:shd w:color="ffffff"/>
-        <w:tcBorders>
-          <w:top w:val="none" w:color="000000" w:sz="4" w:space="0"/>
-          <w:left w:val="none" w:color="000000" w:sz="4" w:space="0"/>
-          <w:bottom w:val="none" w:color="000000" w:sz="4" w:space="0"/>
-          <w:right w:val="none" w:color="000000" w:sz="4" w:space="0"/>
-        </w:tcBorders>
-      </w:tcPr>
-    </w:tblStylePr>
-    <w:tblStylePr w:type="lastRow">
+    <w:tblStylePr w:type="firstRow">
       <w:rPr>
         <w:b/>
         <w:color w:val="404040"/>
@@ -9536,6 +9409,52 @@
         </w:tcBorders>
       </w:tcPr>
     </w:tblStylePr>
+    <w:tblStylePr w:type="lastCol">
+      <w:rPr>
+        <w:i/>
+        <w:color w:val="404040"/>
+      </w:rPr>
+      <w:pPr>
+        <w:pBdr/>
+        <w:spacing/>
+        <w:ind/>
+      </w:pPr>
+      <w:tblPr>
+        <w:tblBorders/>
+      </w:tblPr>
+      <w:tcPr>
+        <w:shd w:val="clear" w:color="ffffff"/>
+        <w:tcBorders>
+          <w:top w:val="none" w:color="000000" w:sz="4" w:space="0"/>
+          <w:left w:val="none" w:color="000000" w:sz="4" w:space="0"/>
+          <w:bottom w:val="none" w:color="000000" w:sz="4" w:space="0"/>
+          <w:right w:val="none" w:color="000000" w:sz="4" w:space="0"/>
+        </w:tcBorders>
+      </w:tcPr>
+    </w:tblStylePr>
+    <w:tblStylePr w:type="lastRow">
+      <w:rPr>
+        <w:b/>
+        <w:color w:val="404040"/>
+      </w:rPr>
+      <w:pPr>
+        <w:pBdr/>
+        <w:spacing/>
+        <w:ind/>
+      </w:pPr>
+      <w:tblPr>
+        <w:tblBorders/>
+      </w:tblPr>
+      <w:tcPr>
+        <w:shd w:val="clear" w:color="ffffff"/>
+        <w:tcBorders>
+          <w:top w:val="none" w:color="000000" w:sz="4" w:space="0"/>
+          <w:left w:val="none" w:color="000000" w:sz="4" w:space="0"/>
+          <w:bottom w:val="none" w:color="000000" w:sz="4" w:space="0"/>
+          <w:right w:val="none" w:color="000000" w:sz="4" w:space="0"/>
+        </w:tcBorders>
+      </w:tcPr>
+    </w:tblStylePr>
     <w:tblStylePr w:type="nwCell">
       <w:pPr>
         <w:pBdr/>
@@ -9602,9 +9521,9 @@
       </w:tcPr>
     </w:tblStylePr>
   </w:style>
-  <w:style w:type="table" w:styleId="36">
+  <w:style w:type="table" w:styleId="732">
     <w:name w:val="Grid Table 3 - Accent 3"/>
-    <w:basedOn w:val="675"/>
+    <w:basedOn w:val="892"/>
     <w:uiPriority w:val="99"/>
     <w:pPr>
       <w:pBdr/>
@@ -9703,29 +9622,6 @@
         <w:tblBorders/>
       </w:tblPr>
       <w:tcPr>
-        <w:shd w:color="ffffff"/>
-        <w:tcBorders>
-          <w:top w:val="none" w:color="000000" w:sz="4" w:space="0"/>
-          <w:left w:val="none" w:color="000000" w:sz="4" w:space="0"/>
-          <w:bottom w:val="none" w:color="000000" w:sz="4" w:space="0"/>
-          <w:right w:val="none" w:color="000000" w:sz="4" w:space="0"/>
-        </w:tcBorders>
-      </w:tcPr>
-    </w:tblStylePr>
-    <w:tblStylePr w:type="firstRow">
-      <w:rPr>
-        <w:b/>
-        <w:color w:val="404040"/>
-      </w:rPr>
-      <w:pPr>
-        <w:pBdr/>
-        <w:spacing/>
-        <w:ind/>
-      </w:pPr>
-      <w:tblPr>
-        <w:tblBorders/>
-      </w:tblPr>
-      <w:tcPr>
         <w:shd w:val="clear" w:color="ffffff"/>
         <w:tcBorders>
           <w:top w:val="none" w:color="000000" w:sz="4" w:space="0"/>
@@ -9735,30 +9631,7 @@
         </w:tcBorders>
       </w:tcPr>
     </w:tblStylePr>
-    <w:tblStylePr w:type="lastCol">
-      <w:rPr>
-        <w:i/>
-        <w:color w:val="404040"/>
-      </w:rPr>
-      <w:pPr>
-        <w:pBdr/>
-        <w:spacing/>
-        <w:ind/>
-      </w:pPr>
-      <w:tblPr>
-        <w:tblBorders/>
-      </w:tblPr>
-      <w:tcPr>
-        <w:shd w:color="ffffff"/>
-        <w:tcBorders>
-          <w:top w:val="none" w:color="000000" w:sz="4" w:space="0"/>
-          <w:left w:val="none" w:color="000000" w:sz="4" w:space="0"/>
-          <w:bottom w:val="none" w:color="000000" w:sz="4" w:space="0"/>
-          <w:right w:val="none" w:color="000000" w:sz="4" w:space="0"/>
-        </w:tcBorders>
-      </w:tcPr>
-    </w:tblStylePr>
-    <w:tblStylePr w:type="lastRow">
+    <w:tblStylePr w:type="firstRow">
       <w:rPr>
         <w:b/>
         <w:color w:val="404040"/>
@@ -9781,6 +9654,52 @@
         </w:tcBorders>
       </w:tcPr>
     </w:tblStylePr>
+    <w:tblStylePr w:type="lastCol">
+      <w:rPr>
+        <w:i/>
+        <w:color w:val="404040"/>
+      </w:rPr>
+      <w:pPr>
+        <w:pBdr/>
+        <w:spacing/>
+        <w:ind/>
+      </w:pPr>
+      <w:tblPr>
+        <w:tblBorders/>
+      </w:tblPr>
+      <w:tcPr>
+        <w:shd w:val="clear" w:color="ffffff"/>
+        <w:tcBorders>
+          <w:top w:val="none" w:color="000000" w:sz="4" w:space="0"/>
+          <w:left w:val="none" w:color="000000" w:sz="4" w:space="0"/>
+          <w:bottom w:val="none" w:color="000000" w:sz="4" w:space="0"/>
+          <w:right w:val="none" w:color="000000" w:sz="4" w:space="0"/>
+        </w:tcBorders>
+      </w:tcPr>
+    </w:tblStylePr>
+    <w:tblStylePr w:type="lastRow">
+      <w:rPr>
+        <w:b/>
+        <w:color w:val="404040"/>
+      </w:rPr>
+      <w:pPr>
+        <w:pBdr/>
+        <w:spacing/>
+        <w:ind/>
+      </w:pPr>
+      <w:tblPr>
+        <w:tblBorders/>
+      </w:tblPr>
+      <w:tcPr>
+        <w:shd w:val="clear" w:color="ffffff"/>
+        <w:tcBorders>
+          <w:top w:val="none" w:color="000000" w:sz="4" w:space="0"/>
+          <w:left w:val="none" w:color="000000" w:sz="4" w:space="0"/>
+          <w:bottom w:val="none" w:color="000000" w:sz="4" w:space="0"/>
+          <w:right w:val="none" w:color="000000" w:sz="4" w:space="0"/>
+        </w:tcBorders>
+      </w:tcPr>
+    </w:tblStylePr>
     <w:tblStylePr w:type="nwCell">
       <w:pPr>
         <w:pBdr/>
@@ -9847,9 +9766,9 @@
       </w:tcPr>
     </w:tblStylePr>
   </w:style>
-  <w:style w:type="table" w:styleId="37">
+  <w:style w:type="table" w:styleId="733">
     <w:name w:val="Grid Table 3 - Accent 4"/>
-    <w:basedOn w:val="675"/>
+    <w:basedOn w:val="892"/>
     <w:uiPriority w:val="99"/>
     <w:pPr>
       <w:pBdr/>
@@ -9948,29 +9867,6 @@
         <w:tblBorders/>
       </w:tblPr>
       <w:tcPr>
-        <w:shd w:color="ffffff"/>
-        <w:tcBorders>
-          <w:top w:val="none" w:color="000000" w:sz="4" w:space="0"/>
-          <w:left w:val="none" w:color="000000" w:sz="4" w:space="0"/>
-          <w:bottom w:val="none" w:color="000000" w:sz="4" w:space="0"/>
-          <w:right w:val="none" w:color="000000" w:sz="4" w:space="0"/>
-        </w:tcBorders>
-      </w:tcPr>
-    </w:tblStylePr>
-    <w:tblStylePr w:type="firstRow">
-      <w:rPr>
-        <w:b/>
-        <w:color w:val="404040"/>
-      </w:rPr>
-      <w:pPr>
-        <w:pBdr/>
-        <w:spacing/>
-        <w:ind/>
-      </w:pPr>
-      <w:tblPr>
-        <w:tblBorders/>
-      </w:tblPr>
-      <w:tcPr>
         <w:shd w:val="clear" w:color="ffffff"/>
         <w:tcBorders>
           <w:top w:val="none" w:color="000000" w:sz="4" w:space="0"/>
@@ -9980,30 +9876,7 @@
         </w:tcBorders>
       </w:tcPr>
     </w:tblStylePr>
-    <w:tblStylePr w:type="lastCol">
-      <w:rPr>
-        <w:i/>
-        <w:color w:val="404040"/>
-      </w:rPr>
-      <w:pPr>
-        <w:pBdr/>
-        <w:spacing/>
-        <w:ind/>
-      </w:pPr>
-      <w:tblPr>
-        <w:tblBorders/>
-      </w:tblPr>
-      <w:tcPr>
-        <w:shd w:color="ffffff"/>
-        <w:tcBorders>
-          <w:top w:val="none" w:color="000000" w:sz="4" w:space="0"/>
-          <w:left w:val="none" w:color="000000" w:sz="4" w:space="0"/>
-          <w:bottom w:val="none" w:color="000000" w:sz="4" w:space="0"/>
-          <w:right w:val="none" w:color="000000" w:sz="4" w:space="0"/>
-        </w:tcBorders>
-      </w:tcPr>
-    </w:tblStylePr>
-    <w:tblStylePr w:type="lastRow">
+    <w:tblStylePr w:type="firstRow">
       <w:rPr>
         <w:b/>
         <w:color w:val="404040"/>
@@ -10026,6 +9899,52 @@
         </w:tcBorders>
       </w:tcPr>
     </w:tblStylePr>
+    <w:tblStylePr w:type="lastCol">
+      <w:rPr>
+        <w:i/>
+        <w:color w:val="404040"/>
+      </w:rPr>
+      <w:pPr>
+        <w:pBdr/>
+        <w:spacing/>
+        <w:ind/>
+      </w:pPr>
+      <w:tblPr>
+        <w:tblBorders/>
+      </w:tblPr>
+      <w:tcPr>
+        <w:shd w:val="clear" w:color="ffffff"/>
+        <w:tcBorders>
+          <w:top w:val="none" w:color="000000" w:sz="4" w:space="0"/>
+          <w:left w:val="none" w:color="000000" w:sz="4" w:space="0"/>
+          <w:bottom w:val="none" w:color="000000" w:sz="4" w:space="0"/>
+          <w:right w:val="none" w:color="000000" w:sz="4" w:space="0"/>
+        </w:tcBorders>
+      </w:tcPr>
+    </w:tblStylePr>
+    <w:tblStylePr w:type="lastRow">
+      <w:rPr>
+        <w:b/>
+        <w:color w:val="404040"/>
+      </w:rPr>
+      <w:pPr>
+        <w:pBdr/>
+        <w:spacing/>
+        <w:ind/>
+      </w:pPr>
+      <w:tblPr>
+        <w:tblBorders/>
+      </w:tblPr>
+      <w:tcPr>
+        <w:shd w:val="clear" w:color="ffffff"/>
+        <w:tcBorders>
+          <w:top w:val="none" w:color="000000" w:sz="4" w:space="0"/>
+          <w:left w:val="none" w:color="000000" w:sz="4" w:space="0"/>
+          <w:bottom w:val="none" w:color="000000" w:sz="4" w:space="0"/>
+          <w:right w:val="none" w:color="000000" w:sz="4" w:space="0"/>
+        </w:tcBorders>
+      </w:tcPr>
+    </w:tblStylePr>
     <w:tblStylePr w:type="nwCell">
       <w:pPr>
         <w:pBdr/>
@@ -10092,9 +10011,9 @@
       </w:tcPr>
     </w:tblStylePr>
   </w:style>
-  <w:style w:type="table" w:styleId="38">
+  <w:style w:type="table" w:styleId="734">
     <w:name w:val="Grid Table 3 - Accent 5"/>
-    <w:basedOn w:val="675"/>
+    <w:basedOn w:val="892"/>
     <w:uiPriority w:val="99"/>
     <w:pPr>
       <w:pBdr/>
@@ -10193,29 +10112,6 @@
         <w:tblBorders/>
       </w:tblPr>
       <w:tcPr>
-        <w:shd w:color="ffffff"/>
-        <w:tcBorders>
-          <w:top w:val="none" w:color="000000" w:sz="4" w:space="0"/>
-          <w:left w:val="none" w:color="000000" w:sz="4" w:space="0"/>
-          <w:bottom w:val="none" w:color="000000" w:sz="4" w:space="0"/>
-          <w:right w:val="none" w:color="000000" w:sz="4" w:space="0"/>
-        </w:tcBorders>
-      </w:tcPr>
-    </w:tblStylePr>
-    <w:tblStylePr w:type="firstRow">
-      <w:rPr>
-        <w:b/>
-        <w:color w:val="404040"/>
-      </w:rPr>
-      <w:pPr>
-        <w:pBdr/>
-        <w:spacing/>
-        <w:ind/>
-      </w:pPr>
-      <w:tblPr>
-        <w:tblBorders/>
-      </w:tblPr>
-      <w:tcPr>
         <w:shd w:val="clear" w:color="ffffff"/>
         <w:tcBorders>
           <w:top w:val="none" w:color="000000" w:sz="4" w:space="0"/>
@@ -10225,30 +10121,7 @@
         </w:tcBorders>
       </w:tcPr>
     </w:tblStylePr>
-    <w:tblStylePr w:type="lastCol">
-      <w:rPr>
-        <w:i/>
-        <w:color w:val="404040"/>
-      </w:rPr>
-      <w:pPr>
-        <w:pBdr/>
-        <w:spacing/>
-        <w:ind/>
-      </w:pPr>
-      <w:tblPr>
-        <w:tblBorders/>
-      </w:tblPr>
-      <w:tcPr>
-        <w:shd w:color="ffffff"/>
-        <w:tcBorders>
-          <w:top w:val="none" w:color="000000" w:sz="4" w:space="0"/>
-          <w:left w:val="none" w:color="000000" w:sz="4" w:space="0"/>
-          <w:bottom w:val="none" w:color="000000" w:sz="4" w:space="0"/>
-          <w:right w:val="none" w:color="000000" w:sz="4" w:space="0"/>
-        </w:tcBorders>
-      </w:tcPr>
-    </w:tblStylePr>
-    <w:tblStylePr w:type="lastRow">
+    <w:tblStylePr w:type="firstRow">
       <w:rPr>
         <w:b/>
         <w:color w:val="404040"/>
@@ -10271,6 +10144,52 @@
         </w:tcBorders>
       </w:tcPr>
     </w:tblStylePr>
+    <w:tblStylePr w:type="lastCol">
+      <w:rPr>
+        <w:i/>
+        <w:color w:val="404040"/>
+      </w:rPr>
+      <w:pPr>
+        <w:pBdr/>
+        <w:spacing/>
+        <w:ind/>
+      </w:pPr>
+      <w:tblPr>
+        <w:tblBorders/>
+      </w:tblPr>
+      <w:tcPr>
+        <w:shd w:val="clear" w:color="ffffff"/>
+        <w:tcBorders>
+          <w:top w:val="none" w:color="000000" w:sz="4" w:space="0"/>
+          <w:left w:val="none" w:color="000000" w:sz="4" w:space="0"/>
+          <w:bottom w:val="none" w:color="000000" w:sz="4" w:space="0"/>
+          <w:right w:val="none" w:color="000000" w:sz="4" w:space="0"/>
+        </w:tcBorders>
+      </w:tcPr>
+    </w:tblStylePr>
+    <w:tblStylePr w:type="lastRow">
+      <w:rPr>
+        <w:b/>
+        <w:color w:val="404040"/>
+      </w:rPr>
+      <w:pPr>
+        <w:pBdr/>
+        <w:spacing/>
+        <w:ind/>
+      </w:pPr>
+      <w:tblPr>
+        <w:tblBorders/>
+      </w:tblPr>
+      <w:tcPr>
+        <w:shd w:val="clear" w:color="ffffff"/>
+        <w:tcBorders>
+          <w:top w:val="none" w:color="000000" w:sz="4" w:space="0"/>
+          <w:left w:val="none" w:color="000000" w:sz="4" w:space="0"/>
+          <w:bottom w:val="none" w:color="000000" w:sz="4" w:space="0"/>
+          <w:right w:val="none" w:color="000000" w:sz="4" w:space="0"/>
+        </w:tcBorders>
+      </w:tcPr>
+    </w:tblStylePr>
     <w:tblStylePr w:type="nwCell">
       <w:pPr>
         <w:pBdr/>
@@ -10337,9 +10256,9 @@
       </w:tcPr>
     </w:tblStylePr>
   </w:style>
-  <w:style w:type="table" w:styleId="39">
+  <w:style w:type="table" w:styleId="735">
     <w:name w:val="Grid Table 3 - Accent 6"/>
-    <w:basedOn w:val="675"/>
+    <w:basedOn w:val="892"/>
     <w:uiPriority w:val="99"/>
     <w:pPr>
       <w:pBdr/>
@@ -10438,29 +10357,6 @@
         <w:tblBorders/>
       </w:tblPr>
       <w:tcPr>
-        <w:shd w:color="ffffff"/>
-        <w:tcBorders>
-          <w:top w:val="none" w:color="000000" w:sz="4" w:space="0"/>
-          <w:left w:val="none" w:color="000000" w:sz="4" w:space="0"/>
-          <w:bottom w:val="none" w:color="000000" w:sz="4" w:space="0"/>
-          <w:right w:val="none" w:color="000000" w:sz="4" w:space="0"/>
-        </w:tcBorders>
-      </w:tcPr>
-    </w:tblStylePr>
-    <w:tblStylePr w:type="firstRow">
-      <w:rPr>
-        <w:b/>
-        <w:color w:val="404040"/>
-      </w:rPr>
-      <w:pPr>
-        <w:pBdr/>
-        <w:spacing/>
-        <w:ind/>
-      </w:pPr>
-      <w:tblPr>
-        <w:tblBorders/>
-      </w:tblPr>
-      <w:tcPr>
         <w:shd w:val="clear" w:color="ffffff"/>
         <w:tcBorders>
           <w:top w:val="none" w:color="000000" w:sz="4" w:space="0"/>
@@ -10470,30 +10366,7 @@
         </w:tcBorders>
       </w:tcPr>
     </w:tblStylePr>
-    <w:tblStylePr w:type="lastCol">
-      <w:rPr>
-        <w:i/>
-        <w:color w:val="404040"/>
-      </w:rPr>
-      <w:pPr>
-        <w:pBdr/>
-        <w:spacing/>
-        <w:ind/>
-      </w:pPr>
-      <w:tblPr>
-        <w:tblBorders/>
-      </w:tblPr>
-      <w:tcPr>
-        <w:shd w:color="ffffff"/>
-        <w:tcBorders>
-          <w:top w:val="none" w:color="000000" w:sz="4" w:space="0"/>
-          <w:left w:val="none" w:color="000000" w:sz="4" w:space="0"/>
-          <w:bottom w:val="none" w:color="000000" w:sz="4" w:space="0"/>
-          <w:right w:val="none" w:color="000000" w:sz="4" w:space="0"/>
-        </w:tcBorders>
-      </w:tcPr>
-    </w:tblStylePr>
-    <w:tblStylePr w:type="lastRow">
+    <w:tblStylePr w:type="firstRow">
       <w:rPr>
         <w:b/>
         <w:color w:val="404040"/>
@@ -10516,6 +10389,52 @@
         </w:tcBorders>
       </w:tcPr>
     </w:tblStylePr>
+    <w:tblStylePr w:type="lastCol">
+      <w:rPr>
+        <w:i/>
+        <w:color w:val="404040"/>
+      </w:rPr>
+      <w:pPr>
+        <w:pBdr/>
+        <w:spacing/>
+        <w:ind/>
+      </w:pPr>
+      <w:tblPr>
+        <w:tblBorders/>
+      </w:tblPr>
+      <w:tcPr>
+        <w:shd w:val="clear" w:color="ffffff"/>
+        <w:tcBorders>
+          <w:top w:val="none" w:color="000000" w:sz="4" w:space="0"/>
+          <w:left w:val="none" w:color="000000" w:sz="4" w:space="0"/>
+          <w:bottom w:val="none" w:color="000000" w:sz="4" w:space="0"/>
+          <w:right w:val="none" w:color="000000" w:sz="4" w:space="0"/>
+        </w:tcBorders>
+      </w:tcPr>
+    </w:tblStylePr>
+    <w:tblStylePr w:type="lastRow">
+      <w:rPr>
+        <w:b/>
+        <w:color w:val="404040"/>
+      </w:rPr>
+      <w:pPr>
+        <w:pBdr/>
+        <w:spacing/>
+        <w:ind/>
+      </w:pPr>
+      <w:tblPr>
+        <w:tblBorders/>
+      </w:tblPr>
+      <w:tcPr>
+        <w:shd w:val="clear" w:color="ffffff"/>
+        <w:tcBorders>
+          <w:top w:val="none" w:color="000000" w:sz="4" w:space="0"/>
+          <w:left w:val="none" w:color="000000" w:sz="4" w:space="0"/>
+          <w:bottom w:val="none" w:color="000000" w:sz="4" w:space="0"/>
+          <w:right w:val="none" w:color="000000" w:sz="4" w:space="0"/>
+        </w:tcBorders>
+      </w:tcPr>
+    </w:tblStylePr>
     <w:tblStylePr w:type="nwCell">
       <w:pPr>
         <w:pBdr/>
@@ -10582,9 +10501,9 @@
       </w:tcPr>
     </w:tblStylePr>
   </w:style>
-  <w:style w:type="table" w:styleId="40">
+  <w:style w:type="table" w:styleId="736">
     <w:name w:val="Grid Table 4"/>
-    <w:basedOn w:val="675"/>
+    <w:basedOn w:val="892"/>
     <w:uiPriority w:val="59"/>
     <w:pPr>
       <w:pBdr/>
@@ -10815,9 +10734,9 @@
       </w:tcPr>
     </w:tblStylePr>
   </w:style>
-  <w:style w:type="table" w:styleId="41">
+  <w:style w:type="table" w:styleId="737">
     <w:name w:val="Grid Table 4 - Accent 1"/>
-    <w:basedOn w:val="675"/>
+    <w:basedOn w:val="892"/>
     <w:uiPriority w:val="59"/>
     <w:pPr>
       <w:pBdr/>
@@ -11048,9 +10967,9 @@
       </w:tcPr>
     </w:tblStylePr>
   </w:style>
-  <w:style w:type="table" w:styleId="42">
+  <w:style w:type="table" w:styleId="738">
     <w:name w:val="Grid Table 4 - Accent 2"/>
-    <w:basedOn w:val="675"/>
+    <w:basedOn w:val="892"/>
     <w:uiPriority w:val="59"/>
     <w:pPr>
       <w:pBdr/>
@@ -11281,9 +11200,9 @@
       </w:tcPr>
     </w:tblStylePr>
   </w:style>
-  <w:style w:type="table" w:styleId="43">
+  <w:style w:type="table" w:styleId="739">
     <w:name w:val="Grid Table 4 - Accent 3"/>
-    <w:basedOn w:val="675"/>
+    <w:basedOn w:val="892"/>
     <w:uiPriority w:val="59"/>
     <w:pPr>
       <w:pBdr/>
@@ -11514,9 +11433,9 @@
       </w:tcPr>
     </w:tblStylePr>
   </w:style>
-  <w:style w:type="table" w:styleId="44">
+  <w:style w:type="table" w:styleId="740">
     <w:name w:val="Grid Table 4 - Accent 4"/>
-    <w:basedOn w:val="675"/>
+    <w:basedOn w:val="892"/>
     <w:uiPriority w:val="59"/>
     <w:pPr>
       <w:pBdr/>
@@ -11747,9 +11666,9 @@
       </w:tcPr>
     </w:tblStylePr>
   </w:style>
-  <w:style w:type="table" w:styleId="45">
+  <w:style w:type="table" w:styleId="741">
     <w:name w:val="Grid Table 4 - Accent 5"/>
-    <w:basedOn w:val="675"/>
+    <w:basedOn w:val="892"/>
     <w:uiPriority w:val="59"/>
     <w:pPr>
       <w:pBdr/>
@@ -11980,9 +11899,9 @@
       </w:tcPr>
     </w:tblStylePr>
   </w:style>
-  <w:style w:type="table" w:styleId="46">
+  <w:style w:type="table" w:styleId="742">
     <w:name w:val="Grid Table 4 - Accent 6"/>
-    <w:basedOn w:val="675"/>
+    <w:basedOn w:val="892"/>
     <w:uiPriority w:val="59"/>
     <w:pPr>
       <w:pBdr/>
@@ -12213,9 +12132,9 @@
       </w:tcPr>
     </w:tblStylePr>
   </w:style>
-  <w:style w:type="table" w:styleId="47">
+  <w:style w:type="table" w:styleId="743">
     <w:name w:val="Grid Table 5 Dark"/>
-    <w:basedOn w:val="675"/>
+    <w:basedOn w:val="892"/>
     <w:uiPriority w:val="99"/>
     <w:pPr>
       <w:pBdr/>
@@ -12441,9 +12360,9 @@
       </w:tcPr>
     </w:tblStylePr>
   </w:style>
-  <w:style w:type="table" w:styleId="48">
+  <w:style w:type="table" w:styleId="744">
     <w:name w:val="Grid Table 5 Dark- Accent 1"/>
-    <w:basedOn w:val="675"/>
+    <w:basedOn w:val="892"/>
     <w:uiPriority w:val="99"/>
     <w:pPr>
       <w:pBdr/>
@@ -12669,9 +12588,9 @@
       </w:tcPr>
     </w:tblStylePr>
   </w:style>
-  <w:style w:type="table" w:styleId="49">
+  <w:style w:type="table" w:styleId="745">
     <w:name w:val="Grid Table 5 Dark - Accent 2"/>
-    <w:basedOn w:val="675"/>
+    <w:basedOn w:val="892"/>
     <w:uiPriority w:val="99"/>
     <w:pPr>
       <w:pBdr/>
@@ -12897,9 +12816,9 @@
       </w:tcPr>
     </w:tblStylePr>
   </w:style>
-  <w:style w:type="table" w:styleId="50">
+  <w:style w:type="table" w:styleId="746">
     <w:name w:val="Grid Table 5 Dark - Accent 3"/>
-    <w:basedOn w:val="675"/>
+    <w:basedOn w:val="892"/>
     <w:uiPriority w:val="99"/>
     <w:pPr>
       <w:pBdr/>
@@ -13125,9 +13044,9 @@
       </w:tcPr>
     </w:tblStylePr>
   </w:style>
-  <w:style w:type="table" w:styleId="51">
+  <w:style w:type="table" w:styleId="747">
     <w:name w:val="Grid Table 5 Dark- Accent 4"/>
-    <w:basedOn w:val="675"/>
+    <w:basedOn w:val="892"/>
     <w:uiPriority w:val="99"/>
     <w:pPr>
       <w:pBdr/>
@@ -13353,9 +13272,9 @@
       </w:tcPr>
     </w:tblStylePr>
   </w:style>
-  <w:style w:type="table" w:styleId="52">
+  <w:style w:type="table" w:styleId="748">
     <w:name w:val="Grid Table 5 Dark - Accent 5"/>
-    <w:basedOn w:val="675"/>
+    <w:basedOn w:val="892"/>
     <w:uiPriority w:val="99"/>
     <w:pPr>
       <w:pBdr/>
@@ -13581,9 +13500,9 @@
       </w:tcPr>
     </w:tblStylePr>
   </w:style>
-  <w:style w:type="table" w:styleId="53">
+  <w:style w:type="table" w:styleId="749">
     <w:name w:val="Grid Table 5 Dark - Accent 6"/>
-    <w:basedOn w:val="675"/>
+    <w:basedOn w:val="892"/>
     <w:uiPriority w:val="99"/>
     <w:pPr>
       <w:pBdr/>
@@ -13809,9 +13728,9 @@
       </w:tcPr>
     </w:tblStylePr>
   </w:style>
-  <w:style w:type="table" w:styleId="54">
+  <w:style w:type="table" w:styleId="750">
     <w:name w:val="Grid Table 6 Colorful"/>
-    <w:basedOn w:val="675"/>
+    <w:basedOn w:val="892"/>
     <w:uiPriority w:val="99"/>
     <w:pPr>
       <w:pBdr/>
@@ -14039,9 +13958,9 @@
       </w:tcPr>
     </w:tblStylePr>
   </w:style>
-  <w:style w:type="table" w:styleId="55">
+  <w:style w:type="table" w:styleId="751">
     <w:name w:val="Grid Table 6 Colorful - Accent 1"/>
-    <w:basedOn w:val="675"/>
+    <w:basedOn w:val="892"/>
     <w:uiPriority w:val="99"/>
     <w:pPr>
       <w:pBdr/>
@@ -14269,9 +14188,9 @@
       </w:tcPr>
     </w:tblStylePr>
   </w:style>
-  <w:style w:type="table" w:styleId="56">
+  <w:style w:type="table" w:styleId="752">
     <w:name w:val="Grid Table 6 Colorful - Accent 2"/>
-    <w:basedOn w:val="675"/>
+    <w:basedOn w:val="892"/>
     <w:uiPriority w:val="99"/>
     <w:pPr>
       <w:pBdr/>
@@ -14499,9 +14418,9 @@
       </w:tcPr>
     </w:tblStylePr>
   </w:style>
-  <w:style w:type="table" w:styleId="57">
+  <w:style w:type="table" w:styleId="753">
     <w:name w:val="Grid Table 6 Colorful - Accent 3"/>
-    <w:basedOn w:val="675"/>
+    <w:basedOn w:val="892"/>
     <w:uiPriority w:val="99"/>
     <w:pPr>
       <w:pBdr/>
@@ -14729,9 +14648,9 @@
       </w:tcPr>
     </w:tblStylePr>
   </w:style>
-  <w:style w:type="table" w:styleId="58">
+  <w:style w:type="table" w:styleId="754">
     <w:name w:val="Grid Table 6 Colorful - Accent 4"/>
-    <w:basedOn w:val="675"/>
+    <w:basedOn w:val="892"/>
     <w:uiPriority w:val="99"/>
     <w:pPr>
       <w:pBdr/>
@@ -14959,9 +14878,9 @@
       </w:tcPr>
     </w:tblStylePr>
   </w:style>
-  <w:style w:type="table" w:styleId="59">
+  <w:style w:type="table" w:styleId="755">
     <w:name w:val="Grid Table 6 Colorful - Accent 5"/>
-    <w:basedOn w:val="675"/>
+    <w:basedOn w:val="892"/>
     <w:uiPriority w:val="99"/>
     <w:pPr>
       <w:pBdr/>
@@ -15189,9 +15108,9 @@
       </w:tcPr>
     </w:tblStylePr>
   </w:style>
-  <w:style w:type="table" w:styleId="60">
+  <w:style w:type="table" w:styleId="756">
     <w:name w:val="Grid Table 6 Colorful - Accent 6"/>
-    <w:basedOn w:val="675"/>
+    <w:basedOn w:val="892"/>
     <w:uiPriority w:val="99"/>
     <w:pPr>
       <w:pBdr/>
@@ -15419,9 +15338,9 @@
       </w:tcPr>
     </w:tblStylePr>
   </w:style>
-  <w:style w:type="table" w:styleId="61">
+  <w:style w:type="table" w:styleId="757">
     <w:name w:val="Grid Table 7 Colorful"/>
-    <w:basedOn w:val="675"/>
+    <w:basedOn w:val="892"/>
     <w:uiPriority w:val="99"/>
     <w:pPr>
       <w:pBdr/>
@@ -15523,11 +15442,11 @@
         <w:tblBorders/>
       </w:tblPr>
       <w:tcPr>
-        <w:shd w:color="ffffff"/>
+        <w:shd w:val="clear" w:color="ffffff"/>
         <w:tcBorders>
-          <w:top w:val="none"/>
-          <w:left w:val="none"/>
-          <w:bottom w:val="none"/>
+          <w:top w:val="none" w:color="000000" w:sz="4" w:space="0"/>
+          <w:left w:val="none" w:color="000000" w:sz="4" w:space="0"/>
+          <w:bottom w:val="none" w:color="000000" w:sz="4" w:space="0"/>
           <w:right w:val="single" w:color="000000" w:themeColor="text1" w:themeTint="80" w:sz="4" w:space="0"/>
         </w:tcBorders>
       </w:tcPr>
@@ -15550,10 +15469,10 @@
       <w:tcPr>
         <w:shd w:val="clear" w:color="ffffff" w:themeColor="light1" w:fill="ffffff" w:themeFill="light1"/>
         <w:tcBorders>
-          <w:top w:val="none"/>
-          <w:left w:val="none"/>
+          <w:top w:val="none" w:color="000000" w:sz="4" w:space="0"/>
+          <w:left w:val="none" w:color="000000" w:sz="4" w:space="0"/>
           <w:bottom w:val="single" w:color="000000" w:themeColor="text1" w:themeTint="80" w:sz="4" w:space="0"/>
-          <w:right w:val="none"/>
+          <w:right w:val="none" w:color="000000" w:sz="4" w:space="0"/>
         </w:tcBorders>
       </w:tcPr>
     </w:tblStylePr>
@@ -15573,12 +15492,12 @@
         <w:tblBorders/>
       </w:tblPr>
       <w:tcPr>
-        <w:shd w:color="ffffff"/>
+        <w:shd w:val="clear" w:color="ffffff"/>
         <w:tcBorders>
-          <w:top w:val="none"/>
+          <w:top w:val="none" w:color="000000" w:sz="4" w:space="0"/>
           <w:left w:val="single" w:color="000000" w:themeColor="text1" w:themeTint="80" w:sz="4" w:space="0"/>
-          <w:bottom w:val="none"/>
-          <w:right w:val="none"/>
+          <w:bottom w:val="none" w:color="000000" w:sz="4" w:space="0"/>
+          <w:right w:val="none" w:color="000000" w:sz="4" w:space="0"/>
         </w:tcBorders>
       </w:tcPr>
     </w:tblStylePr>
@@ -15601,9 +15520,9 @@
         <w:shd w:val="clear" w:color="ffffff" w:themeColor="light1" w:fill="ffffff" w:themeFill="light1"/>
         <w:tcBorders>
           <w:top w:val="single" w:color="000000" w:themeColor="text1" w:themeTint="80" w:sz="4" w:space="0"/>
-          <w:left w:val="none"/>
-          <w:bottom w:val="none"/>
-          <w:right w:val="none"/>
+          <w:left w:val="none" w:color="000000" w:sz="4" w:space="0"/>
+          <w:bottom w:val="none" w:color="000000" w:sz="4" w:space="0"/>
+          <w:right w:val="none" w:color="000000" w:sz="4" w:space="0"/>
         </w:tcBorders>
       </w:tcPr>
     </w:tblStylePr>
@@ -15673,9 +15592,9 @@
       </w:tcPr>
     </w:tblStylePr>
   </w:style>
-  <w:style w:type="table" w:styleId="62">
+  <w:style w:type="table" w:styleId="758">
     <w:name w:val="Grid Table 7 Colorful - Accent 1"/>
-    <w:basedOn w:val="675"/>
+    <w:basedOn w:val="892"/>
     <w:uiPriority w:val="99"/>
     <w:pPr>
       <w:pBdr/>
@@ -15777,11 +15696,11 @@
         <w:tblBorders/>
       </w:tblPr>
       <w:tcPr>
-        <w:shd w:color="ffffff"/>
+        <w:shd w:val="clear" w:color="ffffff"/>
         <w:tcBorders>
-          <w:top w:val="none"/>
-          <w:left w:val="none"/>
-          <w:bottom w:val="none"/>
+          <w:top w:val="none" w:color="000000" w:sz="4" w:space="0"/>
+          <w:left w:val="none" w:color="000000" w:sz="4" w:space="0"/>
+          <w:bottom w:val="none" w:color="000000" w:sz="4" w:space="0"/>
           <w:right w:val="single" w:color="000000" w:themeColor="accent1" w:themeTint="80" w:sz="4" w:space="0"/>
         </w:tcBorders>
       </w:tcPr>
@@ -15804,10 +15723,10 @@
       <w:tcPr>
         <w:shd w:val="clear" w:color="ffffff" w:themeColor="light1" w:fill="ffffff" w:themeFill="light1"/>
         <w:tcBorders>
-          <w:top w:val="none"/>
-          <w:left w:val="none"/>
+          <w:top w:val="none" w:color="000000" w:sz="4" w:space="0"/>
+          <w:left w:val="none" w:color="000000" w:sz="4" w:space="0"/>
           <w:bottom w:val="single" w:color="000000" w:themeColor="accent1" w:themeTint="80" w:sz="4" w:space="0"/>
-          <w:right w:val="none"/>
+          <w:right w:val="none" w:color="000000" w:sz="4" w:space="0"/>
         </w:tcBorders>
       </w:tcPr>
     </w:tblStylePr>
@@ -15827,12 +15746,12 @@
         <w:tblBorders/>
       </w:tblPr>
       <w:tcPr>
-        <w:shd w:color="ffffff"/>
+        <w:shd w:val="clear" w:color="ffffff"/>
         <w:tcBorders>
-          <w:top w:val="none"/>
+          <w:top w:val="none" w:color="000000" w:sz="4" w:space="0"/>
           <w:left w:val="single" w:color="000000" w:themeColor="accent1" w:themeTint="80" w:sz="4" w:space="0"/>
-          <w:bottom w:val="none"/>
-          <w:right w:val="none"/>
+          <w:bottom w:val="none" w:color="000000" w:sz="4" w:space="0"/>
+          <w:right w:val="none" w:color="000000" w:sz="4" w:space="0"/>
         </w:tcBorders>
       </w:tcPr>
     </w:tblStylePr>
@@ -15855,9 +15774,9 @@
         <w:shd w:val="clear" w:color="ffffff" w:themeColor="light1" w:fill="ffffff" w:themeFill="light1"/>
         <w:tcBorders>
           <w:top w:val="single" w:color="000000" w:themeColor="accent1" w:themeTint="80" w:sz="4" w:space="0"/>
-          <w:left w:val="none"/>
-          <w:bottom w:val="none"/>
-          <w:right w:val="none"/>
+          <w:left w:val="none" w:color="000000" w:sz="4" w:space="0"/>
+          <w:bottom w:val="none" w:color="000000" w:sz="4" w:space="0"/>
+          <w:right w:val="none" w:color="000000" w:sz="4" w:space="0"/>
         </w:tcBorders>
       </w:tcPr>
     </w:tblStylePr>
@@ -15927,9 +15846,9 @@
       </w:tcPr>
     </w:tblStylePr>
   </w:style>
-  <w:style w:type="table" w:styleId="63">
+  <w:style w:type="table" w:styleId="759">
     <w:name w:val="Grid Table 7 Colorful - Accent 2"/>
-    <w:basedOn w:val="675"/>
+    <w:basedOn w:val="892"/>
     <w:uiPriority w:val="99"/>
     <w:pPr>
       <w:pBdr/>
@@ -16031,11 +15950,11 @@
         <w:tblBorders/>
       </w:tblPr>
       <w:tcPr>
-        <w:shd w:color="ffffff"/>
+        <w:shd w:val="clear" w:color="ffffff"/>
         <w:tcBorders>
-          <w:top w:val="none"/>
-          <w:left w:val="none"/>
-          <w:bottom w:val="none"/>
+          <w:top w:val="none" w:color="000000" w:sz="4" w:space="0"/>
+          <w:left w:val="none" w:color="000000" w:sz="4" w:space="0"/>
+          <w:bottom w:val="none" w:color="000000" w:sz="4" w:space="0"/>
           <w:right w:val="single" w:color="000000" w:themeColor="accent2" w:themeTint="97" w:sz="4" w:space="0"/>
         </w:tcBorders>
       </w:tcPr>
@@ -16058,10 +15977,10 @@
       <w:tcPr>
         <w:shd w:val="clear" w:color="ffffff" w:themeColor="light1" w:fill="ffffff" w:themeFill="light1"/>
         <w:tcBorders>
-          <w:top w:val="none"/>
-          <w:left w:val="none"/>
+          <w:top w:val="none" w:color="000000" w:sz="4" w:space="0"/>
+          <w:left w:val="none" w:color="000000" w:sz="4" w:space="0"/>
           <w:bottom w:val="single" w:color="000000" w:themeColor="accent2" w:themeTint="97" w:sz="4" w:space="0"/>
-          <w:right w:val="none"/>
+          <w:right w:val="none" w:color="000000" w:sz="4" w:space="0"/>
         </w:tcBorders>
       </w:tcPr>
     </w:tblStylePr>
@@ -16081,12 +16000,12 @@
         <w:tblBorders/>
       </w:tblPr>
       <w:tcPr>
-        <w:shd w:color="ffffff"/>
+        <w:shd w:val="clear" w:color="ffffff"/>
         <w:tcBorders>
-          <w:top w:val="none"/>
+          <w:top w:val="none" w:color="000000" w:sz="4" w:space="0"/>
           <w:left w:val="single" w:color="000000" w:themeColor="accent2" w:themeTint="97" w:sz="4" w:space="0"/>
-          <w:bottom w:val="none"/>
-          <w:right w:val="none"/>
+          <w:bottom w:val="none" w:color="000000" w:sz="4" w:space="0"/>
+          <w:right w:val="none" w:color="000000" w:sz="4" w:space="0"/>
         </w:tcBorders>
       </w:tcPr>
     </w:tblStylePr>
@@ -16109,9 +16028,9 @@
         <w:shd w:val="clear" w:color="ffffff" w:themeColor="light1" w:fill="ffffff" w:themeFill="light1"/>
         <w:tcBorders>
           <w:top w:val="single" w:color="000000" w:themeColor="accent2" w:themeTint="97" w:sz="4" w:space="0"/>
-          <w:left w:val="none"/>
-          <w:bottom w:val="none"/>
-          <w:right w:val="none"/>
+          <w:left w:val="none" w:color="000000" w:sz="4" w:space="0"/>
+          <w:bottom w:val="none" w:color="000000" w:sz="4" w:space="0"/>
+          <w:right w:val="none" w:color="000000" w:sz="4" w:space="0"/>
         </w:tcBorders>
       </w:tcPr>
     </w:tblStylePr>
@@ -16181,9 +16100,9 @@
       </w:tcPr>
     </w:tblStylePr>
   </w:style>
-  <w:style w:type="table" w:styleId="64">
+  <w:style w:type="table" w:styleId="760">
     <w:name w:val="Grid Table 7 Colorful - Accent 3"/>
-    <w:basedOn w:val="675"/>
+    <w:basedOn w:val="892"/>
     <w:uiPriority w:val="99"/>
     <w:pPr>
       <w:pBdr/>
@@ -16285,11 +16204,11 @@
         <w:tblBorders/>
       </w:tblPr>
       <w:tcPr>
-        <w:shd w:color="ffffff"/>
+        <w:shd w:val="clear" w:color="ffffff"/>
         <w:tcBorders>
-          <w:top w:val="none"/>
-          <w:left w:val="none"/>
-          <w:bottom w:val="none"/>
+          <w:top w:val="none" w:color="000000" w:sz="4" w:space="0"/>
+          <w:left w:val="none" w:color="000000" w:sz="4" w:space="0"/>
+          <w:bottom w:val="none" w:color="000000" w:sz="4" w:space="0"/>
           <w:right w:val="single" w:color="000000" w:themeColor="accent3" w:themeTint="FE" w:sz="4" w:space="0"/>
         </w:tcBorders>
       </w:tcPr>
@@ -16312,10 +16231,10 @@
       <w:tcPr>
         <w:shd w:val="clear" w:color="ffffff" w:themeColor="light1" w:fill="ffffff" w:themeFill="light1"/>
         <w:tcBorders>
-          <w:top w:val="none"/>
-          <w:left w:val="none"/>
+          <w:top w:val="none" w:color="000000" w:sz="4" w:space="0"/>
+          <w:left w:val="none" w:color="000000" w:sz="4" w:space="0"/>
           <w:bottom w:val="single" w:color="000000" w:themeColor="accent3" w:themeTint="FE" w:sz="4" w:space="0"/>
-          <w:right w:val="none"/>
+          <w:right w:val="none" w:color="000000" w:sz="4" w:space="0"/>
         </w:tcBorders>
       </w:tcPr>
     </w:tblStylePr>
@@ -16335,12 +16254,12 @@
         <w:tblBorders/>
       </w:tblPr>
       <w:tcPr>
-        <w:shd w:color="ffffff"/>
+        <w:shd w:val="clear" w:color="ffffff"/>
         <w:tcBorders>
-          <w:top w:val="none"/>
+          <w:top w:val="none" w:color="000000" w:sz="4" w:space="0"/>
           <w:left w:val="single" w:color="000000" w:themeColor="accent3" w:themeTint="FE" w:sz="4" w:space="0"/>
-          <w:bottom w:val="none"/>
-          <w:right w:val="none"/>
+          <w:bottom w:val="none" w:color="000000" w:sz="4" w:space="0"/>
+          <w:right w:val="none" w:color="000000" w:sz="4" w:space="0"/>
         </w:tcBorders>
       </w:tcPr>
     </w:tblStylePr>
@@ -16363,9 +16282,9 @@
         <w:shd w:val="clear" w:color="ffffff" w:themeColor="light1" w:fill="ffffff" w:themeFill="light1"/>
         <w:tcBorders>
           <w:top w:val="single" w:color="000000" w:themeColor="accent3" w:themeTint="FE" w:sz="4" w:space="0"/>
-          <w:left w:val="none"/>
-          <w:bottom w:val="none"/>
-          <w:right w:val="none"/>
+          <w:left w:val="none" w:color="000000" w:sz="4" w:space="0"/>
+          <w:bottom w:val="none" w:color="000000" w:sz="4" w:space="0"/>
+          <w:right w:val="none" w:color="000000" w:sz="4" w:space="0"/>
         </w:tcBorders>
       </w:tcPr>
     </w:tblStylePr>
@@ -16435,9 +16354,9 @@
       </w:tcPr>
     </w:tblStylePr>
   </w:style>
-  <w:style w:type="table" w:styleId="65">
+  <w:style w:type="table" w:styleId="761">
     <w:name w:val="Grid Table 7 Colorful - Accent 4"/>
-    <w:basedOn w:val="675"/>
+    <w:basedOn w:val="892"/>
     <w:uiPriority w:val="99"/>
     <w:pPr>
       <w:pBdr/>
@@ -16539,11 +16458,11 @@
         <w:tblBorders/>
       </w:tblPr>
       <w:tcPr>
-        <w:shd w:color="ffffff"/>
+        <w:shd w:val="clear" w:color="ffffff"/>
         <w:tcBorders>
-          <w:top w:val="none"/>
-          <w:left w:val="none"/>
-          <w:bottom w:val="none"/>
+          <w:top w:val="none" w:color="000000" w:sz="4" w:space="0"/>
+          <w:left w:val="none" w:color="000000" w:sz="4" w:space="0"/>
+          <w:bottom w:val="none" w:color="000000" w:sz="4" w:space="0"/>
           <w:right w:val="single" w:color="000000" w:themeColor="accent4" w:themeTint="9A" w:sz="4" w:space="0"/>
         </w:tcBorders>
       </w:tcPr>
@@ -16566,10 +16485,10 @@
       <w:tcPr>
         <w:shd w:val="clear" w:color="ffffff" w:themeColor="light1" w:fill="ffffff" w:themeFill="light1"/>
         <w:tcBorders>
-          <w:top w:val="none"/>
-          <w:left w:val="none"/>
+          <w:top w:val="none" w:color="000000" w:sz="4" w:space="0"/>
+          <w:left w:val="none" w:color="000000" w:sz="4" w:space="0"/>
           <w:bottom w:val="single" w:color="000000" w:themeColor="accent4" w:themeTint="9A" w:sz="4" w:space="0"/>
-          <w:right w:val="none"/>
+          <w:right w:val="none" w:color="000000" w:sz="4" w:space="0"/>
         </w:tcBorders>
       </w:tcPr>
     </w:tblStylePr>
@@ -16589,12 +16508,12 @@
         <w:tblBorders/>
       </w:tblPr>
       <w:tcPr>
-        <w:shd w:color="ffffff"/>
+        <w:shd w:val="clear" w:color="ffffff"/>
         <w:tcBorders>
-          <w:top w:val="none"/>
+          <w:top w:val="none" w:color="000000" w:sz="4" w:space="0"/>
           <w:left w:val="single" w:color="000000" w:themeColor="accent4" w:themeTint="9A" w:sz="4" w:space="0"/>
-          <w:bottom w:val="none"/>
-          <w:right w:val="none"/>
+          <w:bottom w:val="none" w:color="000000" w:sz="4" w:space="0"/>
+          <w:right w:val="none" w:color="000000" w:sz="4" w:space="0"/>
         </w:tcBorders>
       </w:tcPr>
     </w:tblStylePr>
@@ -16617,9 +16536,9 @@
         <w:shd w:val="clear" w:color="ffffff" w:themeColor="light1" w:fill="ffffff" w:themeFill="light1"/>
         <w:tcBorders>
           <w:top w:val="single" w:color="000000" w:themeColor="accent4" w:themeTint="9A" w:sz="4" w:space="0"/>
-          <w:left w:val="none"/>
-          <w:bottom w:val="none"/>
-          <w:right w:val="none"/>
+          <w:left w:val="none" w:color="000000" w:sz="4" w:space="0"/>
+          <w:bottom w:val="none" w:color="000000" w:sz="4" w:space="0"/>
+          <w:right w:val="none" w:color="000000" w:sz="4" w:space="0"/>
         </w:tcBorders>
       </w:tcPr>
     </w:tblStylePr>
@@ -16689,9 +16608,9 @@
       </w:tcPr>
     </w:tblStylePr>
   </w:style>
-  <w:style w:type="table" w:styleId="66">
+  <w:style w:type="table" w:styleId="762">
     <w:name w:val="Grid Table 7 Colorful - Accent 5"/>
-    <w:basedOn w:val="675"/>
+    <w:basedOn w:val="892"/>
     <w:uiPriority w:val="99"/>
     <w:pPr>
       <w:pBdr/>
@@ -16793,11 +16712,11 @@
         <w:tblBorders/>
       </w:tblPr>
       <w:tcPr>
-        <w:shd w:color="ffffff"/>
+        <w:shd w:val="clear" w:color="ffffff"/>
         <w:tcBorders>
-          <w:top w:val="none"/>
-          <w:left w:val="none"/>
-          <w:bottom w:val="none"/>
+          <w:top w:val="none" w:color="000000" w:sz="4" w:space="0"/>
+          <w:left w:val="none" w:color="000000" w:sz="4" w:space="0"/>
+          <w:bottom w:val="none" w:color="000000" w:sz="4" w:space="0"/>
           <w:right w:val="single" w:color="000000" w:themeColor="accent5" w:themeTint="90" w:sz="4" w:space="0"/>
         </w:tcBorders>
       </w:tcPr>
@@ -16820,10 +16739,10 @@
       <w:tcPr>
         <w:shd w:val="clear" w:color="ffffff" w:themeColor="light1" w:fill="ffffff" w:themeFill="light1"/>
         <w:tcBorders>
-          <w:top w:val="none"/>
-          <w:left w:val="none"/>
+          <w:top w:val="none" w:color="000000" w:sz="4" w:space="0"/>
+          <w:left w:val="none" w:color="000000" w:sz="4" w:space="0"/>
           <w:bottom w:val="single" w:color="000000" w:themeColor="accent5" w:themeTint="90" w:sz="4" w:space="0"/>
-          <w:right w:val="none"/>
+          <w:right w:val="none" w:color="000000" w:sz="4" w:space="0"/>
         </w:tcBorders>
       </w:tcPr>
     </w:tblStylePr>
@@ -16843,12 +16762,12 @@
         <w:tblBorders/>
       </w:tblPr>
       <w:tcPr>
-        <w:shd w:color="ffffff"/>
+        <w:shd w:val="clear" w:color="ffffff"/>
         <w:tcBorders>
-          <w:top w:val="none"/>
+          <w:top w:val="none" w:color="000000" w:sz="4" w:space="0"/>
           <w:left w:val="single" w:color="000000" w:themeColor="accent5" w:themeTint="90" w:sz="4" w:space="0"/>
-          <w:bottom w:val="none"/>
-          <w:right w:val="none"/>
+          <w:bottom w:val="none" w:color="000000" w:sz="4" w:space="0"/>
+          <w:right w:val="none" w:color="000000" w:sz="4" w:space="0"/>
         </w:tcBorders>
       </w:tcPr>
     </w:tblStylePr>
@@ -16871,9 +16790,9 @@
         <w:shd w:val="clear" w:color="ffffff" w:themeColor="light1" w:fill="ffffff" w:themeFill="light1"/>
         <w:tcBorders>
           <w:top w:val="single" w:color="000000" w:themeColor="accent5" w:themeTint="90" w:sz="4" w:space="0"/>
-          <w:left w:val="none"/>
-          <w:bottom w:val="none"/>
-          <w:right w:val="none"/>
+          <w:left w:val="none" w:color="000000" w:sz="4" w:space="0"/>
+          <w:bottom w:val="none" w:color="000000" w:sz="4" w:space="0"/>
+          <w:right w:val="none" w:color="000000" w:sz="4" w:space="0"/>
         </w:tcBorders>
       </w:tcPr>
     </w:tblStylePr>
@@ -16943,9 +16862,9 @@
       </w:tcPr>
     </w:tblStylePr>
   </w:style>
-  <w:style w:type="table" w:styleId="67">
+  <w:style w:type="table" w:styleId="763">
     <w:name w:val="Grid Table 7 Colorful - Accent 6"/>
-    <w:basedOn w:val="675"/>
+    <w:basedOn w:val="892"/>
     <w:uiPriority w:val="99"/>
     <w:pPr>
       <w:pBdr/>
@@ -17047,11 +16966,11 @@
         <w:tblBorders/>
       </w:tblPr>
       <w:tcPr>
-        <w:shd w:color="ffffff"/>
+        <w:shd w:val="clear" w:color="ffffff"/>
         <w:tcBorders>
-          <w:top w:val="none"/>
-          <w:left w:val="none"/>
-          <w:bottom w:val="none"/>
+          <w:top w:val="none" w:color="000000" w:sz="4" w:space="0"/>
+          <w:left w:val="none" w:color="000000" w:sz="4" w:space="0"/>
+          <w:bottom w:val="none" w:color="000000" w:sz="4" w:space="0"/>
           <w:right w:val="single" w:color="000000" w:themeColor="accent6" w:themeTint="90" w:sz="4" w:space="0"/>
         </w:tcBorders>
       </w:tcPr>
@@ -17074,10 +16993,10 @@
       <w:tcPr>
         <w:shd w:val="clear" w:color="ffffff" w:themeColor="light1" w:fill="ffffff" w:themeFill="light1"/>
         <w:tcBorders>
-          <w:top w:val="none"/>
-          <w:left w:val="none"/>
+          <w:top w:val="none" w:color="000000" w:sz="4" w:space="0"/>
+          <w:left w:val="none" w:color="000000" w:sz="4" w:space="0"/>
           <w:bottom w:val="single" w:color="000000" w:themeColor="accent6" w:themeTint="90" w:sz="4" w:space="0"/>
-          <w:right w:val="none"/>
+          <w:right w:val="none" w:color="000000" w:sz="4" w:space="0"/>
         </w:tcBorders>
       </w:tcPr>
     </w:tblStylePr>
@@ -17097,12 +17016,12 @@
         <w:tblBorders/>
       </w:tblPr>
       <w:tcPr>
-        <w:shd w:color="ffffff"/>
+        <w:shd w:val="clear" w:color="ffffff"/>
         <w:tcBorders>
-          <w:top w:val="none"/>
+          <w:top w:val="none" w:color="000000" w:sz="4" w:space="0"/>
           <w:left w:val="single" w:color="000000" w:themeColor="accent6" w:themeTint="90" w:sz="4" w:space="0"/>
-          <w:bottom w:val="none"/>
-          <w:right w:val="none"/>
+          <w:bottom w:val="none" w:color="000000" w:sz="4" w:space="0"/>
+          <w:right w:val="none" w:color="000000" w:sz="4" w:space="0"/>
         </w:tcBorders>
       </w:tcPr>
     </w:tblStylePr>
@@ -17125,9 +17044,9 @@
         <w:shd w:val="clear" w:color="ffffff" w:themeColor="light1" w:fill="ffffff" w:themeFill="light1"/>
         <w:tcBorders>
           <w:top w:val="single" w:color="000000" w:themeColor="accent6" w:themeTint="90" w:sz="4" w:space="0"/>
-          <w:left w:val="none"/>
-          <w:bottom w:val="none"/>
-          <w:right w:val="none"/>
+          <w:left w:val="none" w:color="000000" w:sz="4" w:space="0"/>
+          <w:bottom w:val="none" w:color="000000" w:sz="4" w:space="0"/>
+          <w:right w:val="none" w:color="000000" w:sz="4" w:space="0"/>
         </w:tcBorders>
       </w:tcPr>
     </w:tblStylePr>
@@ -17197,9 +17116,9 @@
       </w:tcPr>
     </w:tblStylePr>
   </w:style>
-  <w:style w:type="table" w:styleId="68">
+  <w:style w:type="table" w:styleId="764">
     <w:name w:val="List Table 1 Light"/>
-    <w:basedOn w:val="675"/>
+    <w:basedOn w:val="892"/>
     <w:uiPriority w:val="99"/>
     <w:pPr>
       <w:pBdr/>
@@ -17413,9 +17332,9 @@
       </w:tcPr>
     </w:tblStylePr>
   </w:style>
-  <w:style w:type="table" w:styleId="69">
+  <w:style w:type="table" w:styleId="765">
     <w:name w:val="List Table 1 Light - Accent 1"/>
-    <w:basedOn w:val="675"/>
+    <w:basedOn w:val="892"/>
     <w:uiPriority w:val="99"/>
     <w:pPr>
       <w:pBdr/>
@@ -17629,9 +17548,9 @@
       </w:tcPr>
     </w:tblStylePr>
   </w:style>
-  <w:style w:type="table" w:styleId="70">
+  <w:style w:type="table" w:styleId="766">
     <w:name w:val="List Table 1 Light - Accent 2"/>
-    <w:basedOn w:val="675"/>
+    <w:basedOn w:val="892"/>
     <w:uiPriority w:val="99"/>
     <w:pPr>
       <w:pBdr/>
@@ -17845,9 +17764,9 @@
       </w:tcPr>
     </w:tblStylePr>
   </w:style>
-  <w:style w:type="table" w:styleId="71">
+  <w:style w:type="table" w:styleId="767">
     <w:name w:val="List Table 1 Light - Accent 3"/>
-    <w:basedOn w:val="675"/>
+    <w:basedOn w:val="892"/>
     <w:uiPriority w:val="99"/>
     <w:pPr>
       <w:pBdr/>
@@ -18061,9 +17980,9 @@
       </w:tcPr>
     </w:tblStylePr>
   </w:style>
-  <w:style w:type="table" w:styleId="72">
+  <w:style w:type="table" w:styleId="768">
     <w:name w:val="List Table 1 Light - Accent 4"/>
-    <w:basedOn w:val="675"/>
+    <w:basedOn w:val="892"/>
     <w:uiPriority w:val="99"/>
     <w:pPr>
       <w:pBdr/>
@@ -18277,9 +18196,9 @@
       </w:tcPr>
     </w:tblStylePr>
   </w:style>
-  <w:style w:type="table" w:styleId="73">
+  <w:style w:type="table" w:styleId="769">
     <w:name w:val="List Table 1 Light - Accent 5"/>
-    <w:basedOn w:val="675"/>
+    <w:basedOn w:val="892"/>
     <w:uiPriority w:val="99"/>
     <w:pPr>
       <w:pBdr/>
@@ -18493,9 +18412,9 @@
       </w:tcPr>
     </w:tblStylePr>
   </w:style>
-  <w:style w:type="table" w:styleId="74">
+  <w:style w:type="table" w:styleId="770">
     <w:name w:val="List Table 1 Light - Accent 6"/>
-    <w:basedOn w:val="675"/>
+    <w:basedOn w:val="892"/>
     <w:uiPriority w:val="99"/>
     <w:pPr>
       <w:pBdr/>
@@ -18709,9 +18628,9 @@
       </w:tcPr>
     </w:tblStylePr>
   </w:style>
-  <w:style w:type="table" w:styleId="75">
+  <w:style w:type="table" w:styleId="771">
     <w:name w:val="List Table 2"/>
-    <w:basedOn w:val="675"/>
+    <w:basedOn w:val="892"/>
     <w:uiPriority w:val="99"/>
     <w:pPr>
       <w:pBdr/>
@@ -18947,9 +18866,9 @@
       </w:tcPr>
     </w:tblStylePr>
   </w:style>
-  <w:style w:type="table" w:styleId="76">
+  <w:style w:type="table" w:styleId="772">
     <w:name w:val="List Table 2 - Accent 1"/>
-    <w:basedOn w:val="675"/>
+    <w:basedOn w:val="892"/>
     <w:uiPriority w:val="99"/>
     <w:pPr>
       <w:pBdr/>
@@ -19185,9 +19104,9 @@
       </w:tcPr>
     </w:tblStylePr>
   </w:style>
-  <w:style w:type="table" w:styleId="77">
+  <w:style w:type="table" w:styleId="773">
     <w:name w:val="List Table 2 - Accent 2"/>
-    <w:basedOn w:val="675"/>
+    <w:basedOn w:val="892"/>
     <w:uiPriority w:val="99"/>
     <w:pPr>
       <w:pBdr/>
@@ -19423,9 +19342,9 @@
       </w:tcPr>
     </w:tblStylePr>
   </w:style>
-  <w:style w:type="table" w:styleId="78">
+  <w:style w:type="table" w:styleId="774">
     <w:name w:val="List Table 2 - Accent 3"/>
-    <w:basedOn w:val="675"/>
+    <w:basedOn w:val="892"/>
     <w:uiPriority w:val="99"/>
     <w:pPr>
       <w:pBdr/>
@@ -19661,9 +19580,9 @@
       </w:tcPr>
     </w:tblStylePr>
   </w:style>
-  <w:style w:type="table" w:styleId="79">
+  <w:style w:type="table" w:styleId="775">
     <w:name w:val="List Table 2 - Accent 4"/>
-    <w:basedOn w:val="675"/>
+    <w:basedOn w:val="892"/>
     <w:uiPriority w:val="99"/>
     <w:pPr>
       <w:pBdr/>
@@ -19899,9 +19818,9 @@
       </w:tcPr>
     </w:tblStylePr>
   </w:style>
-  <w:style w:type="table" w:styleId="80">
+  <w:style w:type="table" w:styleId="776">
     <w:name w:val="List Table 2 - Accent 5"/>
-    <w:basedOn w:val="675"/>
+    <w:basedOn w:val="892"/>
     <w:uiPriority w:val="99"/>
     <w:pPr>
       <w:pBdr/>
@@ -20137,9 +20056,9 @@
       </w:tcPr>
     </w:tblStylePr>
   </w:style>
-  <w:style w:type="table" w:styleId="81">
+  <w:style w:type="table" w:styleId="777">
     <w:name w:val="List Table 2 - Accent 6"/>
-    <w:basedOn w:val="675"/>
+    <w:basedOn w:val="892"/>
     <w:uiPriority w:val="99"/>
     <w:pPr>
       <w:pBdr/>
@@ -20375,9 +20294,9 @@
       </w:tcPr>
     </w:tblStylePr>
   </w:style>
-  <w:style w:type="table" w:styleId="82">
+  <w:style w:type="table" w:styleId="778">
     <w:name w:val="List Table 3"/>
-    <w:basedOn w:val="675"/>
+    <w:basedOn w:val="892"/>
     <w:uiPriority w:val="99"/>
     <w:pPr>
       <w:pBdr/>
@@ -20603,9 +20522,9 @@
       </w:tcPr>
     </w:tblStylePr>
   </w:style>
-  <w:style w:type="table" w:styleId="83">
+  <w:style w:type="table" w:styleId="779">
     <w:name w:val="List Table 3 - Accent 1"/>
-    <w:basedOn w:val="675"/>
+    <w:basedOn w:val="892"/>
     <w:uiPriority w:val="99"/>
     <w:pPr>
       <w:pBdr/>
@@ -20831,9 +20750,9 @@
       </w:tcPr>
     </w:tblStylePr>
   </w:style>
-  <w:style w:type="table" w:styleId="84">
+  <w:style w:type="table" w:styleId="780">
     <w:name w:val="List Table 3 - Accent 2"/>
-    <w:basedOn w:val="675"/>
+    <w:basedOn w:val="892"/>
     <w:uiPriority w:val="99"/>
     <w:pPr>
       <w:pBdr/>
@@ -21059,9 +20978,9 @@
       </w:tcPr>
     </w:tblStylePr>
   </w:style>
-  <w:style w:type="table" w:styleId="85">
+  <w:style w:type="table" w:styleId="781">
     <w:name w:val="List Table 3 - Accent 3"/>
-    <w:basedOn w:val="675"/>
+    <w:basedOn w:val="892"/>
     <w:uiPriority w:val="99"/>
     <w:pPr>
       <w:pBdr/>
@@ -21287,9 +21206,9 @@
       </w:tcPr>
     </w:tblStylePr>
   </w:style>
-  <w:style w:type="table" w:styleId="86">
+  <w:style w:type="table" w:styleId="782">
     <w:name w:val="List Table 3 - Accent 4"/>
-    <w:basedOn w:val="675"/>
+    <w:basedOn w:val="892"/>
     <w:uiPriority w:val="99"/>
     <w:pPr>
       <w:pBdr/>
@@ -21515,9 +21434,9 @@
       </w:tcPr>
     </w:tblStylePr>
   </w:style>
-  <w:style w:type="table" w:styleId="87">
+  <w:style w:type="table" w:styleId="783">
     <w:name w:val="List Table 3 - Accent 5"/>
-    <w:basedOn w:val="675"/>
+    <w:basedOn w:val="892"/>
     <w:uiPriority w:val="99"/>
     <w:pPr>
       <w:pBdr/>
@@ -21743,9 +21662,9 @@
       </w:tcPr>
     </w:tblStylePr>
   </w:style>
-  <w:style w:type="table" w:styleId="88">
+  <w:style w:type="table" w:styleId="784">
     <w:name w:val="List Table 3 - Accent 6"/>
-    <w:basedOn w:val="675"/>
+    <w:basedOn w:val="892"/>
     <w:uiPriority w:val="99"/>
     <w:pPr>
       <w:pBdr/>
@@ -21971,9 +21890,9 @@
       </w:tcPr>
     </w:tblStylePr>
   </w:style>
-  <w:style w:type="table" w:styleId="89">
+  <w:style w:type="table" w:styleId="785">
     <w:name w:val="List Table 4"/>
-    <w:basedOn w:val="675"/>
+    <w:basedOn w:val="892"/>
     <w:uiPriority w:val="99"/>
     <w:pPr>
       <w:pBdr/>
@@ -22196,9 +22115,9 @@
       </w:tcPr>
     </w:tblStylePr>
   </w:style>
-  <w:style w:type="table" w:styleId="90">
+  <w:style w:type="table" w:styleId="786">
     <w:name w:val="List Table 4 - Accent 1"/>
-    <w:basedOn w:val="675"/>
+    <w:basedOn w:val="892"/>
     <w:uiPriority w:val="99"/>
     <w:pPr>
       <w:pBdr/>
@@ -22421,9 +22340,9 @@
       </w:tcPr>
     </w:tblStylePr>
   </w:style>
-  <w:style w:type="table" w:styleId="91">
+  <w:style w:type="table" w:styleId="787">
     <w:name w:val="List Table 4 - Accent 2"/>
-    <w:basedOn w:val="675"/>
+    <w:basedOn w:val="892"/>
     <w:uiPriority w:val="99"/>
     <w:pPr>
       <w:pBdr/>
@@ -22646,9 +22565,9 @@
       </w:tcPr>
     </w:tblStylePr>
   </w:style>
-  <w:style w:type="table" w:styleId="92">
+  <w:style w:type="table" w:styleId="788">
     <w:name w:val="List Table 4 - Accent 3"/>
-    <w:basedOn w:val="675"/>
+    <w:basedOn w:val="892"/>
     <w:uiPriority w:val="99"/>
     <w:pPr>
       <w:pBdr/>
@@ -22871,9 +22790,9 @@
       </w:tcPr>
     </w:tblStylePr>
   </w:style>
-  <w:style w:type="table" w:styleId="93">
+  <w:style w:type="table" w:styleId="789">
     <w:name w:val="List Table 4 - Accent 4"/>
-    <w:basedOn w:val="675"/>
+    <w:basedOn w:val="892"/>
     <w:uiPriority w:val="99"/>
     <w:pPr>
       <w:pBdr/>
@@ -23096,9 +23015,9 @@
       </w:tcPr>
     </w:tblStylePr>
   </w:style>
-  <w:style w:type="table" w:styleId="94">
+  <w:style w:type="table" w:styleId="790">
     <w:name w:val="List Table 4 - Accent 5"/>
-    <w:basedOn w:val="675"/>
+    <w:basedOn w:val="892"/>
     <w:uiPriority w:val="99"/>
     <w:pPr>
       <w:pBdr/>
@@ -23321,9 +23240,9 @@
       </w:tcPr>
     </w:tblStylePr>
   </w:style>
-  <w:style w:type="table" w:styleId="95">
+  <w:style w:type="table" w:styleId="791">
     <w:name w:val="List Table 4 - Accent 6"/>
-    <w:basedOn w:val="675"/>
+    <w:basedOn w:val="892"/>
     <w:uiPriority w:val="99"/>
     <w:pPr>
       <w:pBdr/>
@@ -23546,9 +23465,9 @@
       </w:tcPr>
     </w:tblStylePr>
   </w:style>
-  <w:style w:type="table" w:styleId="96">
+  <w:style w:type="table" w:styleId="792">
     <w:name w:val="List Table 5 Dark"/>
-    <w:basedOn w:val="675"/>
+    <w:basedOn w:val="892"/>
     <w:uiPriority w:val="99"/>
     <w:pPr>
       <w:pBdr/>
@@ -23788,9 +23707,9 @@
       </w:tcPr>
     </w:tblStylePr>
   </w:style>
-  <w:style w:type="table" w:styleId="97">
+  <w:style w:type="table" w:styleId="793">
     <w:name w:val="List Table 5 Dark - Accent 1"/>
-    <w:basedOn w:val="675"/>
+    <w:basedOn w:val="892"/>
     <w:uiPriority w:val="99"/>
     <w:pPr>
       <w:pBdr/>
@@ -24030,9 +23949,9 @@
       </w:tcPr>
     </w:tblStylePr>
   </w:style>
-  <w:style w:type="table" w:styleId="98">
+  <w:style w:type="table" w:styleId="794">
     <w:name w:val="List Table 5 Dark - Accent 2"/>
-    <w:basedOn w:val="675"/>
+    <w:basedOn w:val="892"/>
     <w:uiPriority w:val="99"/>
     <w:pPr>
       <w:pBdr/>
@@ -24272,9 +24191,9 @@
       </w:tcPr>
     </w:tblStylePr>
   </w:style>
-  <w:style w:type="table" w:styleId="99">
+  <w:style w:type="table" w:styleId="795">
     <w:name w:val="List Table 5 Dark - Accent 3"/>
-    <w:basedOn w:val="675"/>
+    <w:basedOn w:val="892"/>
     <w:uiPriority w:val="99"/>
     <w:pPr>
       <w:pBdr/>
@@ -24514,9 +24433,9 @@
       </w:tcPr>
     </w:tblStylePr>
   </w:style>
-  <w:style w:type="table" w:styleId="100">
+  <w:style w:type="table" w:styleId="796">
     <w:name w:val="List Table 5 Dark - Accent 4"/>
-    <w:basedOn w:val="675"/>
+    <w:basedOn w:val="892"/>
     <w:uiPriority w:val="99"/>
     <w:pPr>
       <w:pBdr/>
@@ -24756,9 +24675,9 @@
       </w:tcPr>
     </w:tblStylePr>
   </w:style>
-  <w:style w:type="table" w:styleId="101">
+  <w:style w:type="table" w:styleId="797">
     <w:name w:val="List Table 5 Dark - Accent 5"/>
-    <w:basedOn w:val="675"/>
+    <w:basedOn w:val="892"/>
     <w:uiPriority w:val="99"/>
     <w:pPr>
       <w:pBdr/>
@@ -24998,9 +24917,9 @@
       </w:tcPr>
     </w:tblStylePr>
   </w:style>
-  <w:style w:type="table" w:styleId="102">
+  <w:style w:type="table" w:styleId="798">
     <w:name w:val="List Table 5 Dark - Accent 6"/>
-    <w:basedOn w:val="675"/>
+    <w:basedOn w:val="892"/>
     <w:uiPriority w:val="99"/>
     <w:pPr>
       <w:pBdr/>
@@ -25240,9 +25159,9 @@
       </w:tcPr>
     </w:tblStylePr>
   </w:style>
-  <w:style w:type="table" w:styleId="103">
+  <w:style w:type="table" w:styleId="799">
     <w:name w:val="List Table 6 Colorful"/>
-    <w:basedOn w:val="675"/>
+    <w:basedOn w:val="892"/>
     <w:uiPriority w:val="99"/>
     <w:pPr>
       <w:pBdr/>
@@ -25463,9 +25382,9 @@
       </w:tcPr>
     </w:tblStylePr>
   </w:style>
-  <w:style w:type="table" w:styleId="104">
+  <w:style w:type="table" w:styleId="800">
     <w:name w:val="List Table 6 Colorful - Accent 1"/>
-    <w:basedOn w:val="675"/>
+    <w:basedOn w:val="892"/>
     <w:uiPriority w:val="99"/>
     <w:pPr>
       <w:pBdr/>
@@ -25686,9 +25605,9 @@
       </w:tcPr>
     </w:tblStylePr>
   </w:style>
-  <w:style w:type="table" w:styleId="105">
+  <w:style w:type="table" w:styleId="801">
     <w:name w:val="List Table 6 Colorful - Accent 2"/>
-    <w:basedOn w:val="675"/>
+    <w:basedOn w:val="892"/>
     <w:uiPriority w:val="99"/>
     <w:pPr>
       <w:pBdr/>
@@ -25909,9 +25828,9 @@
       </w:tcPr>
     </w:tblStylePr>
   </w:style>
-  <w:style w:type="table" w:styleId="106">
+  <w:style w:type="table" w:styleId="802">
     <w:name w:val="List Table 6 Colorful - Accent 3"/>
-    <w:basedOn w:val="675"/>
+    <w:basedOn w:val="892"/>
     <w:uiPriority w:val="99"/>
     <w:pPr>
       <w:pBdr/>
@@ -26132,9 +26051,9 @@
       </w:tcPr>
     </w:tblStylePr>
   </w:style>
-  <w:style w:type="table" w:styleId="107">
+  <w:style w:type="table" w:styleId="803">
     <w:name w:val="List Table 6 Colorful - Accent 4"/>
-    <w:basedOn w:val="675"/>
+    <w:basedOn w:val="892"/>
     <w:uiPriority w:val="99"/>
     <w:pPr>
       <w:pBdr/>
@@ -26355,9 +26274,9 @@
       </w:tcPr>
     </w:tblStylePr>
   </w:style>
-  <w:style w:type="table" w:styleId="108">
+  <w:style w:type="table" w:styleId="804">
     <w:name w:val="List Table 6 Colorful - Accent 5"/>
-    <w:basedOn w:val="675"/>
+    <w:basedOn w:val="892"/>
     <w:uiPriority w:val="99"/>
     <w:pPr>
       <w:pBdr/>
@@ -26578,9 +26497,9 @@
       </w:tcPr>
     </w:tblStylePr>
   </w:style>
-  <w:style w:type="table" w:styleId="109">
+  <w:style w:type="table" w:styleId="805">
     <w:name w:val="List Table 6 Colorful - Accent 6"/>
-    <w:basedOn w:val="675"/>
+    <w:basedOn w:val="892"/>
     <w:uiPriority w:val="99"/>
     <w:pPr>
       <w:pBdr/>
@@ -26801,9 +26720,9 @@
       </w:tcPr>
     </w:tblStylePr>
   </w:style>
-  <w:style w:type="table" w:styleId="110">
+  <w:style w:type="table" w:styleId="806">
     <w:name w:val="List Table 7 Colorful"/>
-    <w:basedOn w:val="675"/>
+    <w:basedOn w:val="892"/>
     <w:uiPriority w:val="99"/>
     <w:pPr>
       <w:pBdr/>
@@ -26902,11 +26821,11 @@
         <w:tblBorders/>
       </w:tblPr>
       <w:tcPr>
-        <w:shd w:color="ffffff"/>
+        <w:shd w:val="clear" w:color="ffffff"/>
         <w:tcBorders>
-          <w:top w:val="none"/>
-          <w:left w:val="none"/>
-          <w:bottom w:val="none"/>
+          <w:top w:val="none" w:color="000000" w:sz="4" w:space="0"/>
+          <w:left w:val="none" w:color="000000" w:sz="4" w:space="0"/>
+          <w:bottom w:val="none" w:color="000000" w:sz="4" w:space="0"/>
           <w:right w:val="single" w:color="000000" w:themeColor="text1" w:themeTint="80" w:sz="4" w:space="0"/>
         </w:tcBorders>
       </w:tcPr>
@@ -26929,10 +26848,10 @@
       <w:tcPr>
         <w:shd w:val="clear" w:color="ffffff" w:themeColor="light1" w:fill="ffffff" w:themeFill="light1"/>
         <w:tcBorders>
-          <w:top w:val="none"/>
-          <w:left w:val="none"/>
+          <w:top w:val="none" w:color="000000" w:sz="4" w:space="0"/>
+          <w:left w:val="none" w:color="000000" w:sz="4" w:space="0"/>
           <w:bottom w:val="single" w:color="000000" w:themeColor="text1" w:themeTint="80" w:sz="4" w:space="0"/>
-          <w:right w:val="none"/>
+          <w:right w:val="none" w:color="000000" w:sz="4" w:space="0"/>
         </w:tcBorders>
       </w:tcPr>
     </w:tblStylePr>
@@ -26952,12 +26871,12 @@
         <w:tblBorders/>
       </w:tblPr>
       <w:tcPr>
-        <w:shd w:color="ffffff"/>
+        <w:shd w:val="clear" w:color="ffffff"/>
         <w:tcBorders>
-          <w:top w:val="none"/>
+          <w:top w:val="none" w:color="000000" w:sz="4" w:space="0"/>
           <w:left w:val="single" w:color="000000" w:themeColor="text1" w:themeTint="80" w:sz="4" w:space="0"/>
-          <w:bottom w:val="none"/>
-          <w:right w:val="none"/>
+          <w:bottom w:val="none" w:color="000000" w:sz="4" w:space="0"/>
+          <w:right w:val="none" w:color="000000" w:sz="4" w:space="0"/>
         </w:tcBorders>
       </w:tcPr>
     </w:tblStylePr>
@@ -26980,9 +26899,9 @@
         <w:shd w:val="clear" w:color="ffffff" w:themeColor="light1" w:fill="ffffff" w:themeFill="light1"/>
         <w:tcBorders>
           <w:top w:val="single" w:color="000000" w:themeColor="text1" w:themeTint="80" w:sz="4" w:space="0"/>
-          <w:left w:val="none"/>
-          <w:bottom w:val="none"/>
-          <w:right w:val="none"/>
+          <w:left w:val="none" w:color="000000" w:sz="4" w:space="0"/>
+          <w:bottom w:val="none" w:color="000000" w:sz="4" w:space="0"/>
+          <w:right w:val="none" w:color="000000" w:sz="4" w:space="0"/>
         </w:tcBorders>
       </w:tcPr>
     </w:tblStylePr>
@@ -27057,9 +26976,9 @@
       </w:tcPr>
     </w:tblStylePr>
   </w:style>
-  <w:style w:type="table" w:styleId="111">
+  <w:style w:type="table" w:styleId="807">
     <w:name w:val="List Table 7 Colorful - Accent 1"/>
-    <w:basedOn w:val="675"/>
+    <w:basedOn w:val="892"/>
     <w:uiPriority w:val="99"/>
     <w:pPr>
       <w:pBdr/>
@@ -27158,11 +27077,11 @@
         <w:tblBorders/>
       </w:tblPr>
       <w:tcPr>
-        <w:shd w:color="ffffff"/>
+        <w:shd w:val="clear" w:color="ffffff"/>
         <w:tcBorders>
-          <w:top w:val="none"/>
-          <w:left w:val="none"/>
-          <w:bottom w:val="none"/>
+          <w:top w:val="none" w:color="000000" w:sz="4" w:space="0"/>
+          <w:left w:val="none" w:color="000000" w:sz="4" w:space="0"/>
+          <w:bottom w:val="none" w:color="000000" w:sz="4" w:space="0"/>
           <w:right w:val="single" w:color="000000" w:themeColor="accent1" w:sz="4" w:space="0"/>
         </w:tcBorders>
       </w:tcPr>
@@ -27185,10 +27104,10 @@
       <w:tcPr>
         <w:shd w:val="clear" w:color="ffffff" w:themeColor="light1" w:fill="ffffff" w:themeFill="light1"/>
         <w:tcBorders>
-          <w:top w:val="none"/>
-          <w:left w:val="none"/>
+          <w:top w:val="none" w:color="000000" w:sz="4" w:space="0"/>
+          <w:left w:val="none" w:color="000000" w:sz="4" w:space="0"/>
           <w:bottom w:val="single" w:color="000000" w:themeColor="accent1" w:sz="4" w:space="0"/>
-          <w:right w:val="none"/>
+          <w:right w:val="none" w:color="000000" w:sz="4" w:space="0"/>
         </w:tcBorders>
       </w:tcPr>
     </w:tblStylePr>
@@ -27208,12 +27127,12 @@
         <w:tblBorders/>
       </w:tblPr>
       <w:tcPr>
-        <w:shd w:color="ffffff"/>
+        <w:shd w:val="clear" w:color="ffffff"/>
         <w:tcBorders>
-          <w:top w:val="none"/>
+          <w:top w:val="none" w:color="000000" w:sz="4" w:space="0"/>
           <w:left w:val="single" w:color="000000" w:themeColor="accent1" w:sz="4" w:space="0"/>
-          <w:bottom w:val="none"/>
-          <w:right w:val="none"/>
+          <w:bottom w:val="none" w:color="000000" w:sz="4" w:space="0"/>
+          <w:right w:val="none" w:color="000000" w:sz="4" w:space="0"/>
         </w:tcBorders>
       </w:tcPr>
     </w:tblStylePr>
@@ -27236,9 +27155,9 @@
         <w:shd w:val="clear" w:color="ffffff" w:themeColor="light1" w:fill="ffffff" w:themeFill="light1"/>
         <w:tcBorders>
           <w:top w:val="single" w:color="000000" w:themeColor="accent1" w:sz="4" w:space="0"/>
-          <w:left w:val="none"/>
-          <w:bottom w:val="none"/>
-          <w:right w:val="none"/>
+          <w:left w:val="none" w:color="000000" w:sz="4" w:space="0"/>
+          <w:bottom w:val="none" w:color="000000" w:sz="4" w:space="0"/>
+          <w:right w:val="none" w:color="000000" w:sz="4" w:space="0"/>
         </w:tcBorders>
       </w:tcPr>
     </w:tblStylePr>
@@ -27313,9 +27232,9 @@
       </w:tcPr>
     </w:tblStylePr>
   </w:style>
-  <w:style w:type="table" w:styleId="112">
+  <w:style w:type="table" w:styleId="808">
     <w:name w:val="List Table 7 Colorful - Accent 2"/>
-    <w:basedOn w:val="675"/>
+    <w:basedOn w:val="892"/>
     <w:uiPriority w:val="99"/>
     <w:pPr>
       <w:pBdr/>
@@ -27414,11 +27333,11 @@
         <w:tblBorders/>
       </w:tblPr>
       <w:tcPr>
-        <w:shd w:color="ffffff"/>
+        <w:shd w:val="clear" w:color="ffffff"/>
         <w:tcBorders>
-          <w:top w:val="none"/>
-          <w:left w:val="none"/>
-          <w:bottom w:val="none"/>
+          <w:top w:val="none" w:color="000000" w:sz="4" w:space="0"/>
+          <w:left w:val="none" w:color="000000" w:sz="4" w:space="0"/>
+          <w:bottom w:val="none" w:color="000000" w:sz="4" w:space="0"/>
           <w:right w:val="single" w:color="000000" w:themeColor="accent2" w:themeTint="97" w:sz="4" w:space="0"/>
         </w:tcBorders>
       </w:tcPr>
@@ -27441,10 +27360,10 @@
       <w:tcPr>
         <w:shd w:val="clear" w:color="ffffff" w:themeColor="light1" w:fill="ffffff" w:themeFill="light1"/>
         <w:tcBorders>
-          <w:top w:val="none"/>
-          <w:left w:val="none"/>
+          <w:top w:val="none" w:color="000000" w:sz="4" w:space="0"/>
+          <w:left w:val="none" w:color="000000" w:sz="4" w:space="0"/>
           <w:bottom w:val="single" w:color="000000" w:themeColor="accent2" w:themeTint="97" w:sz="4" w:space="0"/>
-          <w:right w:val="none"/>
+          <w:right w:val="none" w:color="000000" w:sz="4" w:space="0"/>
         </w:tcBorders>
       </w:tcPr>
     </w:tblStylePr>
@@ -27464,12 +27383,12 @@
         <w:tblBorders/>
       </w:tblPr>
       <w:tcPr>
-        <w:shd w:color="ffffff"/>
+        <w:shd w:val="clear" w:color="ffffff"/>
         <w:tcBorders>
-          <w:top w:val="none"/>
+          <w:top w:val="none" w:color="000000" w:sz="4" w:space="0"/>
           <w:left w:val="single" w:color="000000" w:themeColor="accent2" w:themeTint="97" w:sz="4" w:space="0"/>
-          <w:bottom w:val="none"/>
-          <w:right w:val="none"/>
+          <w:bottom w:val="none" w:color="000000" w:sz="4" w:space="0"/>
+          <w:right w:val="none" w:color="000000" w:sz="4" w:space="0"/>
         </w:tcBorders>
       </w:tcPr>
     </w:tblStylePr>
@@ -27492,9 +27411,9 @@
         <w:shd w:val="clear" w:color="ffffff" w:themeColor="light1" w:fill="ffffff" w:themeFill="light1"/>
         <w:tcBorders>
           <w:top w:val="single" w:color="000000" w:themeColor="accent2" w:themeTint="97" w:sz="4" w:space="0"/>
-          <w:left w:val="none"/>
-          <w:bottom w:val="none"/>
-          <w:right w:val="none"/>
+          <w:left w:val="none" w:color="000000" w:sz="4" w:space="0"/>
+          <w:bottom w:val="none" w:color="000000" w:sz="4" w:space="0"/>
+          <w:right w:val="none" w:color="000000" w:sz="4" w:space="0"/>
         </w:tcBorders>
       </w:tcPr>
     </w:tblStylePr>
@@ -27569,9 +27488,9 @@
       </w:tcPr>
     </w:tblStylePr>
   </w:style>
-  <w:style w:type="table" w:styleId="113">
+  <w:style w:type="table" w:styleId="809">
     <w:name w:val="List Table 7 Colorful - Accent 3"/>
-    <w:basedOn w:val="675"/>
+    <w:basedOn w:val="892"/>
     <w:uiPriority w:val="99"/>
     <w:pPr>
       <w:pBdr/>
@@ -27670,11 +27589,11 @@
         <w:tblBorders/>
       </w:tblPr>
       <w:tcPr>
-        <w:shd w:color="ffffff"/>
+        <w:shd w:val="clear" w:color="ffffff"/>
         <w:tcBorders>
-          <w:top w:val="none"/>
-          <w:left w:val="none"/>
-          <w:bottom w:val="none"/>
+          <w:top w:val="none" w:color="000000" w:sz="4" w:space="0"/>
+          <w:left w:val="none" w:color="000000" w:sz="4" w:space="0"/>
+          <w:bottom w:val="none" w:color="000000" w:sz="4" w:space="0"/>
           <w:right w:val="single" w:color="000000" w:themeColor="accent3" w:themeTint="98" w:sz="4" w:space="0"/>
         </w:tcBorders>
       </w:tcPr>
@@ -27697,10 +27616,10 @@
       <w:tcPr>
         <w:shd w:val="clear" w:color="ffffff" w:themeColor="light1" w:fill="ffffff" w:themeFill="light1"/>
         <w:tcBorders>
-          <w:top w:val="none"/>
-          <w:left w:val="none"/>
+          <w:top w:val="none" w:color="000000" w:sz="4" w:space="0"/>
+          <w:left w:val="none" w:color="000000" w:sz="4" w:space="0"/>
           <w:bottom w:val="single" w:color="000000" w:themeColor="accent3" w:themeTint="98" w:sz="4" w:space="0"/>
-          <w:right w:val="none"/>
+          <w:right w:val="none" w:color="000000" w:sz="4" w:space="0"/>
         </w:tcBorders>
       </w:tcPr>
     </w:tblStylePr>
@@ -27720,12 +27639,12 @@
         <w:tblBorders/>
       </w:tblPr>
       <w:tcPr>
-        <w:shd w:color="ffffff"/>
+        <w:shd w:val="clear" w:color="ffffff"/>
         <w:tcBorders>
-          <w:top w:val="none"/>
+          <w:top w:val="none" w:color="000000" w:sz="4" w:space="0"/>
           <w:left w:val="single" w:color="000000" w:themeColor="accent3" w:themeTint="98" w:sz="4" w:space="0"/>
-          <w:bottom w:val="none"/>
-          <w:right w:val="none"/>
+          <w:bottom w:val="none" w:color="000000" w:sz="4" w:space="0"/>
+          <w:right w:val="none" w:color="000000" w:sz="4" w:space="0"/>
         </w:tcBorders>
       </w:tcPr>
     </w:tblStylePr>
@@ -27748,9 +27667,9 @@
         <w:shd w:val="clear" w:color="ffffff" w:themeColor="light1" w:fill="ffffff" w:themeFill="light1"/>
         <w:tcBorders>
           <w:top w:val="single" w:color="000000" w:themeColor="accent3" w:themeTint="98" w:sz="4" w:space="0"/>
-          <w:left w:val="none"/>
-          <w:bottom w:val="none"/>
-          <w:right w:val="none"/>
+          <w:left w:val="none" w:color="000000" w:sz="4" w:space="0"/>
+          <w:bottom w:val="none" w:color="000000" w:sz="4" w:space="0"/>
+          <w:right w:val="none" w:color="000000" w:sz="4" w:space="0"/>
         </w:tcBorders>
       </w:tcPr>
     </w:tblStylePr>
@@ -27825,9 +27744,9 @@
       </w:tcPr>
     </w:tblStylePr>
   </w:style>
-  <w:style w:type="table" w:styleId="114">
+  <w:style w:type="table" w:styleId="810">
     <w:name w:val="List Table 7 Colorful - Accent 4"/>
-    <w:basedOn w:val="675"/>
+    <w:basedOn w:val="892"/>
     <w:uiPriority w:val="99"/>
     <w:pPr>
       <w:pBdr/>
@@ -27926,11 +27845,11 @@
         <w:tblBorders/>
       </w:tblPr>
       <w:tcPr>
-        <w:shd w:color="ffffff"/>
+        <w:shd w:val="clear" w:color="ffffff"/>
         <w:tcBorders>
-          <w:top w:val="none"/>
-          <w:left w:val="none"/>
-          <w:bottom w:val="none"/>
+          <w:top w:val="none" w:color="000000" w:sz="4" w:space="0"/>
+          <w:left w:val="none" w:color="000000" w:sz="4" w:space="0"/>
+          <w:bottom w:val="none" w:color="000000" w:sz="4" w:space="0"/>
           <w:right w:val="single" w:color="000000" w:themeColor="accent4" w:themeTint="9A" w:sz="4" w:space="0"/>
         </w:tcBorders>
       </w:tcPr>
@@ -27953,10 +27872,10 @@
       <w:tcPr>
         <w:shd w:val="clear" w:color="ffffff" w:themeColor="light1" w:fill="ffffff" w:themeFill="light1"/>
         <w:tcBorders>
-          <w:top w:val="none"/>
-          <w:left w:val="none"/>
+          <w:top w:val="none" w:color="000000" w:sz="4" w:space="0"/>
+          <w:left w:val="none" w:color="000000" w:sz="4" w:space="0"/>
           <w:bottom w:val="single" w:color="000000" w:themeColor="accent4" w:themeTint="9A" w:sz="4" w:space="0"/>
-          <w:right w:val="none"/>
+          <w:right w:val="none" w:color="000000" w:sz="4" w:space="0"/>
         </w:tcBorders>
       </w:tcPr>
     </w:tblStylePr>
@@ -27976,12 +27895,12 @@
         <w:tblBorders/>
       </w:tblPr>
       <w:tcPr>
-        <w:shd w:color="ffffff"/>
+        <w:shd w:val="clear" w:color="ffffff"/>
         <w:tcBorders>
-          <w:top w:val="none"/>
+          <w:top w:val="none" w:color="000000" w:sz="4" w:space="0"/>
           <w:left w:val="single" w:color="000000" w:themeColor="accent4" w:themeTint="9A" w:sz="4" w:space="0"/>
-          <w:bottom w:val="none"/>
-          <w:right w:val="none"/>
+          <w:bottom w:val="none" w:color="000000" w:sz="4" w:space="0"/>
+          <w:right w:val="none" w:color="000000" w:sz="4" w:space="0"/>
         </w:tcBorders>
       </w:tcPr>
     </w:tblStylePr>
@@ -28004,9 +27923,9 @@
         <w:shd w:val="clear" w:color="ffffff" w:themeColor="light1" w:fill="ffffff" w:themeFill="light1"/>
         <w:tcBorders>
           <w:top w:val="single" w:color="000000" w:themeColor="accent4" w:themeTint="9A" w:sz="4" w:space="0"/>
-          <w:left w:val="none"/>
-          <w:bottom w:val="none"/>
-          <w:right w:val="none"/>
+          <w:left w:val="none" w:color="000000" w:sz="4" w:space="0"/>
+          <w:bottom w:val="none" w:color="000000" w:sz="4" w:space="0"/>
+          <w:right w:val="none" w:color="000000" w:sz="4" w:space="0"/>
         </w:tcBorders>
       </w:tcPr>
     </w:tblStylePr>
@@ -28081,9 +28000,9 @@
       </w:tcPr>
     </w:tblStylePr>
   </w:style>
-  <w:style w:type="table" w:styleId="115">
+  <w:style w:type="table" w:styleId="811">
     <w:name w:val="List Table 7 Colorful - Accent 5"/>
-    <w:basedOn w:val="675"/>
+    <w:basedOn w:val="892"/>
     <w:uiPriority w:val="99"/>
     <w:pPr>
       <w:pBdr/>
@@ -28182,11 +28101,11 @@
         <w:tblBorders/>
       </w:tblPr>
       <w:tcPr>
-        <w:shd w:color="ffffff"/>
+        <w:shd w:val="clear" w:color="ffffff"/>
         <w:tcBorders>
-          <w:top w:val="none"/>
-          <w:left w:val="none"/>
-          <w:bottom w:val="none"/>
+          <w:top w:val="none" w:color="000000" w:sz="4" w:space="0"/>
+          <w:left w:val="none" w:color="000000" w:sz="4" w:space="0"/>
+          <w:bottom w:val="none" w:color="000000" w:sz="4" w:space="0"/>
           <w:right w:val="single" w:color="000000" w:themeColor="accent5" w:themeTint="9A" w:sz="4" w:space="0"/>
         </w:tcBorders>
       </w:tcPr>
@@ -28209,10 +28128,10 @@
       <w:tcPr>
         <w:shd w:val="clear" w:color="ffffff" w:themeColor="light1" w:fill="ffffff" w:themeFill="light1"/>
         <w:tcBorders>
-          <w:top w:val="none"/>
-          <w:left w:val="none"/>
+          <w:top w:val="none" w:color="000000" w:sz="4" w:space="0"/>
+          <w:left w:val="none" w:color="000000" w:sz="4" w:space="0"/>
           <w:bottom w:val="single" w:color="000000" w:themeColor="accent5" w:themeTint="9A" w:sz="4" w:space="0"/>
-          <w:right w:val="none"/>
+          <w:right w:val="none" w:color="000000" w:sz="4" w:space="0"/>
         </w:tcBorders>
       </w:tcPr>
     </w:tblStylePr>
@@ -28232,12 +28151,12 @@
         <w:tblBorders/>
       </w:tblPr>
       <w:tcPr>
-        <w:shd w:color="ffffff"/>
+        <w:shd w:val="clear" w:color="ffffff"/>
         <w:tcBorders>
-          <w:top w:val="none"/>
+          <w:top w:val="none" w:color="000000" w:sz="4" w:space="0"/>
           <w:left w:val="single" w:color="000000" w:themeColor="accent5" w:themeTint="9A" w:sz="4" w:space="0"/>
-          <w:bottom w:val="none"/>
-          <w:right w:val="none"/>
+          <w:bottom w:val="none" w:color="000000" w:sz="4" w:space="0"/>
+          <w:right w:val="none" w:color="000000" w:sz="4" w:space="0"/>
         </w:tcBorders>
       </w:tcPr>
     </w:tblStylePr>
@@ -28260,9 +28179,9 @@
         <w:shd w:val="clear" w:color="ffffff" w:themeColor="light1" w:fill="ffffff" w:themeFill="light1"/>
         <w:tcBorders>
           <w:top w:val="single" w:color="000000" w:themeColor="accent5" w:themeTint="9A" w:sz="4" w:space="0"/>
-          <w:left w:val="none"/>
-          <w:bottom w:val="none"/>
-          <w:right w:val="none"/>
+          <w:left w:val="none" w:color="000000" w:sz="4" w:space="0"/>
+          <w:bottom w:val="none" w:color="000000" w:sz="4" w:space="0"/>
+          <w:right w:val="none" w:color="000000" w:sz="4" w:space="0"/>
         </w:tcBorders>
       </w:tcPr>
     </w:tblStylePr>
@@ -28337,9 +28256,9 @@
       </w:tcPr>
     </w:tblStylePr>
   </w:style>
-  <w:style w:type="table" w:styleId="116">
+  <w:style w:type="table" w:styleId="812">
     <w:name w:val="List Table 7 Colorful - Accent 6"/>
-    <w:basedOn w:val="675"/>
+    <w:basedOn w:val="892"/>
     <w:uiPriority w:val="99"/>
     <w:pPr>
       <w:pBdr/>
@@ -28438,11 +28357,11 @@
         <w:tblBorders/>
       </w:tblPr>
       <w:tcPr>
-        <w:shd w:color="ffffff"/>
+        <w:shd w:val="clear" w:color="ffffff"/>
         <w:tcBorders>
-          <w:top w:val="none"/>
-          <w:left w:val="none"/>
-          <w:bottom w:val="none"/>
+          <w:top w:val="none" w:color="000000" w:sz="4" w:space="0"/>
+          <w:left w:val="none" w:color="000000" w:sz="4" w:space="0"/>
+          <w:bottom w:val="none" w:color="000000" w:sz="4" w:space="0"/>
           <w:right w:val="single" w:color="000000" w:themeColor="accent6" w:themeTint="98" w:sz="4" w:space="0"/>
         </w:tcBorders>
       </w:tcPr>
@@ -28465,10 +28384,10 @@
       <w:tcPr>
         <w:shd w:val="clear" w:color="ffffff" w:themeColor="light1" w:fill="ffffff" w:themeFill="light1"/>
         <w:tcBorders>
-          <w:top w:val="none"/>
-          <w:left w:val="none"/>
+          <w:top w:val="none" w:color="000000" w:sz="4" w:space="0"/>
+          <w:left w:val="none" w:color="000000" w:sz="4" w:space="0"/>
           <w:bottom w:val="single" w:color="000000" w:themeColor="accent6" w:themeTint="98" w:sz="4" w:space="0"/>
-          <w:right w:val="none"/>
+          <w:right w:val="none" w:color="000000" w:sz="4" w:space="0"/>
         </w:tcBorders>
       </w:tcPr>
     </w:tblStylePr>
@@ -28488,12 +28407,12 @@
         <w:tblBorders/>
       </w:tblPr>
       <w:tcPr>
-        <w:shd w:color="ffffff"/>
+        <w:shd w:val="clear" w:color="ffffff"/>
         <w:tcBorders>
-          <w:top w:val="none"/>
+          <w:top w:val="none" w:color="000000" w:sz="4" w:space="0"/>
           <w:left w:val="single" w:color="000000" w:themeColor="accent6" w:themeTint="98" w:sz="4" w:space="0"/>
-          <w:bottom w:val="none"/>
-          <w:right w:val="none"/>
+          <w:bottom w:val="none" w:color="000000" w:sz="4" w:space="0"/>
+          <w:right w:val="none" w:color="000000" w:sz="4" w:space="0"/>
         </w:tcBorders>
       </w:tcPr>
     </w:tblStylePr>
@@ -28516,9 +28435,9 @@
         <w:shd w:val="clear" w:color="ffffff" w:themeColor="light1" w:fill="ffffff" w:themeFill="light1"/>
         <w:tcBorders>
           <w:top w:val="single" w:color="000000" w:themeColor="accent6" w:themeTint="98" w:sz="4" w:space="0"/>
-          <w:left w:val="none"/>
-          <w:bottom w:val="none"/>
-          <w:right w:val="none"/>
+          <w:left w:val="none" w:color="000000" w:sz="4" w:space="0"/>
+          <w:bottom w:val="none" w:color="000000" w:sz="4" w:space="0"/>
+          <w:right w:val="none" w:color="000000" w:sz="4" w:space="0"/>
         </w:tcBorders>
       </w:tcPr>
     </w:tblStylePr>
@@ -28593,9 +28512,9 @@
       </w:tcPr>
     </w:tblStylePr>
   </w:style>
-  <w:style w:type="table" w:styleId="117">
+  <w:style w:type="table" w:styleId="813">
     <w:name w:val="Lined - Accent"/>
-    <w:basedOn w:val="675"/>
+    <w:basedOn w:val="892"/>
     <w:uiPriority w:val="99"/>
     <w:pPr>
       <w:pBdr/>
@@ -28830,9 +28749,9 @@
       </w:tcPr>
     </w:tblStylePr>
   </w:style>
-  <w:style w:type="table" w:styleId="118">
+  <w:style w:type="table" w:styleId="814">
     <w:name w:val="Lined - Accent 1"/>
-    <w:basedOn w:val="675"/>
+    <w:basedOn w:val="892"/>
     <w:uiPriority w:val="99"/>
     <w:pPr>
       <w:pBdr/>
@@ -29067,9 +28986,9 @@
       </w:tcPr>
     </w:tblStylePr>
   </w:style>
-  <w:style w:type="table" w:styleId="119">
+  <w:style w:type="table" w:styleId="815">
     <w:name w:val="Lined - Accent 2"/>
-    <w:basedOn w:val="675"/>
+    <w:basedOn w:val="892"/>
     <w:uiPriority w:val="99"/>
     <w:pPr>
       <w:pBdr/>
@@ -29304,9 +29223,9 @@
       </w:tcPr>
     </w:tblStylePr>
   </w:style>
-  <w:style w:type="table" w:styleId="120">
+  <w:style w:type="table" w:styleId="816">
     <w:name w:val="Lined - Accent 3"/>
-    <w:basedOn w:val="675"/>
+    <w:basedOn w:val="892"/>
     <w:uiPriority w:val="99"/>
     <w:pPr>
       <w:pBdr/>
@@ -29541,9 +29460,9 @@
       </w:tcPr>
     </w:tblStylePr>
   </w:style>
-  <w:style w:type="table" w:styleId="121">
+  <w:style w:type="table" w:styleId="817">
     <w:name w:val="Lined - Accent 4"/>
-    <w:basedOn w:val="675"/>
+    <w:basedOn w:val="892"/>
     <w:uiPriority w:val="99"/>
     <w:pPr>
       <w:pBdr/>
@@ -29778,9 +29697,9 @@
       </w:tcPr>
     </w:tblStylePr>
   </w:style>
-  <w:style w:type="table" w:styleId="122">
+  <w:style w:type="table" w:styleId="818">
     <w:name w:val="Lined - Accent 5"/>
-    <w:basedOn w:val="675"/>
+    <w:basedOn w:val="892"/>
     <w:uiPriority w:val="99"/>
     <w:pPr>
       <w:pBdr/>
@@ -30015,9 +29934,9 @@
       </w:tcPr>
     </w:tblStylePr>
   </w:style>
-  <w:style w:type="table" w:styleId="123">
+  <w:style w:type="table" w:styleId="819">
     <w:name w:val="Lined - Accent 6"/>
-    <w:basedOn w:val="675"/>
+    <w:basedOn w:val="892"/>
     <w:uiPriority w:val="99"/>
     <w:pPr>
       <w:pBdr/>
@@ -30252,9 +30171,9 @@
       </w:tcPr>
     </w:tblStylePr>
   </w:style>
-  <w:style w:type="table" w:styleId="124">
+  <w:style w:type="table" w:styleId="820">
     <w:name w:val="Bordered &amp; Lined - Accent"/>
-    <w:basedOn w:val="675"/>
+    <w:basedOn w:val="892"/>
     <w:uiPriority w:val="99"/>
     <w:pPr>
       <w:pBdr/>
@@ -30496,9 +30415,9 @@
       </w:tcPr>
     </w:tblStylePr>
   </w:style>
-  <w:style w:type="table" w:styleId="125">
+  <w:style w:type="table" w:styleId="821">
     <w:name w:val="Bordered &amp; Lined - Accent 1"/>
-    <w:basedOn w:val="675"/>
+    <w:basedOn w:val="892"/>
     <w:uiPriority w:val="99"/>
     <w:pPr>
       <w:pBdr/>
@@ -30740,9 +30659,9 @@
       </w:tcPr>
     </w:tblStylePr>
   </w:style>
-  <w:style w:type="table" w:styleId="126">
+  <w:style w:type="table" w:styleId="822">
     <w:name w:val="Bordered &amp; Lined - Accent 2"/>
-    <w:basedOn w:val="675"/>
+    <w:basedOn w:val="892"/>
     <w:uiPriority w:val="99"/>
     <w:pPr>
       <w:pBdr/>
@@ -30984,9 +30903,9 @@
       </w:tcPr>
     </w:tblStylePr>
   </w:style>
-  <w:style w:type="table" w:styleId="127">
+  <w:style w:type="table" w:styleId="823">
     <w:name w:val="Bordered &amp; Lined - Accent 3"/>
-    <w:basedOn w:val="675"/>
+    <w:basedOn w:val="892"/>
     <w:uiPriority w:val="99"/>
     <w:pPr>
       <w:pBdr/>
@@ -31228,9 +31147,9 @@
       </w:tcPr>
     </w:tblStylePr>
   </w:style>
-  <w:style w:type="table" w:styleId="128">
+  <w:style w:type="table" w:styleId="824">
     <w:name w:val="Bordered &amp; Lined - Accent 4"/>
-    <w:basedOn w:val="675"/>
+    <w:basedOn w:val="892"/>
     <w:uiPriority w:val="99"/>
     <w:pPr>
       <w:pBdr/>
@@ -31472,9 +31391,9 @@
       </w:tcPr>
     </w:tblStylePr>
   </w:style>
-  <w:style w:type="table" w:styleId="129">
+  <w:style w:type="table" w:styleId="825">
     <w:name w:val="Bordered &amp; Lined - Accent 5"/>
-    <w:basedOn w:val="675"/>
+    <w:basedOn w:val="892"/>
     <w:uiPriority w:val="99"/>
     <w:pPr>
       <w:pBdr/>
@@ -31716,9 +31635,9 @@
       </w:tcPr>
     </w:tblStylePr>
   </w:style>
-  <w:style w:type="table" w:styleId="130">
+  <w:style w:type="table" w:styleId="826">
     <w:name w:val="Bordered &amp; Lined - Accent 6"/>
-    <w:basedOn w:val="675"/>
+    <w:basedOn w:val="892"/>
     <w:uiPriority w:val="99"/>
     <w:pPr>
       <w:pBdr/>
@@ -31960,9 +31879,9 @@
       </w:tcPr>
     </w:tblStylePr>
   </w:style>
-  <w:style w:type="table" w:styleId="131">
+  <w:style w:type="table" w:styleId="827">
     <w:name w:val="Bordered"/>
-    <w:basedOn w:val="675"/>
+    <w:basedOn w:val="892"/>
     <w:uiPriority w:val="99"/>
     <w:pPr>
       <w:pBdr/>
@@ -32191,9 +32110,9 @@
       </w:tcPr>
     </w:tblStylePr>
   </w:style>
-  <w:style w:type="table" w:styleId="132">
+  <w:style w:type="table" w:styleId="828">
     <w:name w:val="Bordered - Accent 1"/>
-    <w:basedOn w:val="675"/>
+    <w:basedOn w:val="892"/>
     <w:uiPriority w:val="99"/>
     <w:pPr>
       <w:pBdr/>
@@ -32422,9 +32341,9 @@
       </w:tcPr>
     </w:tblStylePr>
   </w:style>
-  <w:style w:type="table" w:styleId="133">
+  <w:style w:type="table" w:styleId="829">
     <w:name w:val="Bordered - Accent 2"/>
-    <w:basedOn w:val="675"/>
+    <w:basedOn w:val="892"/>
     <w:uiPriority w:val="99"/>
     <w:pPr>
       <w:pBdr/>
@@ -32653,9 +32572,9 @@
       </w:tcPr>
     </w:tblStylePr>
   </w:style>
-  <w:style w:type="table" w:styleId="134">
+  <w:style w:type="table" w:styleId="830">
     <w:name w:val="Bordered - Accent 3"/>
-    <w:basedOn w:val="675"/>
+    <w:basedOn w:val="892"/>
     <w:uiPriority w:val="99"/>
     <w:pPr>
       <w:pBdr/>
@@ -32884,9 +32803,9 @@
       </w:tcPr>
     </w:tblStylePr>
   </w:style>
-  <w:style w:type="table" w:styleId="135">
+  <w:style w:type="table" w:styleId="831">
     <w:name w:val="Bordered - Accent 4"/>
-    <w:basedOn w:val="675"/>
+    <w:basedOn w:val="892"/>
     <w:uiPriority w:val="99"/>
     <w:pPr>
       <w:pBdr/>
@@ -33115,9 +33034,9 @@
       </w:tcPr>
     </w:tblStylePr>
   </w:style>
-  <w:style w:type="table" w:styleId="136">
+  <w:style w:type="table" w:styleId="832">
     <w:name w:val="Bordered - Accent 5"/>
-    <w:basedOn w:val="675"/>
+    <w:basedOn w:val="892"/>
     <w:uiPriority w:val="99"/>
     <w:pPr>
       <w:pBdr/>
@@ -33346,9 +33265,9 @@
       </w:tcPr>
     </w:tblStylePr>
   </w:style>
-  <w:style w:type="table" w:styleId="137">
+  <w:style w:type="table" w:styleId="833">
     <w:name w:val="Bordered - Accent 6"/>
-    <w:basedOn w:val="675"/>
+    <w:basedOn w:val="892"/>
     <w:uiPriority w:val="99"/>
     <w:pPr>
       <w:pBdr/>
@@ -33577,11 +33496,11 @@
       </w:tcPr>
     </w:tblStylePr>
   </w:style>
-  <w:style w:type="paragraph" w:styleId="140">
+  <w:style w:type="paragraph" w:styleId="834">
     <w:name w:val="Heading 2"/>
-    <w:basedOn w:val="672"/>
-    <w:next w:val="672"/>
-    <w:link w:val="151"/>
+    <w:basedOn w:val="889"/>
+    <w:next w:val="889"/>
+    <w:link w:val="843"/>
     <w:uiPriority w:val="9"/>
     <w:unhideWhenUsed/>
     <w:qFormat/>
@@ -33600,11 +33519,11 @@
       <w:szCs w:val="32"/>
     </w:rPr>
   </w:style>
-  <w:style w:type="paragraph" w:styleId="141">
+  <w:style w:type="paragraph" w:styleId="835">
     <w:name w:val="Heading 3"/>
-    <w:basedOn w:val="672"/>
-    <w:next w:val="672"/>
-    <w:link w:val="152"/>
+    <w:basedOn w:val="889"/>
+    <w:next w:val="889"/>
+    <w:link w:val="844"/>
     <w:uiPriority w:val="9"/>
     <w:unhideWhenUsed/>
     <w:qFormat/>
@@ -33623,11 +33542,11 @@
       <w:szCs w:val="28"/>
     </w:rPr>
   </w:style>
-  <w:style w:type="paragraph" w:styleId="142">
+  <w:style w:type="paragraph" w:styleId="836">
     <w:name w:val="Heading 4"/>
-    <w:basedOn w:val="672"/>
-    <w:next w:val="672"/>
-    <w:link w:val="153"/>
+    <w:basedOn w:val="889"/>
+    <w:next w:val="889"/>
+    <w:link w:val="845"/>
     <w:uiPriority w:val="9"/>
     <w:unhideWhenUsed/>
     <w:qFormat/>
@@ -33646,11 +33565,11 @@
       <w:color w:val="0f4761" w:themeColor="accent1" w:themeShade="BF"/>
     </w:rPr>
   </w:style>
-  <w:style w:type="paragraph" w:styleId="143">
+  <w:style w:type="paragraph" w:styleId="837">
     <w:name w:val="Heading 5"/>
-    <w:basedOn w:val="672"/>
-    <w:next w:val="672"/>
-    <w:link w:val="154"/>
+    <w:basedOn w:val="889"/>
+    <w:next w:val="889"/>
+    <w:link w:val="846"/>
     <w:uiPriority w:val="9"/>
     <w:unhideWhenUsed/>
     <w:qFormat/>
@@ -33667,11 +33586,11 @@
       <w:color w:val="0f4761" w:themeColor="accent1" w:themeShade="BF"/>
     </w:rPr>
   </w:style>
-  <w:style w:type="paragraph" w:styleId="144">
+  <w:style w:type="paragraph" w:styleId="838">
     <w:name w:val="Heading 6"/>
-    <w:basedOn w:val="672"/>
-    <w:next w:val="672"/>
-    <w:link w:val="155"/>
+    <w:basedOn w:val="889"/>
+    <w:next w:val="889"/>
+    <w:link w:val="847"/>
     <w:uiPriority w:val="9"/>
     <w:unhideWhenUsed/>
     <w:qFormat/>
@@ -33690,11 +33609,11 @@
       <w:color w:val="595959" w:themeColor="text1" w:themeTint="A6"/>
     </w:rPr>
   </w:style>
-  <w:style w:type="paragraph" w:styleId="145">
+  <w:style w:type="paragraph" w:styleId="839">
     <w:name w:val="Heading 7"/>
-    <w:basedOn w:val="672"/>
-    <w:next w:val="672"/>
-    <w:link w:val="156"/>
+    <w:basedOn w:val="889"/>
+    <w:next w:val="889"/>
+    <w:link w:val="848"/>
     <w:uiPriority w:val="9"/>
     <w:unhideWhenUsed/>
     <w:qFormat/>
@@ -33711,11 +33630,11 @@
       <w:color w:val="595959" w:themeColor="text1" w:themeTint="A6"/>
     </w:rPr>
   </w:style>
-  <w:style w:type="paragraph" w:styleId="146">
+  <w:style w:type="paragraph" w:styleId="840">
     <w:name w:val="Heading 8"/>
-    <w:basedOn w:val="672"/>
-    <w:next w:val="672"/>
-    <w:link w:val="157"/>
+    <w:basedOn w:val="889"/>
+    <w:next w:val="889"/>
+    <w:link w:val="849"/>
     <w:uiPriority w:val="9"/>
     <w:unhideWhenUsed/>
     <w:qFormat/>
@@ -33734,11 +33653,11 @@
       <w:color w:val="272727" w:themeColor="text1" w:themeTint="D8"/>
     </w:rPr>
   </w:style>
-  <w:style w:type="paragraph" w:styleId="147">
+  <w:style w:type="paragraph" w:styleId="841">
     <w:name w:val="Heading 9"/>
-    <w:basedOn w:val="672"/>
-    <w:next w:val="672"/>
-    <w:link w:val="158"/>
+    <w:basedOn w:val="889"/>
+    <w:next w:val="889"/>
+    <w:link w:val="850"/>
     <w:uiPriority w:val="9"/>
     <w:unhideWhenUsed/>
     <w:qFormat/>
@@ -33757,10 +33676,10 @@
       <w:color w:val="272727" w:themeColor="text1" w:themeTint="D8"/>
     </w:rPr>
   </w:style>
-  <w:style w:type="character" w:styleId="150">
+  <w:style w:type="character" w:styleId="842">
     <w:name w:val="Heading 1 Char"/>
-    <w:basedOn w:val="674"/>
-    <w:link w:val="673"/>
+    <w:basedOn w:val="891"/>
+    <w:link w:val="890"/>
     <w:uiPriority w:val="9"/>
     <w:pPr>
       <w:pBdr/>
@@ -33774,10 +33693,10 @@
       <w:szCs w:val="40"/>
     </w:rPr>
   </w:style>
-  <w:style w:type="character" w:styleId="151">
+  <w:style w:type="character" w:styleId="843">
     <w:name w:val="Heading 2 Char"/>
-    <w:basedOn w:val="674"/>
-    <w:link w:val="140"/>
+    <w:basedOn w:val="891"/>
+    <w:link w:val="834"/>
     <w:uiPriority w:val="9"/>
     <w:pPr>
       <w:pBdr/>
@@ -33791,10 +33710,10 @@
       <w:szCs w:val="32"/>
     </w:rPr>
   </w:style>
-  <w:style w:type="character" w:styleId="152">
+  <w:style w:type="character" w:styleId="844">
     <w:name w:val="Heading 3 Char"/>
-    <w:basedOn w:val="674"/>
-    <w:link w:val="141"/>
+    <w:basedOn w:val="891"/>
+    <w:link w:val="835"/>
     <w:uiPriority w:val="9"/>
     <w:pPr>
       <w:pBdr/>
@@ -33808,10 +33727,10 @@
       <w:szCs w:val="28"/>
     </w:rPr>
   </w:style>
-  <w:style w:type="character" w:styleId="153">
+  <w:style w:type="character" w:styleId="845">
     <w:name w:val="Heading 4 Char"/>
-    <w:basedOn w:val="674"/>
-    <w:link w:val="142"/>
+    <w:basedOn w:val="891"/>
+    <w:link w:val="836"/>
     <w:uiPriority w:val="9"/>
     <w:pPr>
       <w:pBdr/>
@@ -33825,10 +33744,10 @@
       <w:color w:val="0f4761" w:themeColor="accent1" w:themeShade="BF"/>
     </w:rPr>
   </w:style>
-  <w:style w:type="character" w:styleId="154">
+  <w:style w:type="character" w:styleId="846">
     <w:name w:val="Heading 5 Char"/>
-    <w:basedOn w:val="674"/>
-    <w:link w:val="143"/>
+    <w:basedOn w:val="891"/>
+    <w:link w:val="837"/>
     <w:uiPriority w:val="9"/>
     <w:pPr>
       <w:pBdr/>
@@ -33840,10 +33759,10 @@
       <w:color w:val="0f4761" w:themeColor="accent1" w:themeShade="BF"/>
     </w:rPr>
   </w:style>
-  <w:style w:type="character" w:styleId="155">
+  <w:style w:type="character" w:styleId="847">
     <w:name w:val="Heading 6 Char"/>
-    <w:basedOn w:val="674"/>
-    <w:link w:val="144"/>
+    <w:basedOn w:val="891"/>
+    <w:link w:val="838"/>
     <w:uiPriority w:val="9"/>
     <w:pPr>
       <w:pBdr/>
@@ -33857,10 +33776,10 @@
       <w:color w:val="595959" w:themeColor="text1" w:themeTint="A6"/>
     </w:rPr>
   </w:style>
-  <w:style w:type="character" w:styleId="156">
+  <w:style w:type="character" w:styleId="848">
     <w:name w:val="Heading 7 Char"/>
-    <w:basedOn w:val="674"/>
-    <w:link w:val="145"/>
+    <w:basedOn w:val="891"/>
+    <w:link w:val="839"/>
     <w:uiPriority w:val="9"/>
     <w:pPr>
       <w:pBdr/>
@@ -33872,10 +33791,10 @@
       <w:color w:val="595959" w:themeColor="text1" w:themeTint="A6"/>
     </w:rPr>
   </w:style>
-  <w:style w:type="character" w:styleId="157">
+  <w:style w:type="character" w:styleId="849">
     <w:name w:val="Heading 8 Char"/>
-    <w:basedOn w:val="674"/>
-    <w:link w:val="146"/>
+    <w:basedOn w:val="891"/>
+    <w:link w:val="840"/>
     <w:uiPriority w:val="9"/>
     <w:pPr>
       <w:pBdr/>
@@ -33889,10 +33808,10 @@
       <w:color w:val="272727" w:themeColor="text1" w:themeTint="D8"/>
     </w:rPr>
   </w:style>
-  <w:style w:type="character" w:styleId="158">
+  <w:style w:type="character" w:styleId="850">
     <w:name w:val="Heading 9 Char"/>
-    <w:basedOn w:val="674"/>
-    <w:link w:val="147"/>
+    <w:basedOn w:val="891"/>
+    <w:link w:val="841"/>
     <w:uiPriority w:val="9"/>
     <w:pPr>
       <w:pBdr/>
@@ -33906,10 +33825,10 @@
       <w:color w:val="272727" w:themeColor="text1" w:themeTint="D8"/>
     </w:rPr>
   </w:style>
-  <w:style w:type="character" w:styleId="160">
+  <w:style w:type="character" w:styleId="851">
     <w:name w:val="Title Char"/>
-    <w:basedOn w:val="674"/>
-    <w:link w:val="679"/>
+    <w:basedOn w:val="891"/>
+    <w:link w:val="896"/>
     <w:uiPriority w:val="10"/>
     <w:pPr>
       <w:pBdr/>
@@ -33923,11 +33842,11 @@
       <w:szCs w:val="56"/>
     </w:rPr>
   </w:style>
-  <w:style w:type="paragraph" w:styleId="161">
+  <w:style w:type="paragraph" w:styleId="852">
     <w:name w:val="Subtitle"/>
-    <w:basedOn w:val="672"/>
-    <w:next w:val="672"/>
-    <w:link w:val="162"/>
+    <w:basedOn w:val="889"/>
+    <w:next w:val="889"/>
+    <w:link w:val="853"/>
     <w:uiPriority w:val="11"/>
     <w:qFormat/>
     <w:pPr>
@@ -33945,10 +33864,10 @@
       <w:szCs w:val="28"/>
     </w:rPr>
   </w:style>
-  <w:style w:type="character" w:styleId="162">
+  <w:style w:type="character" w:styleId="853">
     <w:name w:val="Subtitle Char"/>
-    <w:basedOn w:val="674"/>
-    <w:link w:val="161"/>
+    <w:basedOn w:val="891"/>
+    <w:link w:val="852"/>
     <w:uiPriority w:val="11"/>
     <w:pPr>
       <w:pBdr/>
@@ -33962,11 +33881,11 @@
       <w:szCs w:val="28"/>
     </w:rPr>
   </w:style>
-  <w:style w:type="paragraph" w:styleId="163">
+  <w:style w:type="paragraph" w:styleId="854">
     <w:name w:val="Quote"/>
-    <w:basedOn w:val="672"/>
-    <w:next w:val="672"/>
-    <w:link w:val="164"/>
+    <w:basedOn w:val="889"/>
+    <w:next w:val="889"/>
+    <w:link w:val="855"/>
     <w:uiPriority w:val="29"/>
     <w:qFormat/>
     <w:pPr>
@@ -33981,10 +33900,10 @@
       <w:color w:val="404040" w:themeColor="text1" w:themeTint="BF"/>
     </w:rPr>
   </w:style>
-  <w:style w:type="character" w:styleId="164">
+  <w:style w:type="character" w:styleId="855">
     <w:name w:val="Quote Char"/>
-    <w:basedOn w:val="674"/>
-    <w:link w:val="163"/>
+    <w:basedOn w:val="891"/>
+    <w:link w:val="854"/>
     <w:uiPriority w:val="29"/>
     <w:pPr>
       <w:pBdr/>
@@ -33997,9 +33916,9 @@
       <w:color w:val="404040" w:themeColor="text1" w:themeTint="BF"/>
     </w:rPr>
   </w:style>
-  <w:style w:type="character" w:styleId="166">
+  <w:style w:type="character" w:styleId="856">
     <w:name w:val="Intense Emphasis"/>
-    <w:basedOn w:val="674"/>
+    <w:basedOn w:val="891"/>
     <w:uiPriority w:val="21"/>
     <w:qFormat/>
     <w:pPr>
@@ -34013,11 +33932,11 @@
       <w:color w:val="0f4761" w:themeColor="accent1" w:themeShade="BF"/>
     </w:rPr>
   </w:style>
-  <w:style w:type="paragraph" w:styleId="167">
+  <w:style w:type="paragraph" w:styleId="857">
     <w:name w:val="Intense Quote"/>
-    <w:basedOn w:val="672"/>
-    <w:next w:val="672"/>
-    <w:link w:val="168"/>
+    <w:basedOn w:val="889"/>
+    <w:next w:val="889"/>
+    <w:link w:val="858"/>
     <w:uiPriority w:val="30"/>
     <w:qFormat/>
     <w:pPr>
@@ -34035,10 +33954,10 @@
       <w:color w:val="0f4761" w:themeColor="accent1" w:themeShade="BF"/>
     </w:rPr>
   </w:style>
-  <w:style w:type="character" w:styleId="168">
+  <w:style w:type="character" w:styleId="858">
     <w:name w:val="Intense Quote Char"/>
-    <w:basedOn w:val="674"/>
-    <w:link w:val="167"/>
+    <w:basedOn w:val="891"/>
+    <w:link w:val="857"/>
     <w:uiPriority w:val="30"/>
     <w:pPr>
       <w:pBdr/>
@@ -34051,9 +33970,9 @@
       <w:color w:val="0f4761" w:themeColor="accent1" w:themeShade="BF"/>
     </w:rPr>
   </w:style>
-  <w:style w:type="character" w:styleId="169">
+  <w:style w:type="character" w:styleId="859">
     <w:name w:val="Intense Reference"/>
-    <w:basedOn w:val="674"/>
+    <w:basedOn w:val="891"/>
     <w:uiPriority w:val="32"/>
     <w:qFormat/>
     <w:pPr>
@@ -34069,9 +33988,9 @@
       <w:spacing w:val="5"/>
     </w:rPr>
   </w:style>
-  <w:style w:type="paragraph" w:styleId="170">
+  <w:style w:type="paragraph" w:styleId="860">
     <w:name w:val="No Spacing"/>
-    <w:basedOn w:val="672"/>
+    <w:basedOn w:val="889"/>
     <w:uiPriority w:val="1"/>
     <w:qFormat/>
     <w:pPr>
@@ -34080,9 +33999,9 @@
       <w:ind/>
     </w:pPr>
   </w:style>
-  <w:style w:type="character" w:styleId="171">
+  <w:style w:type="character" w:styleId="861">
     <w:name w:val="Subtle Emphasis"/>
-    <w:basedOn w:val="674"/>
+    <w:basedOn w:val="891"/>
     <w:uiPriority w:val="19"/>
     <w:qFormat/>
     <w:pPr>
@@ -34096,9 +34015,9 @@
       <w:color w:val="404040" w:themeColor="text1" w:themeTint="BF"/>
     </w:rPr>
   </w:style>
-  <w:style w:type="character" w:styleId="172">
+  <w:style w:type="character" w:styleId="862">
     <w:name w:val="Emphasis"/>
-    <w:basedOn w:val="674"/>
+    <w:basedOn w:val="891"/>
     <w:uiPriority w:val="20"/>
     <w:qFormat/>
     <w:pPr>
@@ -34111,9 +34030,9 @@
       <w:iCs/>
     </w:rPr>
   </w:style>
-  <w:style w:type="character" w:styleId="173">
+  <w:style w:type="character" w:styleId="863">
     <w:name w:val="Strong"/>
-    <w:basedOn w:val="674"/>
+    <w:basedOn w:val="891"/>
     <w:uiPriority w:val="22"/>
     <w:qFormat/>
     <w:pPr>
@@ -34126,9 +34045,9 @@
       <w:bCs/>
     </w:rPr>
   </w:style>
-  <w:style w:type="character" w:styleId="174">
+  <w:style w:type="character" w:styleId="864">
     <w:name w:val="Subtle Reference"/>
-    <w:basedOn w:val="674"/>
+    <w:basedOn w:val="891"/>
     <w:uiPriority w:val="31"/>
     <w:qFormat/>
     <w:pPr>
@@ -34141,9 +34060,9 @@
       <w:color w:val="5a5a5a" w:themeColor="text1" w:themeTint="A5"/>
     </w:rPr>
   </w:style>
-  <w:style w:type="character" w:styleId="175">
+  <w:style w:type="character" w:styleId="865">
     <w:name w:val="Book Title"/>
-    <w:basedOn w:val="674"/>
+    <w:basedOn w:val="891"/>
     <w:uiPriority w:val="33"/>
     <w:qFormat/>
     <w:pPr>
@@ -34159,10 +34078,10 @@
       <w:spacing w:val="5"/>
     </w:rPr>
   </w:style>
-  <w:style w:type="paragraph" w:styleId="176">
+  <w:style w:type="paragraph" w:styleId="866">
     <w:name w:val="Header"/>
-    <w:basedOn w:val="672"/>
-    <w:link w:val="177"/>
+    <w:basedOn w:val="889"/>
+    <w:link w:val="867"/>
     <w:uiPriority w:val="99"/>
     <w:unhideWhenUsed/>
     <w:pPr>
@@ -34175,10 +34094,10 @@
       <w:ind/>
     </w:pPr>
   </w:style>
-  <w:style w:type="character" w:styleId="177">
+  <w:style w:type="character" w:styleId="867">
     <w:name w:val="Header Char"/>
-    <w:basedOn w:val="674"/>
-    <w:link w:val="176"/>
+    <w:basedOn w:val="891"/>
+    <w:link w:val="866"/>
     <w:uiPriority w:val="99"/>
     <w:pPr>
       <w:pBdr/>
@@ -34186,10 +34105,10 @@
       <w:ind/>
     </w:pPr>
   </w:style>
-  <w:style w:type="paragraph" w:styleId="178">
+  <w:style w:type="paragraph" w:styleId="868">
     <w:name w:val="Footer"/>
-    <w:basedOn w:val="672"/>
-    <w:link w:val="179"/>
+    <w:basedOn w:val="889"/>
+    <w:link w:val="869"/>
     <w:uiPriority w:val="99"/>
     <w:unhideWhenUsed/>
     <w:pPr>
@@ -34202,10 +34121,10 @@
       <w:ind/>
     </w:pPr>
   </w:style>
-  <w:style w:type="character" w:styleId="179">
+  <w:style w:type="character" w:styleId="869">
     <w:name w:val="Footer Char"/>
-    <w:basedOn w:val="674"/>
-    <w:link w:val="178"/>
+    <w:basedOn w:val="891"/>
+    <w:link w:val="868"/>
     <w:uiPriority w:val="99"/>
     <w:pPr>
       <w:pBdr/>
@@ -34213,10 +34132,10 @@
       <w:ind/>
     </w:pPr>
   </w:style>
-  <w:style w:type="paragraph" w:styleId="180">
+  <w:style w:type="paragraph" w:styleId="870">
     <w:name w:val="Caption"/>
-    <w:basedOn w:val="672"/>
-    <w:next w:val="672"/>
+    <w:basedOn w:val="889"/>
+    <w:next w:val="889"/>
     <w:uiPriority w:val="35"/>
     <w:unhideWhenUsed/>
     <w:qFormat/>
@@ -34233,10 +34152,10 @@
       <w:szCs w:val="18"/>
     </w:rPr>
   </w:style>
-  <w:style w:type="paragraph" w:styleId="181">
+  <w:style w:type="paragraph" w:styleId="871">
     <w:name w:val="footnote text"/>
-    <w:basedOn w:val="672"/>
-    <w:link w:val="182"/>
+    <w:basedOn w:val="889"/>
+    <w:link w:val="872"/>
     <w:uiPriority w:val="99"/>
     <w:semiHidden/>
     <w:unhideWhenUsed/>
@@ -34250,10 +34169,10 @@
       <w:szCs w:val="20"/>
     </w:rPr>
   </w:style>
-  <w:style w:type="character" w:styleId="182">
+  <w:style w:type="character" w:styleId="872">
     <w:name w:val="Footnote Text Char"/>
-    <w:basedOn w:val="674"/>
-    <w:link w:val="181"/>
+    <w:basedOn w:val="891"/>
+    <w:link w:val="871"/>
     <w:uiPriority w:val="99"/>
     <w:semiHidden/>
     <w:pPr>
@@ -34266,9 +34185,9 @@
       <w:szCs w:val="20"/>
     </w:rPr>
   </w:style>
-  <w:style w:type="character" w:styleId="183">
+  <w:style w:type="character" w:styleId="873">
     <w:name w:val="footnote reference"/>
-    <w:basedOn w:val="674"/>
+    <w:basedOn w:val="891"/>
     <w:uiPriority w:val="99"/>
     <w:semiHidden/>
     <w:unhideWhenUsed/>
@@ -34281,10 +34200,10 @@
       <w:vertAlign w:val="superscript"/>
     </w:rPr>
   </w:style>
-  <w:style w:type="paragraph" w:styleId="184">
+  <w:style w:type="paragraph" w:styleId="874">
     <w:name w:val="endnote text"/>
-    <w:basedOn w:val="672"/>
-    <w:link w:val="185"/>
+    <w:basedOn w:val="889"/>
+    <w:link w:val="875"/>
     <w:uiPriority w:val="99"/>
     <w:semiHidden/>
     <w:unhideWhenUsed/>
@@ -34298,10 +34217,10 @@
       <w:szCs w:val="20"/>
     </w:rPr>
   </w:style>
-  <w:style w:type="character" w:styleId="185">
+  <w:style w:type="character" w:styleId="875">
     <w:name w:val="Endnote Text Char"/>
-    <w:basedOn w:val="674"/>
-    <w:link w:val="184"/>
+    <w:basedOn w:val="891"/>
+    <w:link w:val="874"/>
     <w:uiPriority w:val="99"/>
     <w:semiHidden/>
     <w:pPr>
@@ -34314,9 +34233,9 @@
       <w:szCs w:val="20"/>
     </w:rPr>
   </w:style>
-  <w:style w:type="character" w:styleId="186">
+  <w:style w:type="character" w:styleId="876">
     <w:name w:val="endnote reference"/>
-    <w:basedOn w:val="674"/>
+    <w:basedOn w:val="891"/>
     <w:uiPriority w:val="99"/>
     <w:semiHidden/>
     <w:unhideWhenUsed/>
@@ -34329,10 +34248,10 @@
       <w:vertAlign w:val="superscript"/>
     </w:rPr>
   </w:style>
-  <w:style w:type="paragraph" w:styleId="189">
+  <w:style w:type="paragraph" w:styleId="877">
     <w:name w:val="toc 1"/>
-    <w:basedOn w:val="672"/>
-    <w:next w:val="672"/>
+    <w:basedOn w:val="889"/>
+    <w:next w:val="889"/>
     <w:uiPriority w:val="39"/>
     <w:unhideWhenUsed/>
     <w:pPr>
@@ -34341,10 +34260,10 @@
       <w:ind/>
     </w:pPr>
   </w:style>
-  <w:style w:type="paragraph" w:styleId="190">
+  <w:style w:type="paragraph" w:styleId="878">
     <w:name w:val="toc 2"/>
-    <w:basedOn w:val="672"/>
-    <w:next w:val="672"/>
+    <w:basedOn w:val="889"/>
+    <w:next w:val="889"/>
     <w:uiPriority w:val="39"/>
     <w:unhideWhenUsed/>
     <w:pPr>
@@ -34353,10 +34272,10 @@
       <w:ind w:left="220"/>
     </w:pPr>
   </w:style>
-  <w:style w:type="paragraph" w:styleId="191">
+  <w:style w:type="paragraph" w:styleId="879">
     <w:name w:val="toc 3"/>
-    <w:basedOn w:val="672"/>
-    <w:next w:val="672"/>
+    <w:basedOn w:val="889"/>
+    <w:next w:val="889"/>
     <w:uiPriority w:val="39"/>
     <w:unhideWhenUsed/>
     <w:pPr>
@@ -34365,10 +34284,10 @@
       <w:ind w:left="440"/>
     </w:pPr>
   </w:style>
-  <w:style w:type="paragraph" w:styleId="192">
+  <w:style w:type="paragraph" w:styleId="880">
     <w:name w:val="toc 4"/>
-    <w:basedOn w:val="672"/>
-    <w:next w:val="672"/>
+    <w:basedOn w:val="889"/>
+    <w:next w:val="889"/>
     <w:uiPriority w:val="39"/>
     <w:unhideWhenUsed/>
     <w:pPr>
@@ -34377,10 +34296,10 @@
       <w:ind w:left="660"/>
     </w:pPr>
   </w:style>
-  <w:style w:type="paragraph" w:styleId="193">
+  <w:style w:type="paragraph" w:styleId="881">
     <w:name w:val="toc 5"/>
-    <w:basedOn w:val="672"/>
-    <w:next w:val="672"/>
+    <w:basedOn w:val="889"/>
+    <w:next w:val="889"/>
     <w:uiPriority w:val="39"/>
     <w:unhideWhenUsed/>
     <w:pPr>
@@ -34389,10 +34308,10 @@
       <w:ind w:left="880"/>
     </w:pPr>
   </w:style>
-  <w:style w:type="paragraph" w:styleId="194">
+  <w:style w:type="paragraph" w:styleId="882">
     <w:name w:val="toc 6"/>
-    <w:basedOn w:val="672"/>
-    <w:next w:val="672"/>
+    <w:basedOn w:val="889"/>
+    <w:next w:val="889"/>
     <w:uiPriority w:val="39"/>
     <w:unhideWhenUsed/>
     <w:pPr>
@@ -34401,10 +34320,10 @@
       <w:ind w:left="1100"/>
     </w:pPr>
   </w:style>
-  <w:style w:type="paragraph" w:styleId="195">
+  <w:style w:type="paragraph" w:styleId="883">
     <w:name w:val="toc 7"/>
-    <w:basedOn w:val="672"/>
-    <w:next w:val="672"/>
+    <w:basedOn w:val="889"/>
+    <w:next w:val="889"/>
     <w:uiPriority w:val="39"/>
     <w:unhideWhenUsed/>
     <w:pPr>
@@ -34413,10 +34332,10 @@
       <w:ind w:left="1320"/>
     </w:pPr>
   </w:style>
-  <w:style w:type="paragraph" w:styleId="196">
+  <w:style w:type="paragraph" w:styleId="884">
     <w:name w:val="toc 8"/>
-    <w:basedOn w:val="672"/>
-    <w:next w:val="672"/>
+    <w:basedOn w:val="889"/>
+    <w:next w:val="889"/>
     <w:uiPriority w:val="39"/>
     <w:unhideWhenUsed/>
     <w:pPr>
@@ -34425,10 +34344,10 @@
       <w:ind w:left="1540"/>
     </w:pPr>
   </w:style>
-  <w:style w:type="paragraph" w:styleId="197">
+  <w:style w:type="paragraph" w:styleId="885">
     <w:name w:val="toc 9"/>
-    <w:basedOn w:val="672"/>
-    <w:next w:val="672"/>
+    <w:basedOn w:val="889"/>
+    <w:next w:val="889"/>
     <w:uiPriority w:val="39"/>
     <w:unhideWhenUsed/>
     <w:pPr>
@@ -34437,9 +34356,9 @@
       <w:ind w:left="1760"/>
     </w:pPr>
   </w:style>
-  <w:style w:type="character" w:styleId="198">
+  <w:style w:type="character" w:styleId="886">
     <w:name w:val="Placeholder Text"/>
-    <w:basedOn w:val="674"/>
+    <w:basedOn w:val="891"/>
     <w:uiPriority w:val="99"/>
     <w:semiHidden/>
     <w:pPr>
@@ -34451,7 +34370,7 @@
       <w:color w:val="666666"/>
     </w:rPr>
   </w:style>
-  <w:style w:type="paragraph" w:styleId="208">
+  <w:style w:type="paragraph" w:styleId="887">
     <w:name w:val="TOC Heading"/>
     <w:uiPriority w:val="39"/>
     <w:unhideWhenUsed/>
@@ -34461,10 +34380,10 @@
       <w:ind/>
     </w:pPr>
   </w:style>
-  <w:style w:type="paragraph" w:styleId="209">
+  <w:style w:type="paragraph" w:styleId="888">
     <w:name w:val="table of figures"/>
-    <w:basedOn w:val="672"/>
-    <w:next w:val="672"/>
+    <w:basedOn w:val="889"/>
+    <w:next w:val="889"/>
     <w:uiPriority w:val="99"/>
     <w:unhideWhenUsed/>
     <w:pPr>
@@ -34473,7 +34392,7 @@
       <w:ind/>
     </w:pPr>
   </w:style>
-  <w:style w:type="paragraph" w:styleId="672" w:default="1">
+  <w:style w:type="paragraph" w:styleId="889" w:default="1">
     <w:name w:val="Normal"/>
     <w:qFormat/>
     <w:pPr>
@@ -34486,11 +34405,11 @@
       <w:lang w:val="ru-RU"/>
     </w:rPr>
   </w:style>
-  <w:style w:type="paragraph" w:styleId="673">
+  <w:style w:type="paragraph" w:styleId="890">
     <w:name w:val="Heading 1"/>
-    <w:basedOn w:val="672"/>
-    <w:next w:val="672"/>
-    <w:link w:val="682"/>
+    <w:basedOn w:val="889"/>
+    <w:next w:val="889"/>
+    <w:link w:val="899"/>
     <w:uiPriority w:val="9"/>
     <w:qFormat/>
     <w:pPr>
@@ -34508,7 +34427,7 @@
       <w:szCs w:val="32"/>
     </w:rPr>
   </w:style>
-  <w:style w:type="character" w:styleId="674" w:default="1">
+  <w:style w:type="character" w:styleId="891" w:default="1">
     <w:name w:val="Default Paragraph Font"/>
     <w:uiPriority w:val="1"/>
     <w:unhideWhenUsed/>
@@ -34518,7 +34437,7 @@
       <w:ind/>
     </w:pPr>
   </w:style>
-  <w:style w:type="table" w:styleId="675" w:default="1">
+  <w:style w:type="table" w:styleId="892" w:default="1">
     <w:name w:val="Normal Table"/>
     <w:uiPriority w:val="99"/>
     <w:semiHidden/>
@@ -34711,7 +34630,7 @@
       </w:tcPr>
     </w:tblStylePr>
   </w:style>
-  <w:style w:type="numbering" w:styleId="676" w:default="1">
+  <w:style w:type="numbering" w:styleId="893" w:default="1">
     <w:name w:val="No List"/>
     <w:uiPriority w:val="99"/>
     <w:semiHidden/>
@@ -34722,7 +34641,7 @@
       <w:ind/>
     </w:pPr>
   </w:style>
-  <w:style w:type="table" w:styleId="677" w:customStyle="1">
+  <w:style w:type="table" w:styleId="894" w:customStyle="1">
     <w:name w:val="Table Normal"/>
     <w:uiPriority w:val="2"/>
     <w:semiHidden/>
@@ -34916,10 +34835,10 @@
       </w:tcPr>
     </w:tblStylePr>
   </w:style>
-  <w:style w:type="paragraph" w:styleId="678">
+  <w:style w:type="paragraph" w:styleId="895">
     <w:name w:val="Body Text"/>
-    <w:basedOn w:val="672"/>
-    <w:link w:val="686"/>
+    <w:basedOn w:val="889"/>
+    <w:link w:val="903"/>
     <w:uiPriority w:val="1"/>
     <w:qFormat/>
     <w:pPr>
@@ -34932,9 +34851,9 @@
       <w:szCs w:val="28"/>
     </w:rPr>
   </w:style>
-  <w:style w:type="paragraph" w:styleId="679">
+  <w:style w:type="paragraph" w:styleId="896">
     <w:name w:val="Title"/>
-    <w:basedOn w:val="672"/>
+    <w:basedOn w:val="889"/>
     <w:uiPriority w:val="10"/>
     <w:qFormat/>
     <w:pPr>
@@ -34950,9 +34869,9 @@
       <w:szCs w:val="28"/>
     </w:rPr>
   </w:style>
-  <w:style w:type="paragraph" w:styleId="680">
+  <w:style w:type="paragraph" w:styleId="897">
     <w:name w:val="List Paragraph"/>
-    <w:basedOn w:val="672"/>
+    <w:basedOn w:val="889"/>
     <w:uiPriority w:val="1"/>
     <w:qFormat/>
     <w:pPr>
@@ -34961,9 +34880,9 @@
       <w:ind w:hanging="361" w:left="404"/>
     </w:pPr>
   </w:style>
-  <w:style w:type="paragraph" w:styleId="681" w:customStyle="1">
+  <w:style w:type="paragraph" w:styleId="898" w:customStyle="1">
     <w:name w:val="Table Paragraph"/>
-    <w:basedOn w:val="672"/>
+    <w:basedOn w:val="889"/>
     <w:uiPriority w:val="1"/>
     <w:qFormat/>
     <w:pPr>
@@ -34973,10 +34892,10 @@
       <w:jc w:val="center"/>
     </w:pPr>
   </w:style>
-  <w:style w:type="character" w:styleId="682" w:customStyle="1">
+  <w:style w:type="character" w:styleId="899" w:customStyle="1">
     <w:name w:val="Заголовок 1 Знак"/>
-    <w:basedOn w:val="674"/>
-    <w:link w:val="673"/>
+    <w:basedOn w:val="891"/>
+    <w:link w:val="890"/>
     <w:uiPriority w:val="9"/>
     <w:pPr>
       <w:pBdr/>
@@ -34991,9 +34910,9 @@
       <w:lang w:val="ru-RU"/>
     </w:rPr>
   </w:style>
-  <w:style w:type="character" w:styleId="683">
+  <w:style w:type="character" w:styleId="900">
     <w:name w:val="Hyperlink"/>
-    <w:basedOn w:val="674"/>
+    <w:basedOn w:val="891"/>
     <w:uiPriority w:val="99"/>
     <w:unhideWhenUsed/>
     <w:pPr>
@@ -35006,9 +34925,9 @@
       <w:u w:val="single"/>
     </w:rPr>
   </w:style>
-  <w:style w:type="character" w:styleId="684">
+  <w:style w:type="character" w:styleId="901">
     <w:name w:val="Unresolved Mention"/>
-    <w:basedOn w:val="674"/>
+    <w:basedOn w:val="891"/>
     <w:uiPriority w:val="99"/>
     <w:semiHidden/>
     <w:unhideWhenUsed/>
@@ -35022,9 +34941,9 @@
       <w:shd w:val="clear" w:color="auto" w:fill="e1dfdd"/>
     </w:rPr>
   </w:style>
-  <w:style w:type="character" w:styleId="685">
+  <w:style w:type="character" w:styleId="902">
     <w:name w:val="FollowedHyperlink"/>
-    <w:basedOn w:val="674"/>
+    <w:basedOn w:val="891"/>
     <w:uiPriority w:val="99"/>
     <w:semiHidden/>
     <w:unhideWhenUsed/>
@@ -35038,10 +34957,10 @@
       <w:u w:val="single"/>
     </w:rPr>
   </w:style>
-  <w:style w:type="character" w:styleId="686" w:customStyle="1">
+  <w:style w:type="character" w:styleId="903" w:customStyle="1">
     <w:name w:val="Основной текст Знак"/>
-    <w:basedOn w:val="674"/>
-    <w:link w:val="678"/>
+    <w:basedOn w:val="891"/>
+    <w:link w:val="895"/>
     <w:uiPriority w:val="1"/>
     <w:pPr>
       <w:pBdr/>
@@ -35055,9 +34974,9 @@
       <w:lang w:val="ru-RU"/>
     </w:rPr>
   </w:style>
-  <w:style w:type="table" w:styleId="687">
+  <w:style w:type="table" w:styleId="904">
     <w:name w:val="Table Grid"/>
-    <w:basedOn w:val="675"/>
+    <w:basedOn w:val="892"/>
     <w:uiPriority w:val="39"/>
     <w:pPr>
       <w:pBdr/>
@@ -35247,18 +35166,18 @@
       </w:tcPr>
     </w:tblStylePr>
   </w:style>
-  <w:style w:type="character" w:styleId="688" w:customStyle="1">
+  <w:style w:type="character" w:styleId="905" w:customStyle="1">
     <w:name w:val="katex-mathml"/>
-    <w:basedOn w:val="674"/>
+    <w:basedOn w:val="891"/>
     <w:pPr>
       <w:pBdr/>
       <w:spacing/>
       <w:ind/>
     </w:pPr>
   </w:style>
-  <w:style w:type="character" w:styleId="689" w:customStyle="1">
+  <w:style w:type="character" w:styleId="906" w:customStyle="1">
     <w:name w:val="mord"/>
-    <w:basedOn w:val="674"/>
+    <w:basedOn w:val="891"/>
     <w:pPr>
       <w:pBdr/>
       <w:spacing/>

--- a/report/Малов. Практика №2 ДЗ.docx
+++ b/report/Малов. Практика №2 ДЗ.docx
@@ -1322,14 +1322,36 @@
           <w:cols w:num="1" w:sep="0" w:space="720" w:equalWidth="1"/>
         </w:sectPr>
       </w:pPr>
+      <w:r/>
+      <w:r>
+        <w:rPr>
+          <w:sz w:val="20"/>
+        </w:rPr>
+      </w:r>
+    </w:p>
+    <w:p>
+      <w:pPr>
+        <w:pStyle w:val="725"/>
+        <w:pBdr/>
+        <w:spacing/>
+        <w:ind w:left="709"/>
+        <w:rPr>
+          <w:sz w:val="20"/>
+        </w:rPr>
+      </w:pPr>
+      <w:r>
+        <w:rPr>
+          <w:sz w:val="20"/>
+        </w:rPr>
+      </w:r>
       <w:r>
         <mc:AlternateContent>
           <mc:Choice Requires="wpg">
             <w:drawing>
               <wp:inline xmlns:wp="http://schemas.openxmlformats.org/drawingml/2006/wordprocessingDrawing" distT="0" distB="0" distL="0" distR="0">
-                <wp:extent cx="3905250" cy="2305050"/>
+                <wp:extent cx="4733925" cy="1676400"/>
                 <wp:effectExtent l="0" t="0" r="0" b="0"/>
-                <wp:docPr id="5" name="Изображение 4"/>
+                <wp:docPr id="5" name=""/>
                 <wp:cNvGraphicFramePr>
                   <a:graphicFrameLocks xmlns:a="http://schemas.openxmlformats.org/drawingml/2006/main" noChangeAspect="1"/>
                 </wp:cNvGraphicFramePr>
@@ -1337,7 +1359,7 @@
                   <a:graphicData uri="http://schemas.openxmlformats.org/drawingml/2006/picture">
                     <pic:pic xmlns:pic="http://schemas.openxmlformats.org/drawingml/2006/picture">
                       <pic:nvPicPr>
-                        <pic:cNvPr id="4" name="Изображение 4"/>
+                        <pic:cNvPr id="410986718" name=""/>
                         <pic:cNvPicPr>
                           <a:picLocks noChangeAspect="1"/>
                         </pic:cNvPicPr>
@@ -1350,7 +1372,7 @@
                       <pic:spPr bwMode="auto">
                         <a:xfrm>
                           <a:off x="0" y="0"/>
-                          <a:ext cx="3905249" cy="2305049"/>
+                          <a:ext cx="4733924" cy="1676399"/>
                         </a:xfrm>
                         <a:prstGeom prst="rect">
                           <a:avLst/>
@@ -1383,7 +1405,7 @@
                 <v:path o:extrusionok="f" gradientshapeok="t" o:connecttype="rect"/>
                 <o:lock v:ext="edit" aspectratio="t"/>
               </v:shapetype>
-              <v:shape id="_x0000_i4" o:spid="_x0000_s4" type="#_x0000_t75" style="width:307.50pt;height:181.50pt;mso-wrap-distance-left:0.00pt;mso-wrap-distance-top:0.00pt;mso-wrap-distance-right:0.00pt;mso-wrap-distance-bottom:0.00pt;z-index:1;" stroked="false">
+              <v:shape id="_x0000_i4" o:spid="_x0000_s4" type="#_x0000_t75" style="width:372.75pt;height:132.00pt;mso-wrap-distance-left:0.00pt;mso-wrap-distance-top:0.00pt;mso-wrap-distance-right:0.00pt;mso-wrap-distance-bottom:0.00pt;z-index:1;" stroked="false">
                 <v:imagedata r:id="rId13" o:title=""/>
                 <o:lock v:ext="edit" rotation="t"/>
               </v:shape>
@@ -1391,22 +1413,6 @@
           </mc:Fallback>
         </mc:AlternateContent>
       </w:r>
-      <w:r>
-        <w:rPr>
-          <w:sz w:val="20"/>
-        </w:rPr>
-      </w:r>
-    </w:p>
-    <w:p>
-      <w:pPr>
-        <w:pStyle w:val="725"/>
-        <w:pBdr/>
-        <w:spacing/>
-        <w:ind w:left="709"/>
-        <w:rPr>
-          <w:sz w:val="20"/>
-        </w:rPr>
-      </w:pPr>
       <w:r>
         <w:rPr>
           <w:sz w:val="20"/>
@@ -2663,7 +2669,19 @@
                 <w:sz w:val="30"/>
                 <w:szCs w:val="30"/>
               </w:rPr>
-              <w:t xml:space="preserve">193.00000000</w:t>
+            </w:r>
+            <w:r>
+              <w:rPr>
+                <w:sz w:val="30"/>
+                <w:szCs w:val="30"/>
+              </w:rPr>
+              <w:t xml:space="preserve">187.50000000</w:t>
+            </w:r>
+            <w:r>
+              <w:rPr>
+                <w:sz w:val="30"/>
+                <w:szCs w:val="30"/>
+              </w:rPr>
             </w:r>
             <w:r>
               <w:rPr>
@@ -2698,7 +2716,19 @@
                 <w:sz w:val="30"/>
                 <w:szCs w:val="30"/>
               </w:rPr>
-              <w:t xml:space="preserve">2.933333%</w:t>
+            </w:r>
+            <w:r>
+              <w:rPr>
+                <w:sz w:val="30"/>
+                <w:szCs w:val="30"/>
+              </w:rPr>
+              <w:t xml:space="preserve">0.000000%</w:t>
+            </w:r>
+            <w:r>
+              <w:rPr>
+                <w:sz w:val="30"/>
+                <w:szCs w:val="30"/>
+              </w:rPr>
             </w:r>
             <w:r>
               <w:rPr>
@@ -2771,7 +2801,19 @@
                 <w:sz w:val="30"/>
                 <w:szCs w:val="30"/>
               </w:rPr>
-              <w:t xml:space="preserve">198.50000000</w:t>
+            </w:r>
+            <w:r>
+              <w:rPr>
+                <w:sz w:val="30"/>
+                <w:szCs w:val="30"/>
+              </w:rPr>
+              <w:t xml:space="preserve">187.50000000</w:t>
+            </w:r>
+            <w:r>
+              <w:rPr>
+                <w:sz w:val="30"/>
+                <w:szCs w:val="30"/>
+              </w:rPr>
             </w:r>
             <w:r>
               <w:rPr>
@@ -2806,7 +2848,19 @@
                 <w:sz w:val="30"/>
                 <w:szCs w:val="30"/>
               </w:rPr>
-              <w:t xml:space="preserve">5.866667%</w:t>
+            </w:r>
+            <w:r>
+              <w:rPr>
+                <w:sz w:val="30"/>
+                <w:szCs w:val="30"/>
+              </w:rPr>
+              <w:t xml:space="preserve">0.000000%</w:t>
+            </w:r>
+            <w:r>
+              <w:rPr>
+                <w:sz w:val="30"/>
+                <w:szCs w:val="30"/>
+              </w:rPr>
             </w:r>
             <w:r>
               <w:rPr>
@@ -2880,7 +2934,19 @@
                 <w:sz w:val="30"/>
                 <w:szCs w:val="30"/>
               </w:rPr>
-              <w:t xml:space="preserve">188.60000000</w:t>
+            </w:r>
+            <w:r>
+              <w:rPr>
+                <w:sz w:val="30"/>
+                <w:szCs w:val="30"/>
+              </w:rPr>
+              <w:t xml:space="preserve">187.50000000</w:t>
+            </w:r>
+            <w:r>
+              <w:rPr>
+                <w:sz w:val="30"/>
+                <w:szCs w:val="30"/>
+              </w:rPr>
             </w:r>
             <w:r>
               <w:rPr>
@@ -2914,7 +2980,19 @@
                 <w:sz w:val="30"/>
                 <w:szCs w:val="30"/>
               </w:rPr>
-              <w:t xml:space="preserve">0.586667%</w:t>
+            </w:r>
+            <w:r>
+              <w:rPr>
+                <w:sz w:val="30"/>
+                <w:szCs w:val="30"/>
+              </w:rPr>
+              <w:t xml:space="preserve">0.000000%</w:t>
+            </w:r>
+            <w:r>
+              <w:rPr>
+                <w:sz w:val="30"/>
+                <w:szCs w:val="30"/>
+              </w:rPr>
             </w:r>
             <w:r>
               <w:rPr>
@@ -2986,7 +3064,19 @@
                 <w:sz w:val="30"/>
                 <w:szCs w:val="30"/>
               </w:rPr>
-              <w:t xml:space="preserve">187.61000000</w:t>
+            </w:r>
+            <w:r>
+              <w:rPr>
+                <w:sz w:val="30"/>
+                <w:szCs w:val="30"/>
+              </w:rPr>
+              <w:t xml:space="preserve">187.50000000</w:t>
+            </w:r>
+            <w:r>
+              <w:rPr>
+                <w:sz w:val="30"/>
+                <w:szCs w:val="30"/>
+              </w:rPr>
             </w:r>
             <w:r>
               <w:rPr>
@@ -3020,7 +3110,19 @@
                 <w:sz w:val="30"/>
                 <w:szCs w:val="30"/>
               </w:rPr>
-              <w:t xml:space="preserve">0.058667%</w:t>
+            </w:r>
+            <w:r>
+              <w:rPr>
+                <w:sz w:val="30"/>
+                <w:szCs w:val="30"/>
+              </w:rPr>
+              <w:t xml:space="preserve">0.000000%</w:t>
+            </w:r>
+            <w:r>
+              <w:rPr>
+                <w:sz w:val="30"/>
+                <w:szCs w:val="30"/>
+              </w:rPr>
             </w:r>
             <w:r>
               <w:rPr>
@@ -3093,7 +3195,19 @@
                 <w:sz w:val="30"/>
                 <w:szCs w:val="30"/>
               </w:rPr>
-              <w:t xml:space="preserve">187.51100000</w:t>
+            </w:r>
+            <w:r>
+              <w:rPr>
+                <w:sz w:val="30"/>
+                <w:szCs w:val="30"/>
+              </w:rPr>
+              <w:t xml:space="preserve">187.50000000</w:t>
+            </w:r>
+            <w:r>
+              <w:rPr>
+                <w:sz w:val="30"/>
+                <w:szCs w:val="30"/>
+              </w:rPr>
             </w:r>
             <w:r>
               <w:rPr>
@@ -3128,7 +3242,19 @@
                 <w:sz w:val="30"/>
                 <w:szCs w:val="30"/>
               </w:rPr>
-              <w:t xml:space="preserve">0.005867%</w:t>
+            </w:r>
+            <w:r>
+              <w:rPr>
+                <w:sz w:val="30"/>
+                <w:szCs w:val="30"/>
+              </w:rPr>
+              <w:t xml:space="preserve">0.000000%</w:t>
+            </w:r>
+            <w:r>
+              <w:rPr>
+                <w:sz w:val="30"/>
+                <w:szCs w:val="30"/>
+              </w:rPr>
             </w:r>
             <w:r>
               <w:rPr>
@@ -3203,7 +3329,19 @@
                 <w:sz w:val="30"/>
                 <w:szCs w:val="30"/>
               </w:rPr>
-              <w:t xml:space="preserve">187.50110000</w:t>
+            </w:r>
+            <w:r>
+              <w:rPr>
+                <w:sz w:val="30"/>
+                <w:szCs w:val="30"/>
+              </w:rPr>
+              <w:t xml:space="preserve">187.50000000</w:t>
+            </w:r>
+            <w:r>
+              <w:rPr>
+                <w:sz w:val="30"/>
+                <w:szCs w:val="30"/>
+              </w:rPr>
             </w:r>
             <w:r>
               <w:rPr>
@@ -3238,7 +3376,19 @@
                 <w:sz w:val="30"/>
                 <w:szCs w:val="30"/>
               </w:rPr>
-              <w:t xml:space="preserve">0.000587%</w:t>
+            </w:r>
+            <w:r>
+              <w:rPr>
+                <w:sz w:val="30"/>
+                <w:szCs w:val="30"/>
+              </w:rPr>
+              <w:t xml:space="preserve">0.000000%</w:t>
+            </w:r>
+            <w:r>
+              <w:rPr>
+                <w:sz w:val="30"/>
+                <w:szCs w:val="30"/>
+              </w:rPr>
             </w:r>
             <w:r>
               <w:rPr>
@@ -3312,7 +3462,19 @@
                 <w:sz w:val="30"/>
                 <w:szCs w:val="30"/>
               </w:rPr>
-              <w:t xml:space="preserve">187.50011000 </w:t>
+            </w:r>
+            <w:r>
+              <w:rPr>
+                <w:sz w:val="30"/>
+                <w:szCs w:val="30"/>
+              </w:rPr>
+              <w:t xml:space="preserve">187.50000000</w:t>
+            </w:r>
+            <w:r>
+              <w:rPr>
+                <w:sz w:val="30"/>
+                <w:szCs w:val="30"/>
+              </w:rPr>
             </w:r>
             <w:r>
               <w:rPr>
@@ -3346,7 +3508,19 @@
                 <w:sz w:val="30"/>
                 <w:szCs w:val="30"/>
               </w:rPr>
-              <w:t xml:space="preserve">0.000059%</w:t>
+            </w:r>
+            <w:r>
+              <w:rPr>
+                <w:sz w:val="30"/>
+                <w:szCs w:val="30"/>
+              </w:rPr>
+              <w:t xml:space="preserve">0.000000%</w:t>
+            </w:r>
+            <w:r>
+              <w:rPr>
+                <w:sz w:val="30"/>
+                <w:szCs w:val="30"/>
+              </w:rPr>
             </w:r>
             <w:r>
               <w:rPr>
@@ -3396,6 +3570,7 @@
           <w14:ligatures w14:val="none"/>
         </w:rPr>
       </w:pPr>
+      <w:r/>
       <w:r>
         <w:t xml:space="preserve">При </w:t>
       </w:r>
@@ -3443,8 +3618,9 @@
         </m:sSup>
       </m:oMath>
       <w:r>
-        <w:t xml:space="preserve"> дальнейшее увеличение числа разбиений не имеет смысла. В ходе испытаний стопроцентного приближения к действительному значению достигнуто не было (погрешность в таблице 1 ненулевая), однако получаемый результат и так очевиден.</w:t>
+        <w:t xml:space="preserve"> дальнейшее увеличение числа разбиений не имеет смысла. Полное совпадение с точным значением получено уже на первом же тесте, так как используемый метод даёт абсолютно точный результат для данной функции.</w:t>
       </w:r>
+      <w:r/>
       <w:r/>
     </w:p>
     <w:p>
